--- a/00-首页/题组Word/阶段测试卷/综合模拟卷I.docx
+++ b/00-首页/题组Word/阶段测试卷/综合模拟卷I.docx
@@ -196,10 +196,8 @@
       <w:r>
         <w:rPr>
           <w:rFonts w:hint="eastAsia" w:ascii="Times New Roman" w:hAnsi="Times New Roman" w:eastAsia="FangSong" w:cs="Times New Roman"/>
-          <w:b/>
-          <w:bCs/>
-        </w:rPr>
-        <w:t xml:space="preserve">题源</w:t>
+        </w:rPr>
+        <w:t>来源</w:t>
       </w:r>
       <w:r>
         <w:rPr>
@@ -211,54 +209,6 @@
         <w:rPr>
           <w:rFonts w:hint="eastAsia" w:ascii="Times New Roman" w:hAnsi="Times New Roman" w:eastAsia="FangSong" w:cs="Times New Roman"/>
         </w:rPr>
-        <w:t>题</w:t>
-      </w:r>
-      <w:r>
-        <w:rPr>
-          <w:rFonts w:hint="eastAsia" w:ascii="Times New Roman" w:hAnsi="Times New Roman" w:eastAsia="Times New Roman" w:cs="Times New Roman"/>
-        </w:rPr>
-        <w:t>-027</w:t>
-      </w:r>
-      <w:r>
-        <w:rPr>
-          <w:rFonts w:hint="eastAsia" w:ascii="Times New Roman" w:hAnsi="Times New Roman" w:eastAsia="FangSong" w:cs="Times New Roman"/>
-        </w:rPr>
-        <w:t>决</w:t>
-      </w:r>
-      <w:r>
-        <w:rPr>
-          <w:rFonts w:hint="eastAsia" w:ascii="Times New Roman" w:hAnsi="Times New Roman" w:eastAsia="Times New Roman" w:cs="Times New Roman"/>
-        </w:rPr>
-        <w:t>-7-</w:t>
-      </w:r>
-      <w:r>
-        <w:rPr>
-          <w:rFonts w:hint="eastAsia" w:ascii="Times New Roman" w:hAnsi="Times New Roman" w:eastAsia="FangSong" w:cs="Times New Roman"/>
-        </w:rPr>
-        <w:t>酸碱催化动力学</w:t>
-      </w:r>
-      <w:r>
-        <w:rPr>
-          <w:rFonts w:ascii="Times New Roman" w:hAnsi="Times New Roman" w:eastAsia="Times New Roman" w:cs="Times New Roman"/>
-        </w:rPr>
-        <w:t xml:space="preserve"> </w:t>
-      </w:r>
-      <w:r>
-        <w:rPr>
-          <w:rFonts w:hint="eastAsia" w:ascii="Times New Roman" w:hAnsi="Times New Roman" w:eastAsia="Times New Roman" w:cs="Times New Roman"/>
-        </w:rPr>
-        <w:t xml:space="preserve">｜</w:t>
-      </w:r>
-      <w:r>
-        <w:rPr>
-          <w:rFonts w:ascii="Times New Roman" w:hAnsi="Times New Roman" w:eastAsia="Times New Roman" w:cs="Times New Roman"/>
-        </w:rPr>
-        <w:t xml:space="preserve"> </w:t>
-      </w:r>
-      <w:r>
-        <w:rPr>
-          <w:rFonts w:hint="eastAsia" w:ascii="Times New Roman" w:hAnsi="Times New Roman" w:eastAsia="FangSong" w:cs="Times New Roman"/>
-        </w:rPr>
         <w:t>第</w:t>
       </w:r>
       <w:r>
@@ -271,85 +221,7 @@
         <w:rPr>
           <w:rFonts w:hint="eastAsia" w:ascii="Times New Roman" w:hAnsi="Times New Roman" w:eastAsia="FangSong" w:cs="Times New Roman"/>
         </w:rPr>
-        <w:t>届中国化学奥林匹克</w:t>
-      </w:r>
-      <w:r>
-        <w:rPr>
-          <w:rFonts w:hint="eastAsia" w:ascii="Times New Roman" w:hAnsi="Times New Roman" w:eastAsia="Times New Roman" w:cs="Times New Roman"/>
-        </w:rPr>
-        <w:t>（</w:t>
-      </w:r>
-      <w:r>
-        <w:rPr>
-          <w:rFonts w:hint="eastAsia" w:ascii="Times New Roman" w:hAnsi="Times New Roman" w:eastAsia="FangSong" w:cs="Times New Roman"/>
-        </w:rPr>
-        <w:t>决赛</w:t>
-      </w:r>
-      <w:r>
-        <w:rPr>
-          <w:rFonts w:hint="eastAsia" w:ascii="Times New Roman" w:hAnsi="Times New Roman" w:eastAsia="Times New Roman" w:cs="Times New Roman"/>
-        </w:rPr>
-        <w:t>）</w:t>
-      </w:r>
-      <w:r>
-        <w:rPr>
-          <w:rFonts w:hint="eastAsia" w:ascii="Times New Roman" w:hAnsi="Times New Roman" w:eastAsia="FangSong" w:cs="Times New Roman"/>
-        </w:rPr>
-        <w:t>第</w:t>
-      </w:r>
-      <w:r>
-        <w:rPr>
-          <w:rFonts w:hint="eastAsia" w:ascii="Times New Roman" w:hAnsi="Times New Roman" w:eastAsia="Times New Roman" w:cs="Times New Roman"/>
-        </w:rPr>
-        <w:t>7</w:t>
-      </w:r>
-      <w:r>
-        <w:rPr>
-          <w:rFonts w:hint="eastAsia" w:ascii="Times New Roman" w:hAnsi="Times New Roman" w:eastAsia="FangSong" w:cs="Times New Roman"/>
-        </w:rPr>
-        <w:t>题</w:t>
-      </w:r>
-      <w:r>
-        <w:rPr>
-          <w:rFonts w:ascii="Times New Roman" w:hAnsi="Times New Roman" w:eastAsia="Times New Roman" w:cs="Times New Roman"/>
-        </w:rPr>
-        <w:t xml:space="preserve"> </w:t>
-      </w:r>
-      <w:r>
-        <w:rPr>
-          <w:rFonts w:hint="eastAsia" w:ascii="Times New Roman" w:hAnsi="Times New Roman" w:eastAsia="Times New Roman" w:cs="Times New Roman"/>
-        </w:rPr>
-        <w:t xml:space="preserve">｜</w:t>
-      </w:r>
-      <w:r>
-        <w:rPr>
-          <w:rFonts w:ascii="Times New Roman" w:hAnsi="Times New Roman" w:eastAsia="Times New Roman" w:cs="Times New Roman"/>
-        </w:rPr>
-        <w:t xml:space="preserve"> </w:t>
-      </w:r>
-      <w:r>
-        <w:rPr>
-          <w:rFonts w:hint="eastAsia" w:ascii="Times New Roman" w:hAnsi="Times New Roman" w:eastAsia="Times New Roman" w:cs="Times New Roman"/>
-        </w:rPr>
-        <w:t xml:space="preserve">（d3，3</w:t>
-      </w:r>
-      <w:r>
-        <w:rPr>
-          <w:rFonts w:ascii="Times New Roman" w:hAnsi="Times New Roman" w:eastAsia="Times New Roman" w:cs="Times New Roman"/>
-        </w:rPr>
-        <w:t xml:space="preserve"> </w:t>
-      </w:r>
-      <w:r>
-        <w:rPr>
-          <w:rFonts w:hint="eastAsia" w:ascii="Times New Roman" w:hAnsi="Times New Roman" w:eastAsia="FangSong" w:cs="Times New Roman"/>
-        </w:rPr>
-        <w:t>分</w:t>
-      </w:r>
-      <w:r>
-        <w:rPr>
-          <w:rFonts w:hint="eastAsia" w:ascii="Times New Roman" w:hAnsi="Times New Roman" w:eastAsia="Times New Roman" w:cs="Times New Roman"/>
-        </w:rPr>
-        <w:t>）</w:t>
+        <w:t>届决赛</w:t>
       </w:r>
     </w:p>
     <w:bookmarkEnd w:id="10"/>
@@ -1071,10 +943,8 @@
       <w:r>
         <w:rPr>
           <w:rFonts w:hint="eastAsia" w:ascii="Times New Roman" w:hAnsi="Times New Roman" w:eastAsia="FangSong" w:cs="Times New Roman"/>
-          <w:b/>
-          <w:bCs/>
-        </w:rPr>
-        <w:t xml:space="preserve">题源</w:t>
+        </w:rPr>
+        <w:t>来源</w:t>
       </w:r>
       <w:r>
         <w:rPr>
@@ -1086,157 +956,7 @@
         <w:rPr>
           <w:rFonts w:hint="eastAsia" w:ascii="Times New Roman" w:hAnsi="Times New Roman" w:eastAsia="FangSong" w:cs="Times New Roman"/>
         </w:rPr>
-        <w:t>题</w:t>
-      </w:r>
-      <w:r>
-        <w:rPr>
-          <w:rFonts w:hint="eastAsia" w:ascii="Times New Roman" w:hAnsi="Times New Roman" w:eastAsia="Times New Roman" w:cs="Times New Roman"/>
-        </w:rPr>
-        <w:t>-1172-</w:t>
-      </w:r>
-      <w:r>
-        <w:rPr>
-          <w:rFonts w:hint="eastAsia" w:ascii="Times New Roman" w:hAnsi="Times New Roman" w:eastAsia="FangSong" w:cs="Times New Roman"/>
-        </w:rPr>
-        <w:t>二分册</w:t>
-      </w:r>
-      <w:r>
-        <w:rPr>
-          <w:rFonts w:hint="eastAsia" w:ascii="Times New Roman" w:hAnsi="Times New Roman" w:eastAsia="Times New Roman" w:cs="Times New Roman"/>
-        </w:rPr>
-        <w:t>-</w:t>
-      </w:r>
-      <w:r>
-        <w:rPr>
-          <w:rFonts w:hint="eastAsia" w:ascii="Times New Roman" w:hAnsi="Times New Roman" w:eastAsia="FangSong" w:cs="Times New Roman"/>
-        </w:rPr>
-        <w:t>测</w:t>
-      </w:r>
-      <w:r>
-        <w:rPr>
-          <w:rFonts w:hint="eastAsia" w:ascii="Times New Roman" w:hAnsi="Times New Roman" w:eastAsia="Times New Roman" w:cs="Times New Roman"/>
-        </w:rPr>
-        <w:t>1-7-</w:t>
-      </w:r>
-      <w:r>
-        <w:rPr>
-          <w:rFonts w:hint="eastAsia" w:ascii="Times New Roman" w:hAnsi="Times New Roman" w:eastAsia="FangSong" w:cs="Times New Roman"/>
-        </w:rPr>
-        <w:t>锌锰干电池与湿法回收</w:t>
-      </w:r>
-      <w:r>
-        <w:rPr>
-          <w:rFonts w:ascii="Times New Roman" w:hAnsi="Times New Roman" w:eastAsia="Times New Roman" w:cs="Times New Roman"/>
-        </w:rPr>
-        <w:t xml:space="preserve"> </w:t>
-      </w:r>
-      <w:r>
-        <w:rPr>
-          <w:rFonts w:hint="eastAsia" w:ascii="Times New Roman" w:hAnsi="Times New Roman" w:eastAsia="Times New Roman" w:cs="Times New Roman"/>
-        </w:rPr>
-        <w:t xml:space="preserve">｜</w:t>
-      </w:r>
-      <w:r>
-        <w:rPr>
-          <w:rFonts w:ascii="Times New Roman" w:hAnsi="Times New Roman" w:eastAsia="Times New Roman" w:cs="Times New Roman"/>
-        </w:rPr>
-        <w:t xml:space="preserve"> </w:t>
-      </w:r>
-      <w:r>
-        <w:rPr>
-          <w:rFonts w:hint="eastAsia" w:ascii="Times New Roman" w:hAnsi="Times New Roman" w:eastAsia="FangSong" w:cs="Times New Roman"/>
-        </w:rPr>
         <w:t>高中化学竞赛教程第二分册</w:t>
-      </w:r>
-      <w:r>
-        <w:rPr>
-          <w:rFonts w:hint="eastAsia" w:ascii="Times New Roman" w:hAnsi="Times New Roman" w:eastAsia="Times New Roman" w:cs="Times New Roman"/>
-        </w:rPr>
-        <w:t>·</w:t>
-      </w:r>
-      <w:r>
-        <w:rPr>
-          <w:rFonts w:hint="eastAsia" w:ascii="Times New Roman" w:hAnsi="Times New Roman" w:eastAsia="FangSong" w:cs="Times New Roman"/>
-        </w:rPr>
-        <w:t>书末测试题一</w:t>
-      </w:r>
-      <w:r>
-        <w:rPr>
-          <w:rFonts w:hint="eastAsia" w:ascii="Times New Roman" w:hAnsi="Times New Roman" w:eastAsia="Times New Roman" w:cs="Times New Roman"/>
-        </w:rPr>
-        <w:t>·</w:t>
-      </w:r>
-      <w:r>
-        <w:rPr>
-          <w:rFonts w:hint="eastAsia" w:ascii="Times New Roman" w:hAnsi="Times New Roman" w:eastAsia="FangSong" w:cs="Times New Roman"/>
-        </w:rPr>
-        <w:t>二</w:t>
-      </w:r>
-      <w:r>
-        <w:rPr>
-          <w:rFonts w:hint="eastAsia" w:ascii="Times New Roman" w:hAnsi="Times New Roman" w:eastAsia="Times New Roman" w:cs="Times New Roman"/>
-        </w:rPr>
-        <w:t>、</w:t>
-      </w:r>
-      <w:r>
-        <w:rPr>
-          <w:rFonts w:hint="eastAsia" w:ascii="Times New Roman" w:hAnsi="Times New Roman" w:eastAsia="FangSong" w:cs="Times New Roman"/>
-        </w:rPr>
-        <w:t>第</w:t>
-      </w:r>
-      <w:r>
-        <w:rPr>
-          <w:rFonts w:hint="eastAsia" w:ascii="Times New Roman" w:hAnsi="Times New Roman" w:eastAsia="Times New Roman" w:cs="Times New Roman"/>
-        </w:rPr>
-        <w:t>7</w:t>
-      </w:r>
-      <w:r>
-        <w:rPr>
-          <w:rFonts w:hint="eastAsia" w:ascii="Times New Roman" w:hAnsi="Times New Roman" w:eastAsia="FangSong" w:cs="Times New Roman"/>
-        </w:rPr>
-        <w:t>题</w:t>
-      </w:r>
-      <w:r>
-        <w:rPr>
-          <w:rFonts w:ascii="Times New Roman" w:hAnsi="Times New Roman" w:eastAsia="Times New Roman" w:cs="Times New Roman"/>
-        </w:rPr>
-        <w:t xml:space="preserve"> </w:t>
-      </w:r>
-      <w:r>
-        <w:rPr>
-          <w:rFonts w:hint="eastAsia" w:ascii="Times New Roman" w:hAnsi="Times New Roman" w:eastAsia="Times New Roman" w:cs="Times New Roman"/>
-        </w:rPr>
-        <w:t xml:space="preserve">｜</w:t>
-      </w:r>
-      <w:r>
-        <w:rPr>
-          <w:rFonts w:ascii="Times New Roman" w:hAnsi="Times New Roman" w:eastAsia="Times New Roman" w:cs="Times New Roman"/>
-        </w:rPr>
-        <w:t xml:space="preserve"> </w:t>
-      </w:r>
-      <w:r>
-        <w:rPr>
-          <w:rFonts w:hint="eastAsia" w:ascii="Times New Roman" w:hAnsi="Times New Roman" w:eastAsia="Times New Roman" w:cs="Times New Roman"/>
-        </w:rPr>
-        <w:t xml:space="preserve">（d4，4</w:t>
-      </w:r>
-      <w:r>
-        <w:rPr>
-          <w:rFonts w:ascii="Times New Roman" w:hAnsi="Times New Roman" w:eastAsia="Times New Roman" w:cs="Times New Roman"/>
-        </w:rPr>
-        <w:t xml:space="preserve"> </w:t>
-      </w:r>
-      <w:r>
-        <w:rPr>
-          <w:rFonts w:hint="eastAsia" w:ascii="Times New Roman" w:hAnsi="Times New Roman" w:eastAsia="FangSong" w:cs="Times New Roman"/>
-        </w:rPr>
-        <w:t>分</w:t>
-      </w:r>
-      <w:r>
-        <w:rPr>
-          <w:rFonts w:hint="eastAsia" w:ascii="Times New Roman" w:hAnsi="Times New Roman" w:eastAsia="Times New Roman" w:cs="Times New Roman"/>
-        </w:rPr>
-        <w:t>）</w:t>
       </w:r>
     </w:p>
     <w:p>
@@ -2258,10 +1978,8 @@
       <w:r>
         <w:rPr>
           <w:rFonts w:hint="eastAsia" w:ascii="Times New Roman" w:hAnsi="Times New Roman" w:eastAsia="FangSong" w:cs="Times New Roman"/>
-          <w:b/>
-          <w:bCs/>
-        </w:rPr>
-        <w:t xml:space="preserve">题源</w:t>
+        </w:rPr>
+        <w:t>来源</w:t>
       </w:r>
       <w:r>
         <w:rPr>
@@ -2273,157 +1991,7 @@
         <w:rPr>
           <w:rFonts w:hint="eastAsia" w:ascii="Times New Roman" w:hAnsi="Times New Roman" w:eastAsia="FangSong" w:cs="Times New Roman"/>
         </w:rPr>
-        <w:t>题</w:t>
-      </w:r>
-      <w:r>
-        <w:rPr>
-          <w:rFonts w:hint="eastAsia" w:ascii="Times New Roman" w:hAnsi="Times New Roman" w:eastAsia="Times New Roman" w:cs="Times New Roman"/>
-        </w:rPr>
-        <w:t>-1189-</w:t>
-      </w:r>
-      <w:r>
-        <w:rPr>
-          <w:rFonts w:hint="eastAsia" w:ascii="Times New Roman" w:hAnsi="Times New Roman" w:eastAsia="FangSong" w:cs="Times New Roman"/>
-        </w:rPr>
-        <w:t>二分册</w:t>
-      </w:r>
-      <w:r>
-        <w:rPr>
-          <w:rFonts w:hint="eastAsia" w:ascii="Times New Roman" w:hAnsi="Times New Roman" w:eastAsia="Times New Roman" w:cs="Times New Roman"/>
-        </w:rPr>
-        <w:t>-</w:t>
-      </w:r>
-      <w:r>
-        <w:rPr>
-          <w:rFonts w:hint="eastAsia" w:ascii="Times New Roman" w:hAnsi="Times New Roman" w:eastAsia="FangSong" w:cs="Times New Roman"/>
-        </w:rPr>
-        <w:t>测</w:t>
-      </w:r>
-      <w:r>
-        <w:rPr>
-          <w:rFonts w:hint="eastAsia" w:ascii="Times New Roman" w:hAnsi="Times New Roman" w:eastAsia="Times New Roman" w:cs="Times New Roman"/>
-        </w:rPr>
-        <w:t>2-9-</w:t>
-      </w:r>
-      <w:r>
-        <w:rPr>
-          <w:rFonts w:hint="eastAsia" w:ascii="Times New Roman" w:hAnsi="Times New Roman" w:eastAsia="FangSong" w:cs="Times New Roman"/>
-        </w:rPr>
-        <w:t>心脏起搏器生物电池</w:t>
-      </w:r>
-      <w:r>
-        <w:rPr>
-          <w:rFonts w:ascii="Times New Roman" w:hAnsi="Times New Roman" w:eastAsia="Times New Roman" w:cs="Times New Roman"/>
-        </w:rPr>
-        <w:t xml:space="preserve"> </w:t>
-      </w:r>
-      <w:r>
-        <w:rPr>
-          <w:rFonts w:hint="eastAsia" w:ascii="Times New Roman" w:hAnsi="Times New Roman" w:eastAsia="Times New Roman" w:cs="Times New Roman"/>
-        </w:rPr>
-        <w:t xml:space="preserve">｜</w:t>
-      </w:r>
-      <w:r>
-        <w:rPr>
-          <w:rFonts w:ascii="Times New Roman" w:hAnsi="Times New Roman" w:eastAsia="Times New Roman" w:cs="Times New Roman"/>
-        </w:rPr>
-        <w:t xml:space="preserve"> </w:t>
-      </w:r>
-      <w:r>
-        <w:rPr>
-          <w:rFonts w:hint="eastAsia" w:ascii="Times New Roman" w:hAnsi="Times New Roman" w:eastAsia="FangSong" w:cs="Times New Roman"/>
-        </w:rPr>
         <w:t>高中化学竞赛教程第二分册</w:t>
-      </w:r>
-      <w:r>
-        <w:rPr>
-          <w:rFonts w:hint="eastAsia" w:ascii="Times New Roman" w:hAnsi="Times New Roman" w:eastAsia="Times New Roman" w:cs="Times New Roman"/>
-        </w:rPr>
-        <w:t>·</w:t>
-      </w:r>
-      <w:r>
-        <w:rPr>
-          <w:rFonts w:hint="eastAsia" w:ascii="Times New Roman" w:hAnsi="Times New Roman" w:eastAsia="FangSong" w:cs="Times New Roman"/>
-        </w:rPr>
-        <w:t>书末测试题二</w:t>
-      </w:r>
-      <w:r>
-        <w:rPr>
-          <w:rFonts w:hint="eastAsia" w:ascii="Times New Roman" w:hAnsi="Times New Roman" w:eastAsia="Times New Roman" w:cs="Times New Roman"/>
-        </w:rPr>
-        <w:t>·</w:t>
-      </w:r>
-      <w:r>
-        <w:rPr>
-          <w:rFonts w:hint="eastAsia" w:ascii="Times New Roman" w:hAnsi="Times New Roman" w:eastAsia="FangSong" w:cs="Times New Roman"/>
-        </w:rPr>
-        <w:t>三</w:t>
-      </w:r>
-      <w:r>
-        <w:rPr>
-          <w:rFonts w:hint="eastAsia" w:ascii="Times New Roman" w:hAnsi="Times New Roman" w:eastAsia="Times New Roman" w:cs="Times New Roman"/>
-        </w:rPr>
-        <w:t>、</w:t>
-      </w:r>
-      <w:r>
-        <w:rPr>
-          <w:rFonts w:hint="eastAsia" w:ascii="Times New Roman" w:hAnsi="Times New Roman" w:eastAsia="FangSong" w:cs="Times New Roman"/>
-        </w:rPr>
-        <w:t>第</w:t>
-      </w:r>
-      <w:r>
-        <w:rPr>
-          <w:rFonts w:hint="eastAsia" w:ascii="Times New Roman" w:hAnsi="Times New Roman" w:eastAsia="Times New Roman" w:cs="Times New Roman"/>
-        </w:rPr>
-        <w:t>9</w:t>
-      </w:r>
-      <w:r>
-        <w:rPr>
-          <w:rFonts w:hint="eastAsia" w:ascii="Times New Roman" w:hAnsi="Times New Roman" w:eastAsia="FangSong" w:cs="Times New Roman"/>
-        </w:rPr>
-        <w:t>题</w:t>
-      </w:r>
-      <w:r>
-        <w:rPr>
-          <w:rFonts w:ascii="Times New Roman" w:hAnsi="Times New Roman" w:eastAsia="Times New Roman" w:cs="Times New Roman"/>
-        </w:rPr>
-        <w:t xml:space="preserve"> </w:t>
-      </w:r>
-      <w:r>
-        <w:rPr>
-          <w:rFonts w:hint="eastAsia" w:ascii="Times New Roman" w:hAnsi="Times New Roman" w:eastAsia="Times New Roman" w:cs="Times New Roman"/>
-        </w:rPr>
-        <w:t xml:space="preserve">｜</w:t>
-      </w:r>
-      <w:r>
-        <w:rPr>
-          <w:rFonts w:ascii="Times New Roman" w:hAnsi="Times New Roman" w:eastAsia="Times New Roman" w:cs="Times New Roman"/>
-        </w:rPr>
-        <w:t xml:space="preserve"> </w:t>
-      </w:r>
-      <w:r>
-        <w:rPr>
-          <w:rFonts w:hint="eastAsia" w:ascii="Times New Roman" w:hAnsi="Times New Roman" w:eastAsia="Times New Roman" w:cs="Times New Roman"/>
-        </w:rPr>
-        <w:t xml:space="preserve">（d4，4</w:t>
-      </w:r>
-      <w:r>
-        <w:rPr>
-          <w:rFonts w:ascii="Times New Roman" w:hAnsi="Times New Roman" w:eastAsia="Times New Roman" w:cs="Times New Roman"/>
-        </w:rPr>
-        <w:t xml:space="preserve"> </w:t>
-      </w:r>
-      <w:r>
-        <w:rPr>
-          <w:rFonts w:hint="eastAsia" w:ascii="Times New Roman" w:hAnsi="Times New Roman" w:eastAsia="FangSong" w:cs="Times New Roman"/>
-        </w:rPr>
-        <w:t>分</w:t>
-      </w:r>
-      <w:r>
-        <w:rPr>
-          <w:rFonts w:hint="eastAsia" w:ascii="Times New Roman" w:hAnsi="Times New Roman" w:eastAsia="Times New Roman" w:cs="Times New Roman"/>
-        </w:rPr>
-        <w:t>）</w:t>
       </w:r>
     </w:p>
     <w:p>
@@ -3249,10 +2817,8 @@
       <w:r>
         <w:rPr>
           <w:rFonts w:hint="eastAsia" w:ascii="Times New Roman" w:hAnsi="Times New Roman" w:eastAsia="FangSong" w:cs="Times New Roman"/>
-          <w:b/>
-          <w:bCs/>
-        </w:rPr>
-        <w:t xml:space="preserve">题源</w:t>
+        </w:rPr>
+        <w:t>来源</w:t>
       </w:r>
       <w:r>
         <w:rPr>
@@ -3264,54 +2830,6 @@
         <w:rPr>
           <w:rFonts w:hint="eastAsia" w:ascii="Times New Roman" w:hAnsi="Times New Roman" w:eastAsia="FangSong" w:cs="Times New Roman"/>
         </w:rPr>
-        <w:t>题</w:t>
-      </w:r>
-      <w:r>
-        <w:rPr>
-          <w:rFonts w:hint="eastAsia" w:ascii="Times New Roman" w:hAnsi="Times New Roman" w:eastAsia="Times New Roman" w:cs="Times New Roman"/>
-        </w:rPr>
-        <w:t>-026</w:t>
-      </w:r>
-      <w:r>
-        <w:rPr>
-          <w:rFonts w:hint="eastAsia" w:ascii="Times New Roman" w:hAnsi="Times New Roman" w:eastAsia="FangSong" w:cs="Times New Roman"/>
-        </w:rPr>
-        <w:t>决</w:t>
-      </w:r>
-      <w:r>
-        <w:rPr>
-          <w:rFonts w:hint="eastAsia" w:ascii="Times New Roman" w:hAnsi="Times New Roman" w:eastAsia="Times New Roman" w:cs="Times New Roman"/>
-        </w:rPr>
-        <w:t>-3-</w:t>
-      </w:r>
-      <w:r>
-        <w:rPr>
-          <w:rFonts w:hint="eastAsia" w:ascii="Times New Roman" w:hAnsi="Times New Roman" w:eastAsia="FangSong" w:cs="Times New Roman"/>
-        </w:rPr>
-        <w:t>铁卟啉催化动力学</w:t>
-      </w:r>
-      <w:r>
-        <w:rPr>
-          <w:rFonts w:ascii="Times New Roman" w:hAnsi="Times New Roman" w:eastAsia="Times New Roman" w:cs="Times New Roman"/>
-        </w:rPr>
-        <w:t xml:space="preserve"> </w:t>
-      </w:r>
-      <w:r>
-        <w:rPr>
-          <w:rFonts w:hint="eastAsia" w:ascii="Times New Roman" w:hAnsi="Times New Roman" w:eastAsia="Times New Roman" w:cs="Times New Roman"/>
-        </w:rPr>
-        <w:t xml:space="preserve">｜</w:t>
-      </w:r>
-      <w:r>
-        <w:rPr>
-          <w:rFonts w:ascii="Times New Roman" w:hAnsi="Times New Roman" w:eastAsia="Times New Roman" w:cs="Times New Roman"/>
-        </w:rPr>
-        <w:t xml:space="preserve"> </w:t>
-      </w:r>
-      <w:r>
-        <w:rPr>
-          <w:rFonts w:hint="eastAsia" w:ascii="Times New Roman" w:hAnsi="Times New Roman" w:eastAsia="FangSong" w:cs="Times New Roman"/>
-        </w:rPr>
         <w:t>第</w:t>
       </w:r>
       <w:r>
@@ -3324,85 +2842,7 @@
         <w:rPr>
           <w:rFonts w:hint="eastAsia" w:ascii="Times New Roman" w:hAnsi="Times New Roman" w:eastAsia="FangSong" w:cs="Times New Roman"/>
         </w:rPr>
-        <w:t>届中国化学奥林匹克</w:t>
-      </w:r>
-      <w:r>
-        <w:rPr>
-          <w:rFonts w:hint="eastAsia" w:ascii="Times New Roman" w:hAnsi="Times New Roman" w:eastAsia="Times New Roman" w:cs="Times New Roman"/>
-        </w:rPr>
-        <w:t>（</w:t>
-      </w:r>
-      <w:r>
-        <w:rPr>
-          <w:rFonts w:hint="eastAsia" w:ascii="Times New Roman" w:hAnsi="Times New Roman" w:eastAsia="FangSong" w:cs="Times New Roman"/>
-        </w:rPr>
-        <w:t>决赛</w:t>
-      </w:r>
-      <w:r>
-        <w:rPr>
-          <w:rFonts w:hint="eastAsia" w:ascii="Times New Roman" w:hAnsi="Times New Roman" w:eastAsia="Times New Roman" w:cs="Times New Roman"/>
-        </w:rPr>
-        <w:t>）</w:t>
-      </w:r>
-      <w:r>
-        <w:rPr>
-          <w:rFonts w:hint="eastAsia" w:ascii="Times New Roman" w:hAnsi="Times New Roman" w:eastAsia="FangSong" w:cs="Times New Roman"/>
-        </w:rPr>
-        <w:t>第</w:t>
-      </w:r>
-      <w:r>
-        <w:rPr>
-          <w:rFonts w:hint="eastAsia" w:ascii="Times New Roman" w:hAnsi="Times New Roman" w:eastAsia="Times New Roman" w:cs="Times New Roman"/>
-        </w:rPr>
-        <w:t>3</w:t>
-      </w:r>
-      <w:r>
-        <w:rPr>
-          <w:rFonts w:hint="eastAsia" w:ascii="Times New Roman" w:hAnsi="Times New Roman" w:eastAsia="FangSong" w:cs="Times New Roman"/>
-        </w:rPr>
-        <w:t>题</w:t>
-      </w:r>
-      <w:r>
-        <w:rPr>
-          <w:rFonts w:ascii="Times New Roman" w:hAnsi="Times New Roman" w:eastAsia="Times New Roman" w:cs="Times New Roman"/>
-        </w:rPr>
-        <w:t xml:space="preserve"> </w:t>
-      </w:r>
-      <w:r>
-        <w:rPr>
-          <w:rFonts w:hint="eastAsia" w:ascii="Times New Roman" w:hAnsi="Times New Roman" w:eastAsia="Times New Roman" w:cs="Times New Roman"/>
-        </w:rPr>
-        <w:t xml:space="preserve">｜</w:t>
-      </w:r>
-      <w:r>
-        <w:rPr>
-          <w:rFonts w:ascii="Times New Roman" w:hAnsi="Times New Roman" w:eastAsia="Times New Roman" w:cs="Times New Roman"/>
-        </w:rPr>
-        <w:t xml:space="preserve"> </w:t>
-      </w:r>
-      <w:r>
-        <w:rPr>
-          <w:rFonts w:hint="eastAsia" w:ascii="Times New Roman" w:hAnsi="Times New Roman" w:eastAsia="Times New Roman" w:cs="Times New Roman"/>
-        </w:rPr>
-        <w:t xml:space="preserve">（d4，4</w:t>
-      </w:r>
-      <w:r>
-        <w:rPr>
-          <w:rFonts w:ascii="Times New Roman" w:hAnsi="Times New Roman" w:eastAsia="Times New Roman" w:cs="Times New Roman"/>
-        </w:rPr>
-        <w:t xml:space="preserve"> </w:t>
-      </w:r>
-      <w:r>
-        <w:rPr>
-          <w:rFonts w:hint="eastAsia" w:ascii="Times New Roman" w:hAnsi="Times New Roman" w:eastAsia="FangSong" w:cs="Times New Roman"/>
-        </w:rPr>
-        <w:t>分</w:t>
-      </w:r>
-      <w:r>
-        <w:rPr>
-          <w:rFonts w:hint="eastAsia" w:ascii="Times New Roman" w:hAnsi="Times New Roman" w:eastAsia="Times New Roman" w:cs="Times New Roman"/>
-        </w:rPr>
-        <w:t>）</w:t>
+        <w:t>届决赛</w:t>
       </w:r>
     </w:p>
     <w:p>
@@ -4498,227 +3938,451 @@
       <w:r>
         <w:rPr>
           <w:rFonts w:hint="eastAsia" w:ascii="Times New Roman" w:hAnsi="Times New Roman" w:eastAsia="FangSong" w:cs="Times New Roman"/>
+        </w:rPr>
+        <w:t>来源</w:t>
+      </w:r>
+      <w:r>
+        <w:rPr>
+          <w:rFonts w:hint="eastAsia" w:ascii="Times New Roman" w:hAnsi="Times New Roman" w:eastAsia="Times New Roman" w:cs="Times New Roman"/>
+        </w:rPr>
+        <w:t>：</w:t>
+      </w:r>
+      <w:r>
+        <w:rPr>
+          <w:rFonts w:hint="eastAsia" w:ascii="Times New Roman" w:hAnsi="Times New Roman" w:eastAsia="FangSong" w:cs="Times New Roman"/>
+        </w:rPr>
+        <w:t>第</w:t>
+      </w:r>
+      <w:r>
+        <w:rPr>
+          <w:rFonts w:hint="eastAsia" w:ascii="Times New Roman" w:hAnsi="Times New Roman" w:eastAsia="Times New Roman" w:cs="Times New Roman"/>
+        </w:rPr>
+        <w:t>25</w:t>
+      </w:r>
+      <w:r>
+        <w:rPr>
+          <w:rFonts w:hint="eastAsia" w:ascii="Times New Roman" w:hAnsi="Times New Roman" w:eastAsia="FangSong" w:cs="Times New Roman"/>
+        </w:rPr>
+        <w:t>届决赛</w:t>
+      </w:r>
+    </w:p>
+    <w:p>
+      <w:pPr>
+        <w:pStyle w:val="FirstParagraph"/>
+      </w:pPr>
+      <w:r>
+        <w:rPr>
+          <w:rFonts w:hint="eastAsia" w:ascii="Times New Roman" w:hAnsi="Times New Roman" w:eastAsia="FangSong" w:cs="Times New Roman"/>
           <w:b/>
           <w:bCs/>
         </w:rPr>
-        <w:t xml:space="preserve">题源</w:t>
-      </w:r>
-      <w:r>
-        <w:rPr>
-          <w:rFonts w:hint="eastAsia" w:ascii="Times New Roman" w:hAnsi="Times New Roman" w:eastAsia="Times New Roman" w:cs="Times New Roman"/>
-        </w:rPr>
-        <w:t>：</w:t>
-      </w:r>
-      <w:r>
-        <w:rPr>
-          <w:rFonts w:hint="eastAsia" w:ascii="Times New Roman" w:hAnsi="Times New Roman" w:eastAsia="FangSong" w:cs="Times New Roman"/>
-        </w:rPr>
         <w:t>题</w:t>
       </w:r>
       <w:r>
         <w:rPr>
           <w:rFonts w:hint="eastAsia" w:ascii="Times New Roman" w:hAnsi="Times New Roman" w:eastAsia="Times New Roman" w:cs="Times New Roman"/>
-        </w:rPr>
-        <w:t>-025</w:t>
-      </w:r>
-      <w:r>
-        <w:rPr>
-          <w:rFonts w:hint="eastAsia" w:ascii="Times New Roman" w:hAnsi="Times New Roman" w:eastAsia="FangSong" w:cs="Times New Roman"/>
-        </w:rPr>
-        <w:t>决</w:t>
-      </w:r>
-      <w:r>
-        <w:rPr>
-          <w:rFonts w:hint="eastAsia" w:ascii="Times New Roman" w:hAnsi="Times New Roman" w:eastAsia="Times New Roman" w:cs="Times New Roman"/>
-        </w:rPr>
-        <w:t>-5-</w:t>
-      </w:r>
-      <w:r>
-        <w:rPr>
-          <w:rFonts w:hint="eastAsia" w:ascii="Times New Roman" w:hAnsi="Times New Roman" w:eastAsia="FangSong" w:cs="Times New Roman"/>
-        </w:rPr>
-        <w:t>丙酮热分解动力学</w:t>
-      </w:r>
-      <w:r>
-        <w:rPr>
-          <w:rFonts w:ascii="Times New Roman" w:hAnsi="Times New Roman" w:eastAsia="Times New Roman" w:cs="Times New Roman"/>
-        </w:rPr>
-        <w:t xml:space="preserve"> </w:t>
-      </w:r>
-      <w:r>
-        <w:rPr>
-          <w:rFonts w:hint="eastAsia" w:ascii="Times New Roman" w:hAnsi="Times New Roman" w:eastAsia="Times New Roman" w:cs="Times New Roman"/>
-        </w:rPr>
-        <w:t xml:space="preserve">｜</w:t>
-      </w:r>
-      <w:r>
-        <w:rPr>
-          <w:rFonts w:ascii="Times New Roman" w:hAnsi="Times New Roman" w:eastAsia="Times New Roman" w:cs="Times New Roman"/>
-        </w:rPr>
-        <w:t xml:space="preserve"> </w:t>
-      </w:r>
-      <w:r>
-        <w:rPr>
-          <w:rFonts w:hint="eastAsia" w:ascii="Times New Roman" w:hAnsi="Times New Roman" w:eastAsia="FangSong" w:cs="Times New Roman"/>
-        </w:rPr>
-        <w:t>第</w:t>
-      </w:r>
-      <w:r>
-        <w:rPr>
-          <w:rFonts w:hint="eastAsia" w:ascii="Times New Roman" w:hAnsi="Times New Roman" w:eastAsia="Times New Roman" w:cs="Times New Roman"/>
-        </w:rPr>
-        <w:t>25</w:t>
-      </w:r>
-      <w:r>
-        <w:rPr>
-          <w:rFonts w:hint="eastAsia" w:ascii="Times New Roman" w:hAnsi="Times New Roman" w:eastAsia="FangSong" w:cs="Times New Roman"/>
-        </w:rPr>
-        <w:t>届中国化学奥林匹克</w:t>
-      </w:r>
-      <w:r>
-        <w:rPr>
-          <w:rFonts w:hint="eastAsia" w:ascii="Times New Roman" w:hAnsi="Times New Roman" w:eastAsia="Times New Roman" w:cs="Times New Roman"/>
-        </w:rPr>
-        <w:t>（</w:t>
-      </w:r>
-      <w:r>
-        <w:rPr>
-          <w:rFonts w:hint="eastAsia" w:ascii="Times New Roman" w:hAnsi="Times New Roman" w:eastAsia="FangSong" w:cs="Times New Roman"/>
-        </w:rPr>
-        <w:t>决赛</w:t>
-      </w:r>
-      <w:r>
-        <w:rPr>
-          <w:rFonts w:hint="eastAsia" w:ascii="Times New Roman" w:hAnsi="Times New Roman" w:eastAsia="Times New Roman" w:cs="Times New Roman"/>
-        </w:rPr>
-        <w:t>）</w:t>
-      </w:r>
-      <w:r>
-        <w:rPr>
-          <w:rFonts w:hint="eastAsia" w:ascii="Times New Roman" w:hAnsi="Times New Roman" w:eastAsia="FangSong" w:cs="Times New Roman"/>
-        </w:rPr>
-        <w:t>第</w:t>
-      </w:r>
-      <w:r>
-        <w:rPr>
-          <w:rFonts w:hint="eastAsia" w:ascii="Times New Roman" w:hAnsi="Times New Roman" w:eastAsia="Times New Roman" w:cs="Times New Roman"/>
-        </w:rPr>
-        <w:t>5</w:t>
-      </w:r>
-      <w:r>
-        <w:rPr>
-          <w:rFonts w:hint="eastAsia" w:ascii="Times New Roman" w:hAnsi="Times New Roman" w:eastAsia="FangSong" w:cs="Times New Roman"/>
-        </w:rPr>
-        <w:t>题</w:t>
-      </w:r>
-      <w:r>
-        <w:rPr>
-          <w:rFonts w:hint="eastAsia" w:ascii="Times New Roman" w:hAnsi="Times New Roman" w:eastAsia="Times New Roman" w:cs="Times New Roman"/>
-        </w:rPr>
-        <w:t>(14</w:t>
-      </w:r>
-      <w:r>
-        <w:rPr>
-          <w:rFonts w:hint="eastAsia" w:ascii="Times New Roman" w:hAnsi="Times New Roman" w:eastAsia="FangSong" w:cs="Times New Roman"/>
-        </w:rPr>
-        <w:t>分</w:t>
-      </w:r>
-      <w:r>
-        <w:rPr>
-          <w:rFonts w:hint="eastAsia" w:ascii="Times New Roman" w:hAnsi="Times New Roman" w:eastAsia="Times New Roman" w:cs="Times New Roman"/>
-        </w:rPr>
-        <w:t>)</w:t>
-      </w:r>
-      <w:r>
-        <w:rPr>
-          <w:rFonts w:ascii="Times New Roman" w:hAnsi="Times New Roman" w:eastAsia="Times New Roman" w:cs="Times New Roman"/>
-        </w:rPr>
-        <w:t xml:space="preserve"> </w:t>
-      </w:r>
-      <w:r>
-        <w:rPr>
-          <w:rFonts w:hint="eastAsia" w:ascii="Times New Roman" w:hAnsi="Times New Roman" w:eastAsia="Times New Roman" w:cs="Times New Roman"/>
-        </w:rPr>
-        <w:t xml:space="preserve">｜</w:t>
-      </w:r>
-      <w:r>
-        <w:rPr>
-          <w:rFonts w:ascii="Times New Roman" w:hAnsi="Times New Roman" w:eastAsia="Times New Roman" w:cs="Times New Roman"/>
-        </w:rPr>
-        <w:t xml:space="preserve"> </w:t>
-      </w:r>
-      <w:r>
-        <w:rPr>
-          <w:rFonts w:hint="eastAsia" w:ascii="Times New Roman" w:hAnsi="Times New Roman" w:eastAsia="Times New Roman" w:cs="Times New Roman"/>
-        </w:rPr>
-        <w:t xml:space="preserve">（d5，5</w:t>
-      </w:r>
-      <w:r>
-        <w:rPr>
-          <w:rFonts w:ascii="Times New Roman" w:hAnsi="Times New Roman" w:eastAsia="Times New Roman" w:cs="Times New Roman"/>
-        </w:rPr>
-        <w:t xml:space="preserve"> </w:t>
-      </w:r>
-      <w:r>
-        <w:rPr>
-          <w:rFonts w:hint="eastAsia" w:ascii="Times New Roman" w:hAnsi="Times New Roman" w:eastAsia="FangSong" w:cs="Times New Roman"/>
-        </w:rPr>
-        <w:t>分</w:t>
-      </w:r>
-      <w:r>
-        <w:rPr>
-          <w:rFonts w:hint="eastAsia" w:ascii="Times New Roman" w:hAnsi="Times New Roman" w:eastAsia="Times New Roman" w:cs="Times New Roman"/>
-        </w:rPr>
-        <w:t>）</w:t>
-      </w:r>
-    </w:p>
-    <w:p>
-      <w:pPr>
-        <w:pStyle w:val="FirstParagraph"/>
-      </w:pPr>
-      <w:r>
-        <w:rPr>
-          <w:rFonts w:hint="eastAsia" w:ascii="Times New Roman" w:hAnsi="Times New Roman" w:eastAsia="FangSong" w:cs="Times New Roman"/>
           <w:b/>
           <w:bCs/>
         </w:rPr>
-        <w:t>题</w:t>
-      </w:r>
-      <w:r>
-        <w:rPr>
-          <w:rFonts w:hint="eastAsia" w:ascii="Times New Roman" w:hAnsi="Times New Roman" w:eastAsia="Times New Roman" w:cs="Times New Roman"/>
+        <w:t>-025</w:t>
+      </w:r>
+      <w:r>
+        <w:rPr>
+          <w:rFonts w:hint="eastAsia" w:ascii="Times New Roman" w:hAnsi="Times New Roman" w:eastAsia="FangSong" w:cs="Times New Roman"/>
           <w:b/>
           <w:bCs/>
         </w:rPr>
-        <w:t>-025</w:t>
-      </w:r>
-      <w:r>
-        <w:rPr>
-          <w:rFonts w:hint="eastAsia" w:ascii="Times New Roman" w:hAnsi="Times New Roman" w:eastAsia="FangSong" w:cs="Times New Roman"/>
+        <w:t>决</w:t>
+      </w:r>
+      <w:r>
+        <w:rPr>
+          <w:rFonts w:hint="eastAsia" w:ascii="Times New Roman" w:hAnsi="Times New Roman" w:eastAsia="Times New Roman" w:cs="Times New Roman"/>
           <w:b/>
           <w:bCs/>
         </w:rPr>
-        <w:t>决</w:t>
-      </w:r>
-      <w:r>
-        <w:rPr>
-          <w:rFonts w:hint="eastAsia" w:ascii="Times New Roman" w:hAnsi="Times New Roman" w:eastAsia="Times New Roman" w:cs="Times New Roman"/>
+        <w:t>-5：</w:t>
+      </w:r>
+      <w:r>
+        <w:rPr>
+          <w:rFonts w:hint="eastAsia" w:ascii="Times New Roman" w:hAnsi="Times New Roman" w:eastAsia="FangSong" w:cs="Times New Roman"/>
           <w:b/>
           <w:bCs/>
         </w:rPr>
-        <w:t>-5：</w:t>
-      </w:r>
+        <w:t>丙酮热分解动力学</w:t>
+      </w:r>
+    </w:p>
+    <w:bookmarkEnd w:id="16"/>
+    <w:bookmarkStart w:id="17" w:name="题目-2"/>
+    <w:p>
+      <w:pPr>
+        <w:pStyle w:val="Heading2"/>
+        <w:spacing w:before="280" w:after="120"/>
+      </w:pPr>
+      <w:r>
+        <w:rPr>
+          <w:rFonts w:hint="eastAsia" w:ascii="Times New Roman" w:hAnsi="Times New Roman" w:eastAsia="SimHei" w:cs="Times New Roman"/>
+        </w:rPr>
+        <w:t xml:space="preserve">题目</w:t>
+      </w:r>
+    </w:p>
+    <w:p>
+      <w:pPr>
+        <w:pStyle w:val="BlockText"/>
+      </w:pPr>
       <w:r>
         <w:rPr>
           <w:rFonts w:hint="eastAsia" w:ascii="Times New Roman" w:hAnsi="Times New Roman" w:eastAsia="FangSong" w:cs="Times New Roman"/>
           <w:b/>
           <w:bCs/>
         </w:rPr>
-        <w:t>丙酮热分解动力学</w:t>
-      </w:r>
-    </w:p>
-    <w:bookmarkEnd w:id="16"/>
-    <w:bookmarkStart w:id="17" w:name="题目-2"/>
+        <w:t xml:space="preserve">来源</w:t>
+      </w:r>
+      <w:r>
+        <w:rPr>
+          <w:rFonts w:hint="eastAsia" w:ascii="Times New Roman" w:hAnsi="Times New Roman" w:eastAsia="Times New Roman" w:cs="Times New Roman"/>
+        </w:rPr>
+        <w:t>：</w:t>
+      </w:r>
+      <w:r>
+        <w:rPr>
+          <w:rFonts w:hint="eastAsia" w:ascii="Times New Roman" w:hAnsi="Times New Roman" w:eastAsia="FangSong" w:cs="Times New Roman"/>
+        </w:rPr>
+        <w:t>第</w:t>
+      </w:r>
+      <w:r>
+        <w:rPr>
+          <w:rFonts w:hint="eastAsia" w:ascii="Times New Roman" w:hAnsi="Times New Roman" w:eastAsia="Times New Roman" w:cs="Times New Roman"/>
+        </w:rPr>
+        <w:t>25</w:t>
+      </w:r>
+      <w:r>
+        <w:rPr>
+          <w:rFonts w:hint="eastAsia" w:ascii="Times New Roman" w:hAnsi="Times New Roman" w:eastAsia="FangSong" w:cs="Times New Roman"/>
+        </w:rPr>
+        <w:t>届中国化学奥林匹克</w:t>
+      </w:r>
+      <w:r>
+        <w:rPr>
+          <w:rFonts w:hint="eastAsia" w:ascii="Times New Roman" w:hAnsi="Times New Roman" w:eastAsia="Times New Roman" w:cs="Times New Roman"/>
+        </w:rPr>
+        <w:t>（</w:t>
+      </w:r>
+      <w:r>
+        <w:rPr>
+          <w:rFonts w:hint="eastAsia" w:ascii="Times New Roman" w:hAnsi="Times New Roman" w:eastAsia="FangSong" w:cs="Times New Roman"/>
+        </w:rPr>
+        <w:t>决赛</w:t>
+      </w:r>
+      <w:r>
+        <w:rPr>
+          <w:rFonts w:hint="eastAsia" w:ascii="Times New Roman" w:hAnsi="Times New Roman" w:eastAsia="Times New Roman" w:cs="Times New Roman"/>
+        </w:rPr>
+        <w:t>）</w:t>
+      </w:r>
+      <w:r>
+        <w:rPr>
+          <w:rFonts w:hint="eastAsia" w:ascii="Times New Roman" w:hAnsi="Times New Roman" w:eastAsia="FangSong" w:cs="Times New Roman"/>
+        </w:rPr>
+        <w:t>第</w:t>
+      </w:r>
+      <w:r>
+        <w:rPr>
+          <w:rFonts w:hint="eastAsia" w:ascii="Times New Roman" w:hAnsi="Times New Roman" w:eastAsia="Times New Roman" w:cs="Times New Roman"/>
+        </w:rPr>
+        <w:t>5</w:t>
+      </w:r>
+      <w:r>
+        <w:rPr>
+          <w:rFonts w:hint="eastAsia" w:ascii="Times New Roman" w:hAnsi="Times New Roman" w:eastAsia="FangSong" w:cs="Times New Roman"/>
+        </w:rPr>
+        <w:t>题</w:t>
+      </w:r>
+      <w:r>
+        <w:rPr>
+          <w:rFonts w:hint="eastAsia" w:ascii="Times New Roman" w:hAnsi="Times New Roman" w:eastAsia="Times New Roman" w:cs="Times New Roman"/>
+        </w:rPr>
+        <w:t>(14</w:t>
+      </w:r>
+      <w:r>
+        <w:rPr>
+          <w:rFonts w:hint="eastAsia" w:ascii="Times New Roman" w:hAnsi="Times New Roman" w:eastAsia="FangSong" w:cs="Times New Roman"/>
+        </w:rPr>
+        <w:t>分</w:t>
+      </w:r>
+      <w:r>
+        <w:rPr>
+          <w:rFonts w:hint="eastAsia" w:ascii="Times New Roman" w:hAnsi="Times New Roman" w:eastAsia="Times New Roman" w:cs="Times New Roman"/>
+        </w:rPr>
+        <w:t>)</w:t>
+      </w:r>
+    </w:p>
+    <w:p>
+      <w:pPr>
+        <w:pStyle w:val="FirstParagraph"/>
+      </w:pPr>
+      <w:r>
+        <w:rPr>
+          <w:rFonts w:hint="eastAsia" w:ascii="Times New Roman" w:hAnsi="Times New Roman" w:eastAsia="Times New Roman" w:cs="Times New Roman"/>
+        </w:rPr>
+        <w:t>1000K</w:t>
+      </w:r>
+      <w:r>
+        <w:rPr>
+          <w:rFonts w:hint="eastAsia" w:ascii="Times New Roman" w:hAnsi="Times New Roman" w:eastAsia="FangSong" w:cs="Times New Roman"/>
+        </w:rPr>
+        <w:t>下丙酮热分解</w:t>
+      </w:r>
+      <w:r>
+        <w:rPr>
+          <w:rFonts w:hint="eastAsia" w:ascii="Times New Roman" w:hAnsi="Times New Roman" w:eastAsia="Times New Roman" w:cs="Times New Roman"/>
+        </w:rPr>
+        <w:t>，</w:t>
+      </w:r>
+      <w:r>
+        <w:rPr>
+          <w:rFonts w:hint="eastAsia" w:ascii="Times New Roman" w:hAnsi="Times New Roman" w:eastAsia="FangSong" w:cs="Times New Roman"/>
+        </w:rPr>
+        <w:t>给出</w:t>
+      </w:r>
+      <w:r>
+        <w:rPr>
+          <w:rFonts w:hint="eastAsia" w:ascii="Times New Roman" w:hAnsi="Times New Roman" w:eastAsia="Times New Roman" w:cs="Times New Roman"/>
+        </w:rPr>
+        <w:t>5</w:t>
+      </w:r>
+      <w:r>
+        <w:rPr>
+          <w:rFonts w:hint="eastAsia" w:ascii="Times New Roman" w:hAnsi="Times New Roman" w:eastAsia="FangSong" w:cs="Times New Roman"/>
+        </w:rPr>
+        <w:t>个基元反应及活化能</w:t>
+      </w:r>
+      <w:r>
+        <w:rPr>
+          <w:rFonts w:hint="eastAsia" w:ascii="Times New Roman" w:hAnsi="Times New Roman" w:eastAsia="Times New Roman" w:cs="Times New Roman"/>
+        </w:rPr>
+        <w:t>。</w:t>
+      </w:r>
+    </w:p>
+    <w:p>
+      <w:pPr>
+        <w:pStyle w:val="BodyText"/>
+      </w:pPr>
+      <w:r>
+        <w:rPr>
+          <w:rFonts w:ascii="Times New Roman" w:hAnsi="Times New Roman" w:eastAsia="Times New Roman" w:cs="Times New Roman"/>
+        </w:rPr>
+        <w:t xml:space="preserve">5-1 </w:t>
+      </w:r>
+      <w:r>
+        <w:rPr>
+          <w:rFonts w:hint="eastAsia" w:ascii="Times New Roman" w:hAnsi="Times New Roman" w:eastAsia="FangSong" w:cs="Times New Roman"/>
+        </w:rPr>
+        <w:t>写出两个平行总反应方程式</w:t>
+      </w:r>
+      <w:r>
+        <w:rPr>
+          <w:rFonts w:hint="eastAsia" w:ascii="Times New Roman" w:hAnsi="Times New Roman" w:eastAsia="Times New Roman" w:cs="Times New Roman"/>
+        </w:rPr>
+        <w:t>。</w:t>
+      </w:r>
+      <w:r>
+        <w:rPr>
+          <w:rFonts w:ascii="Times New Roman" w:hAnsi="Times New Roman" w:eastAsia="Times New Roman" w:cs="Times New Roman"/>
+        </w:rPr>
+        <w:t xml:space="preserve"> </w:t>
+      </w:r>
+      <w:r>
+        <w:rPr>
+          <w:rFonts w:ascii="Times New Roman" w:hAnsi="Times New Roman" w:eastAsia="Times New Roman" w:cs="Times New Roman"/>
+        </w:rPr>
+        <w:t xml:space="preserve">5-2 </w:t>
+      </w:r>
+      <w:r>
+        <w:rPr>
+          <w:rFonts w:hint="eastAsia" w:ascii="Times New Roman" w:hAnsi="Times New Roman" w:eastAsia="FangSong" w:cs="Times New Roman"/>
+        </w:rPr>
+        <w:t>推出速率方程</w:t>
+      </w:r>
+      <w:r>
+        <w:rPr>
+          <w:rFonts w:hint="eastAsia" w:ascii="Times New Roman" w:hAnsi="Times New Roman" w:eastAsia="Times New Roman" w:cs="Times New Roman"/>
+        </w:rPr>
+        <w:t>（</w:t>
+      </w:r>
+      <w:r>
+        <w:rPr>
+          <w:rFonts w:hint="eastAsia" w:ascii="Times New Roman" w:hAnsi="Times New Roman" w:eastAsia="FangSong" w:cs="Times New Roman"/>
+        </w:rPr>
+        <w:t>提示</w:t>
+      </w:r>
+      <w:r>
+        <w:rPr>
+          <w:rFonts w:hint="eastAsia" w:ascii="Times New Roman" w:hAnsi="Times New Roman" w:eastAsia="Times New Roman" w:cs="Times New Roman"/>
+        </w:rPr>
+        <w:t>：</w:t>
+      </w:r>
+      <w:r>
+        <w:rPr>
+          <w:rFonts w:hint="eastAsia" w:ascii="Times New Roman" w:hAnsi="Times New Roman" w:eastAsia="FangSong" w:cs="Times New Roman"/>
+        </w:rPr>
+        <w:t>丙酮消耗以反应</w:t>
+      </w:r>
+      <w:r>
+        <w:rPr>
+          <w:rFonts w:hint="eastAsia" w:ascii="Times New Roman" w:hAnsi="Times New Roman" w:eastAsia="Times New Roman" w:cs="Times New Roman"/>
+        </w:rPr>
+        <w:t>(3)</w:t>
+      </w:r>
+      <w:r>
+        <w:rPr>
+          <w:rFonts w:hint="eastAsia" w:ascii="Times New Roman" w:hAnsi="Times New Roman" w:eastAsia="FangSong" w:cs="Times New Roman"/>
+        </w:rPr>
+        <w:t>为主</w:t>
+      </w:r>
+      <w:r>
+        <w:rPr>
+          <w:rFonts w:hint="eastAsia" w:ascii="Times New Roman" w:hAnsi="Times New Roman" w:eastAsia="Times New Roman" w:cs="Times New Roman"/>
+        </w:rPr>
+        <w:t>，</w:t>
+      </w:r>
+      <w:r>
+        <w:rPr>
+          <w:rFonts w:hint="eastAsia" w:ascii="Times New Roman" w:hAnsi="Times New Roman" w:eastAsia="FangSong" w:cs="Times New Roman"/>
+        </w:rPr>
+        <w:t>可忽略指前因子差异</w:t>
+      </w:r>
+      <w:r>
+        <w:rPr>
+          <w:rFonts w:hint="eastAsia" w:ascii="Times New Roman" w:hAnsi="Times New Roman" w:eastAsia="Times New Roman" w:cs="Times New Roman"/>
+        </w:rPr>
+        <w:t>）。</w:t>
+      </w:r>
+      <w:r>
+        <w:rPr>
+          <w:rFonts w:ascii="Times New Roman" w:hAnsi="Times New Roman" w:eastAsia="Times New Roman" w:cs="Times New Roman"/>
+        </w:rPr>
+        <w:t xml:space="preserve"> </w:t>
+      </w:r>
+      <w:r>
+        <w:rPr>
+          <w:rFonts w:ascii="Times New Roman" w:hAnsi="Times New Roman" w:eastAsia="Times New Roman" w:cs="Times New Roman"/>
+        </w:rPr>
+        <w:t xml:space="preserve">5-3 </w:t>
+      </w:r>
+      <w:r>
+        <w:rPr>
+          <w:rFonts w:hint="eastAsia" w:ascii="Times New Roman" w:hAnsi="Times New Roman" w:eastAsia="FangSong" w:cs="Times New Roman"/>
+        </w:rPr>
+        <w:t>计算表观活化能</w:t>
+      </w:r>
+      <w:r>
+        <w:rPr>
+          <w:rFonts w:hint="eastAsia" w:ascii="Times New Roman" w:hAnsi="Times New Roman" w:eastAsia="Times New Roman" w:cs="Times New Roman"/>
+        </w:rPr>
+        <w:t>。</w:t>
+      </w:r>
+      <w:r>
+        <w:rPr>
+          <w:rFonts w:ascii="Times New Roman" w:hAnsi="Times New Roman" w:eastAsia="Times New Roman" w:cs="Times New Roman"/>
+        </w:rPr>
+        <w:t xml:space="preserve"> </w:t>
+      </w:r>
+      <w:r>
+        <w:rPr>
+          <w:rFonts w:ascii="Times New Roman" w:hAnsi="Times New Roman" w:eastAsia="Times New Roman" w:cs="Times New Roman"/>
+        </w:rPr>
+        <w:t xml:space="preserve">5-4 </w:t>
+      </w:r>
+      <w:r>
+        <w:rPr>
+          <w:rFonts w:hint="eastAsia" w:ascii="Times New Roman" w:hAnsi="Times New Roman" w:eastAsia="FangSong" w:cs="Times New Roman"/>
+        </w:rPr>
+        <w:t>计算</w:t>
+      </w:r>
+      <w:r>
+        <w:rPr>
+          <w:rFonts w:hint="eastAsia" w:ascii="Times New Roman" w:hAnsi="Times New Roman" w:eastAsia="Times New Roman" w:cs="Times New Roman"/>
+        </w:rPr>
+        <w:t>CH</w:t>
+      </w:r>
+      <w:r>
+        <w:rPr>
+          <w:rFonts w:hint="eastAsia" w:ascii="Times New Roman" w:hAnsi="Times New Roman" w:eastAsia="Times New Roman" w:cs="Times New Roman"/>
+          <w:vertAlign w:val="subscript"/>
+        </w:rPr>
+        <w:t>4</w:t>
+      </w:r>
+      <w:r>
+        <w:rPr>
+          <w:rFonts w:hint="eastAsia" w:ascii="Times New Roman" w:hAnsi="Times New Roman" w:eastAsia="Times New Roman" w:cs="Times New Roman"/>
+        </w:rPr>
+        <w:t>+H</w:t>
+      </w:r>
+      <w:r>
+        <w:rPr>
+          <w:rFonts w:hint="eastAsia" w:ascii="Times New Roman" w:hAnsi="Times New Roman" w:eastAsia="Times New Roman" w:cs="Times New Roman"/>
+          <w:vertAlign w:val="subscript"/>
+        </w:rPr>
+        <w:t>2</w:t>
+      </w:r>
+      <w:r>
+        <w:rPr>
+          <w:rFonts w:hint="eastAsia" w:ascii="Times New Roman" w:hAnsi="Times New Roman" w:eastAsia="Times New Roman" w:cs="Times New Roman"/>
+        </w:rPr>
+        <w:t>O→3H</w:t>
+      </w:r>
+      <w:r>
+        <w:rPr>
+          <w:rFonts w:hint="eastAsia" w:ascii="Times New Roman" w:hAnsi="Times New Roman" w:eastAsia="Times New Roman" w:cs="Times New Roman"/>
+          <w:vertAlign w:val="subscript"/>
+        </w:rPr>
+        <w:t>2</w:t>
+      </w:r>
+      <w:r>
+        <w:rPr>
+          <w:rFonts w:hint="eastAsia" w:ascii="Times New Roman" w:hAnsi="Times New Roman" w:eastAsia="Times New Roman" w:cs="Times New Roman"/>
+        </w:rPr>
+        <w:t>+CO</w:t>
+      </w:r>
+      <w:r>
+        <w:rPr>
+          <w:rFonts w:hint="eastAsia" w:ascii="Times New Roman" w:hAnsi="Times New Roman" w:eastAsia="FangSong" w:cs="Times New Roman"/>
+        </w:rPr>
+        <w:t>在</w:t>
+      </w:r>
+      <w:r>
+        <w:rPr>
+          <w:rFonts w:hint="eastAsia" w:ascii="Times New Roman" w:hAnsi="Times New Roman" w:eastAsia="Times New Roman" w:cs="Times New Roman"/>
+        </w:rPr>
+        <w:t>298K</w:t>
+      </w:r>
+      <w:r>
+        <w:rPr>
+          <w:rFonts w:hint="eastAsia" w:ascii="Times New Roman" w:hAnsi="Times New Roman" w:eastAsia="FangSong" w:cs="Times New Roman"/>
+        </w:rPr>
+        <w:t>的</w:t>
+      </w:r>
+      <w:r>
+        <w:rPr>
+          <w:rFonts w:hint="eastAsia" w:ascii="Times New Roman" w:hAnsi="Times New Roman" w:eastAsia="Times New Roman" w:cs="Times New Roman"/>
+        </w:rPr>
+        <w:t>ΔrGm⊖</w:t>
+      </w:r>
+      <w:r>
+        <w:rPr>
+          <w:rFonts w:hint="eastAsia" w:ascii="Times New Roman" w:hAnsi="Times New Roman" w:eastAsia="FangSong" w:cs="Times New Roman"/>
+        </w:rPr>
+        <w:t>和</w:t>
+      </w:r>
+      <w:r>
+        <w:rPr>
+          <w:rFonts w:hint="eastAsia" w:ascii="Times New Roman" w:hAnsi="Times New Roman" w:eastAsia="Times New Roman" w:cs="Times New Roman"/>
+        </w:rPr>
+        <w:t>K⊖。</w:t>
+      </w:r>
+    </w:p>
+    <w:bookmarkEnd w:id="17"/>
+    <w:bookmarkStart w:id="18" w:name="第-6-题"/>
     <w:p>
       <w:pPr>
         <w:pStyle w:val="Heading2"/>
@@ -4728,7 +4392,19 @@
         <w:rPr>
           <w:rFonts w:hint="eastAsia" w:ascii="Times New Roman" w:hAnsi="Times New Roman" w:eastAsia="SimHei" w:cs="Times New Roman"/>
         </w:rPr>
-        <w:t xml:space="preserve">题目</w:t>
+        <w:t xml:space="preserve">第</w:t>
+      </w:r>
+      <w:r>
+        <w:rPr>
+          <w:rFonts w:ascii="Times New Roman" w:hAnsi="Times New Roman" w:eastAsia="Times New Roman" w:cs="Times New Roman"/>
+        </w:rPr>
+        <w:t xml:space="preserve"> 6 </w:t>
+      </w:r>
+      <w:r>
+        <w:rPr>
+          <w:rFonts w:hint="eastAsia" w:ascii="Times New Roman" w:hAnsi="Times New Roman" w:eastAsia="SimHei" w:cs="Times New Roman"/>
+        </w:rPr>
+        <w:t xml:space="preserve">题</w:t>
       </w:r>
     </w:p>
     <w:p>
@@ -4738,10 +4414,8 @@
       <w:r>
         <w:rPr>
           <w:rFonts w:hint="eastAsia" w:ascii="Times New Roman" w:hAnsi="Times New Roman" w:eastAsia="FangSong" w:cs="Times New Roman"/>
-          <w:b/>
-          <w:bCs/>
-        </w:rPr>
-        <w:t xml:space="preserve">来源</w:t>
+        </w:rPr>
+        <w:t>来源</w:t>
       </w:r>
       <w:r>
         <w:rPr>
@@ -4759,509 +4433,13 @@
         <w:rPr>
           <w:rFonts w:hint="eastAsia" w:ascii="Times New Roman" w:hAnsi="Times New Roman" w:eastAsia="Times New Roman" w:cs="Times New Roman"/>
         </w:rPr>
-        <w:t>25</w:t>
-      </w:r>
-      <w:r>
-        <w:rPr>
-          <w:rFonts w:hint="eastAsia" w:ascii="Times New Roman" w:hAnsi="Times New Roman" w:eastAsia="FangSong" w:cs="Times New Roman"/>
-        </w:rPr>
-        <w:t>届中国化学奥林匹克</w:t>
-      </w:r>
-      <w:r>
-        <w:rPr>
-          <w:rFonts w:hint="eastAsia" w:ascii="Times New Roman" w:hAnsi="Times New Roman" w:eastAsia="Times New Roman" w:cs="Times New Roman"/>
-        </w:rPr>
-        <w:t>（</w:t>
-      </w:r>
-      <w:r>
-        <w:rPr>
-          <w:rFonts w:hint="eastAsia" w:ascii="Times New Roman" w:hAnsi="Times New Roman" w:eastAsia="FangSong" w:cs="Times New Roman"/>
-        </w:rPr>
-        <w:t>决赛</w:t>
-      </w:r>
-      <w:r>
-        <w:rPr>
-          <w:rFonts w:hint="eastAsia" w:ascii="Times New Roman" w:hAnsi="Times New Roman" w:eastAsia="Times New Roman" w:cs="Times New Roman"/>
-        </w:rPr>
-        <w:t>）</w:t>
-      </w:r>
-      <w:r>
-        <w:rPr>
-          <w:rFonts w:hint="eastAsia" w:ascii="Times New Roman" w:hAnsi="Times New Roman" w:eastAsia="FangSong" w:cs="Times New Roman"/>
-        </w:rPr>
-        <w:t>第</w:t>
-      </w:r>
-      <w:r>
-        <w:rPr>
-          <w:rFonts w:hint="eastAsia" w:ascii="Times New Roman" w:hAnsi="Times New Roman" w:eastAsia="Times New Roman" w:cs="Times New Roman"/>
-        </w:rPr>
-        <w:t>5</w:t>
-      </w:r>
-      <w:r>
-        <w:rPr>
-          <w:rFonts w:hint="eastAsia" w:ascii="Times New Roman" w:hAnsi="Times New Roman" w:eastAsia="FangSong" w:cs="Times New Roman"/>
-        </w:rPr>
-        <w:t>题</w:t>
-      </w:r>
-      <w:r>
-        <w:rPr>
-          <w:rFonts w:hint="eastAsia" w:ascii="Times New Roman" w:hAnsi="Times New Roman" w:eastAsia="Times New Roman" w:cs="Times New Roman"/>
-        </w:rPr>
-        <w:t>(14</w:t>
-      </w:r>
-      <w:r>
-        <w:rPr>
-          <w:rFonts w:hint="eastAsia" w:ascii="Times New Roman" w:hAnsi="Times New Roman" w:eastAsia="FangSong" w:cs="Times New Roman"/>
-        </w:rPr>
-        <w:t>分</w:t>
-      </w:r>
-      <w:r>
-        <w:rPr>
-          <w:rFonts w:hint="eastAsia" w:ascii="Times New Roman" w:hAnsi="Times New Roman" w:eastAsia="Times New Roman" w:cs="Times New Roman"/>
-        </w:rPr>
-        <w:t>)</w:t>
-      </w:r>
-    </w:p>
-    <w:p>
-      <w:pPr>
-        <w:pStyle w:val="FirstParagraph"/>
-      </w:pPr>
-      <w:r>
-        <w:rPr>
-          <w:rFonts w:hint="eastAsia" w:ascii="Times New Roman" w:hAnsi="Times New Roman" w:eastAsia="Times New Roman" w:cs="Times New Roman"/>
-        </w:rPr>
-        <w:t>1000K</w:t>
-      </w:r>
-      <w:r>
-        <w:rPr>
-          <w:rFonts w:hint="eastAsia" w:ascii="Times New Roman" w:hAnsi="Times New Roman" w:eastAsia="FangSong" w:cs="Times New Roman"/>
-        </w:rPr>
-        <w:t>下丙酮热分解</w:t>
-      </w:r>
-      <w:r>
-        <w:rPr>
-          <w:rFonts w:hint="eastAsia" w:ascii="Times New Roman" w:hAnsi="Times New Roman" w:eastAsia="Times New Roman" w:cs="Times New Roman"/>
-        </w:rPr>
-        <w:t>，</w:t>
-      </w:r>
-      <w:r>
-        <w:rPr>
-          <w:rFonts w:hint="eastAsia" w:ascii="Times New Roman" w:hAnsi="Times New Roman" w:eastAsia="FangSong" w:cs="Times New Roman"/>
-        </w:rPr>
-        <w:t>给出</w:t>
-      </w:r>
-      <w:r>
-        <w:rPr>
-          <w:rFonts w:hint="eastAsia" w:ascii="Times New Roman" w:hAnsi="Times New Roman" w:eastAsia="Times New Roman" w:cs="Times New Roman"/>
-        </w:rPr>
-        <w:t>5</w:t>
-      </w:r>
-      <w:r>
-        <w:rPr>
-          <w:rFonts w:hint="eastAsia" w:ascii="Times New Roman" w:hAnsi="Times New Roman" w:eastAsia="FangSong" w:cs="Times New Roman"/>
-        </w:rPr>
-        <w:t>个基元反应及活化能</w:t>
-      </w:r>
-      <w:r>
-        <w:rPr>
-          <w:rFonts w:hint="eastAsia" w:ascii="Times New Roman" w:hAnsi="Times New Roman" w:eastAsia="Times New Roman" w:cs="Times New Roman"/>
-        </w:rPr>
-        <w:t>。</w:t>
-      </w:r>
-    </w:p>
-    <w:p>
-      <w:pPr>
-        <w:pStyle w:val="BodyText"/>
-      </w:pPr>
-      <w:r>
-        <w:rPr>
-          <w:rFonts w:ascii="Times New Roman" w:hAnsi="Times New Roman" w:eastAsia="Times New Roman" w:cs="Times New Roman"/>
-        </w:rPr>
-        <w:t xml:space="preserve">5-1 </w:t>
-      </w:r>
-      <w:r>
-        <w:rPr>
-          <w:rFonts w:hint="eastAsia" w:ascii="Times New Roman" w:hAnsi="Times New Roman" w:eastAsia="FangSong" w:cs="Times New Roman"/>
-        </w:rPr>
-        <w:t>写出两个平行总反应方程式</w:t>
-      </w:r>
-      <w:r>
-        <w:rPr>
-          <w:rFonts w:hint="eastAsia" w:ascii="Times New Roman" w:hAnsi="Times New Roman" w:eastAsia="Times New Roman" w:cs="Times New Roman"/>
-        </w:rPr>
-        <w:t>。</w:t>
-      </w:r>
-      <w:r>
-        <w:rPr>
-          <w:rFonts w:ascii="Times New Roman" w:hAnsi="Times New Roman" w:eastAsia="Times New Roman" w:cs="Times New Roman"/>
-        </w:rPr>
-        <w:t xml:space="preserve"> </w:t>
-      </w:r>
-      <w:r>
-        <w:rPr>
-          <w:rFonts w:ascii="Times New Roman" w:hAnsi="Times New Roman" w:eastAsia="Times New Roman" w:cs="Times New Roman"/>
-        </w:rPr>
-        <w:t xml:space="preserve">5-2 </w:t>
-      </w:r>
-      <w:r>
-        <w:rPr>
-          <w:rFonts w:hint="eastAsia" w:ascii="Times New Roman" w:hAnsi="Times New Roman" w:eastAsia="FangSong" w:cs="Times New Roman"/>
-        </w:rPr>
-        <w:t>推出速率方程</w:t>
-      </w:r>
-      <w:r>
-        <w:rPr>
-          <w:rFonts w:hint="eastAsia" w:ascii="Times New Roman" w:hAnsi="Times New Roman" w:eastAsia="Times New Roman" w:cs="Times New Roman"/>
-        </w:rPr>
-        <w:t>（</w:t>
-      </w:r>
-      <w:r>
-        <w:rPr>
-          <w:rFonts w:hint="eastAsia" w:ascii="Times New Roman" w:hAnsi="Times New Roman" w:eastAsia="FangSong" w:cs="Times New Roman"/>
-        </w:rPr>
-        <w:t>提示</w:t>
-      </w:r>
-      <w:r>
-        <w:rPr>
-          <w:rFonts w:hint="eastAsia" w:ascii="Times New Roman" w:hAnsi="Times New Roman" w:eastAsia="Times New Roman" w:cs="Times New Roman"/>
-        </w:rPr>
-        <w:t>：</w:t>
-      </w:r>
-      <w:r>
-        <w:rPr>
-          <w:rFonts w:hint="eastAsia" w:ascii="Times New Roman" w:hAnsi="Times New Roman" w:eastAsia="FangSong" w:cs="Times New Roman"/>
-        </w:rPr>
-        <w:t>丙酮消耗以反应</w:t>
-      </w:r>
-      <w:r>
-        <w:rPr>
-          <w:rFonts w:hint="eastAsia" w:ascii="Times New Roman" w:hAnsi="Times New Roman" w:eastAsia="Times New Roman" w:cs="Times New Roman"/>
-        </w:rPr>
-        <w:t>(3)</w:t>
-      </w:r>
-      <w:r>
-        <w:rPr>
-          <w:rFonts w:hint="eastAsia" w:ascii="Times New Roman" w:hAnsi="Times New Roman" w:eastAsia="FangSong" w:cs="Times New Roman"/>
-        </w:rPr>
-        <w:t>为主</w:t>
-      </w:r>
-      <w:r>
-        <w:rPr>
-          <w:rFonts w:hint="eastAsia" w:ascii="Times New Roman" w:hAnsi="Times New Roman" w:eastAsia="Times New Roman" w:cs="Times New Roman"/>
-        </w:rPr>
-        <w:t>，</w:t>
-      </w:r>
-      <w:r>
-        <w:rPr>
-          <w:rFonts w:hint="eastAsia" w:ascii="Times New Roman" w:hAnsi="Times New Roman" w:eastAsia="FangSong" w:cs="Times New Roman"/>
-        </w:rPr>
-        <w:t>可忽略指前因子差异</w:t>
-      </w:r>
-      <w:r>
-        <w:rPr>
-          <w:rFonts w:hint="eastAsia" w:ascii="Times New Roman" w:hAnsi="Times New Roman" w:eastAsia="Times New Roman" w:cs="Times New Roman"/>
-        </w:rPr>
-        <w:t>）。</w:t>
-      </w:r>
-      <w:r>
-        <w:rPr>
-          <w:rFonts w:ascii="Times New Roman" w:hAnsi="Times New Roman" w:eastAsia="Times New Roman" w:cs="Times New Roman"/>
-        </w:rPr>
-        <w:t xml:space="preserve"> </w:t>
-      </w:r>
-      <w:r>
-        <w:rPr>
-          <w:rFonts w:ascii="Times New Roman" w:hAnsi="Times New Roman" w:eastAsia="Times New Roman" w:cs="Times New Roman"/>
-        </w:rPr>
-        <w:t xml:space="preserve">5-3 </w:t>
-      </w:r>
-      <w:r>
-        <w:rPr>
-          <w:rFonts w:hint="eastAsia" w:ascii="Times New Roman" w:hAnsi="Times New Roman" w:eastAsia="FangSong" w:cs="Times New Roman"/>
-        </w:rPr>
-        <w:t>计算表观活化能</w:t>
-      </w:r>
-      <w:r>
-        <w:rPr>
-          <w:rFonts w:hint="eastAsia" w:ascii="Times New Roman" w:hAnsi="Times New Roman" w:eastAsia="Times New Roman" w:cs="Times New Roman"/>
-        </w:rPr>
-        <w:t>。</w:t>
-      </w:r>
-      <w:r>
-        <w:rPr>
-          <w:rFonts w:ascii="Times New Roman" w:hAnsi="Times New Roman" w:eastAsia="Times New Roman" w:cs="Times New Roman"/>
-        </w:rPr>
-        <w:t xml:space="preserve"> </w:t>
-      </w:r>
-      <w:r>
-        <w:rPr>
-          <w:rFonts w:ascii="Times New Roman" w:hAnsi="Times New Roman" w:eastAsia="Times New Roman" w:cs="Times New Roman"/>
-        </w:rPr>
-        <w:t xml:space="preserve">5-4 </w:t>
-      </w:r>
-      <w:r>
-        <w:rPr>
-          <w:rFonts w:hint="eastAsia" w:ascii="Times New Roman" w:hAnsi="Times New Roman" w:eastAsia="FangSong" w:cs="Times New Roman"/>
-        </w:rPr>
-        <w:t>计算</w:t>
-      </w:r>
-      <w:r>
-        <w:rPr>
-          <w:rFonts w:hint="eastAsia" w:ascii="Times New Roman" w:hAnsi="Times New Roman" w:eastAsia="Times New Roman" w:cs="Times New Roman"/>
-        </w:rPr>
-        <w:t>CH</w:t>
-      </w:r>
-      <w:r>
-        <w:rPr>
-          <w:rFonts w:hint="eastAsia" w:ascii="Times New Roman" w:hAnsi="Times New Roman" w:eastAsia="Times New Roman" w:cs="Times New Roman"/>
-          <w:vertAlign w:val="subscript"/>
-        </w:rPr>
-        <w:t>4</w:t>
-      </w:r>
-      <w:r>
-        <w:rPr>
-          <w:rFonts w:hint="eastAsia" w:ascii="Times New Roman" w:hAnsi="Times New Roman" w:eastAsia="Times New Roman" w:cs="Times New Roman"/>
-        </w:rPr>
-        <w:t>+H</w:t>
-      </w:r>
-      <w:r>
-        <w:rPr>
-          <w:rFonts w:hint="eastAsia" w:ascii="Times New Roman" w:hAnsi="Times New Roman" w:eastAsia="Times New Roman" w:cs="Times New Roman"/>
-          <w:vertAlign w:val="subscript"/>
-        </w:rPr>
-        <w:t>2</w:t>
-      </w:r>
-      <w:r>
-        <w:rPr>
-          <w:rFonts w:hint="eastAsia" w:ascii="Times New Roman" w:hAnsi="Times New Roman" w:eastAsia="Times New Roman" w:cs="Times New Roman"/>
-        </w:rPr>
-        <w:t>O→3H</w:t>
-      </w:r>
-      <w:r>
-        <w:rPr>
-          <w:rFonts w:hint="eastAsia" w:ascii="Times New Roman" w:hAnsi="Times New Roman" w:eastAsia="Times New Roman" w:cs="Times New Roman"/>
-          <w:vertAlign w:val="subscript"/>
-        </w:rPr>
-        <w:t>2</w:t>
-      </w:r>
-      <w:r>
-        <w:rPr>
-          <w:rFonts w:hint="eastAsia" w:ascii="Times New Roman" w:hAnsi="Times New Roman" w:eastAsia="Times New Roman" w:cs="Times New Roman"/>
-        </w:rPr>
-        <w:t>+CO</w:t>
-      </w:r>
-      <w:r>
-        <w:rPr>
-          <w:rFonts w:hint="eastAsia" w:ascii="Times New Roman" w:hAnsi="Times New Roman" w:eastAsia="FangSong" w:cs="Times New Roman"/>
-        </w:rPr>
-        <w:t>在</w:t>
-      </w:r>
-      <w:r>
-        <w:rPr>
-          <w:rFonts w:hint="eastAsia" w:ascii="Times New Roman" w:hAnsi="Times New Roman" w:eastAsia="Times New Roman" w:cs="Times New Roman"/>
-        </w:rPr>
-        <w:t>298K</w:t>
-      </w:r>
-      <w:r>
-        <w:rPr>
-          <w:rFonts w:hint="eastAsia" w:ascii="Times New Roman" w:hAnsi="Times New Roman" w:eastAsia="FangSong" w:cs="Times New Roman"/>
-        </w:rPr>
-        <w:t>的</w:t>
-      </w:r>
-      <w:r>
-        <w:rPr>
-          <w:rFonts w:hint="eastAsia" w:ascii="Times New Roman" w:hAnsi="Times New Roman" w:eastAsia="Times New Roman" w:cs="Times New Roman"/>
-        </w:rPr>
-        <w:t>ΔrGm⊖</w:t>
-      </w:r>
-      <w:r>
-        <w:rPr>
-          <w:rFonts w:hint="eastAsia" w:ascii="Times New Roman" w:hAnsi="Times New Roman" w:eastAsia="FangSong" w:cs="Times New Roman"/>
-        </w:rPr>
-        <w:t>和</w:t>
-      </w:r>
-      <w:r>
-        <w:rPr>
-          <w:rFonts w:hint="eastAsia" w:ascii="Times New Roman" w:hAnsi="Times New Roman" w:eastAsia="Times New Roman" w:cs="Times New Roman"/>
-        </w:rPr>
-        <w:t>K⊖。</w:t>
-      </w:r>
-    </w:p>
-    <w:bookmarkEnd w:id="17"/>
-    <w:bookmarkStart w:id="18" w:name="第-6-题"/>
-    <w:p>
-      <w:pPr>
-        <w:pStyle w:val="Heading2"/>
-        <w:spacing w:before="280" w:after="120"/>
-      </w:pPr>
-      <w:r>
-        <w:rPr>
-          <w:rFonts w:hint="eastAsia" w:ascii="Times New Roman" w:hAnsi="Times New Roman" w:eastAsia="SimHei" w:cs="Times New Roman"/>
-        </w:rPr>
-        <w:t xml:space="preserve">第</w:t>
-      </w:r>
-      <w:r>
-        <w:rPr>
-          <w:rFonts w:ascii="Times New Roman" w:hAnsi="Times New Roman" w:eastAsia="Times New Roman" w:cs="Times New Roman"/>
-        </w:rPr>
-        <w:t xml:space="preserve"> 6 </w:t>
-      </w:r>
-      <w:r>
-        <w:rPr>
-          <w:rFonts w:hint="eastAsia" w:ascii="Times New Roman" w:hAnsi="Times New Roman" w:eastAsia="SimHei" w:cs="Times New Roman"/>
-        </w:rPr>
-        <w:t xml:space="preserve">题</w:t>
-      </w:r>
-    </w:p>
-    <w:p>
-      <w:pPr>
-        <w:pStyle w:val="BlockText"/>
-      </w:pPr>
-      <w:r>
-        <w:rPr>
-          <w:rFonts w:hint="eastAsia" w:ascii="Times New Roman" w:hAnsi="Times New Roman" w:eastAsia="FangSong" w:cs="Times New Roman"/>
-          <w:b/>
-          <w:bCs/>
-        </w:rPr>
-        <w:t xml:space="preserve">题源</w:t>
-      </w:r>
-      <w:r>
-        <w:rPr>
-          <w:rFonts w:hint="eastAsia" w:ascii="Times New Roman" w:hAnsi="Times New Roman" w:eastAsia="Times New Roman" w:cs="Times New Roman"/>
-        </w:rPr>
-        <w:t>：</w:t>
-      </w:r>
-      <w:r>
-        <w:rPr>
-          <w:rFonts w:hint="eastAsia" w:ascii="Times New Roman" w:hAnsi="Times New Roman" w:eastAsia="FangSong" w:cs="Times New Roman"/>
-        </w:rPr>
-        <w:t>题</w:t>
-      </w:r>
-      <w:r>
-        <w:rPr>
-          <w:rFonts w:hint="eastAsia" w:ascii="Times New Roman" w:hAnsi="Times New Roman" w:eastAsia="Times New Roman" w:cs="Times New Roman"/>
-        </w:rPr>
-        <w:t>-028</w:t>
-      </w:r>
-      <w:r>
-        <w:rPr>
-          <w:rFonts w:hint="eastAsia" w:ascii="Times New Roman" w:hAnsi="Times New Roman" w:eastAsia="FangSong" w:cs="Times New Roman"/>
-        </w:rPr>
-        <w:t>决</w:t>
-      </w:r>
-      <w:r>
-        <w:rPr>
-          <w:rFonts w:hint="eastAsia" w:ascii="Times New Roman" w:hAnsi="Times New Roman" w:eastAsia="Times New Roman" w:cs="Times New Roman"/>
-        </w:rPr>
-        <w:t>-6-</w:t>
-      </w:r>
-      <w:r>
-        <w:rPr>
-          <w:rFonts w:hint="eastAsia" w:ascii="Times New Roman" w:hAnsi="Times New Roman" w:eastAsia="FangSong" w:cs="Times New Roman"/>
-        </w:rPr>
-        <w:t>多相平衡</w:t>
-      </w:r>
-      <w:r>
-        <w:rPr>
-          <w:rFonts w:hint="eastAsia" w:ascii="Times New Roman" w:hAnsi="Times New Roman" w:eastAsia="Times New Roman" w:cs="Times New Roman"/>
-        </w:rPr>
-        <w:t>NaHCO3</w:t>
-      </w:r>
-      <w:r>
-        <w:rPr>
-          <w:rFonts w:ascii="Times New Roman" w:hAnsi="Times New Roman" w:eastAsia="Times New Roman" w:cs="Times New Roman"/>
-        </w:rPr>
-        <w:t xml:space="preserve"> </w:t>
-      </w:r>
-      <w:r>
-        <w:rPr>
-          <w:rFonts w:hint="eastAsia" w:ascii="Times New Roman" w:hAnsi="Times New Roman" w:eastAsia="Times New Roman" w:cs="Times New Roman"/>
-        </w:rPr>
-        <w:t xml:space="preserve">｜</w:t>
-      </w:r>
-      <w:r>
-        <w:rPr>
-          <w:rFonts w:ascii="Times New Roman" w:hAnsi="Times New Roman" w:eastAsia="Times New Roman" w:cs="Times New Roman"/>
-        </w:rPr>
-        <w:t xml:space="preserve"> </w:t>
-      </w:r>
-      <w:r>
-        <w:rPr>
-          <w:rFonts w:hint="eastAsia" w:ascii="Times New Roman" w:hAnsi="Times New Roman" w:eastAsia="FangSong" w:cs="Times New Roman"/>
-        </w:rPr>
-        <w:t>第</w:t>
-      </w:r>
-      <w:r>
-        <w:rPr>
-          <w:rFonts w:hint="eastAsia" w:ascii="Times New Roman" w:hAnsi="Times New Roman" w:eastAsia="Times New Roman" w:cs="Times New Roman"/>
-        </w:rPr>
         <w:t>28</w:t>
       </w:r>
       <w:r>
         <w:rPr>
           <w:rFonts w:hint="eastAsia" w:ascii="Times New Roman" w:hAnsi="Times New Roman" w:eastAsia="FangSong" w:cs="Times New Roman"/>
         </w:rPr>
-        <w:t>届中国化学奥林匹克</w:t>
-      </w:r>
-      <w:r>
-        <w:rPr>
-          <w:rFonts w:hint="eastAsia" w:ascii="Times New Roman" w:hAnsi="Times New Roman" w:eastAsia="Times New Roman" w:cs="Times New Roman"/>
-        </w:rPr>
-        <w:t>(</w:t>
-      </w:r>
-      <w:r>
-        <w:rPr>
-          <w:rFonts w:hint="eastAsia" w:ascii="Times New Roman" w:hAnsi="Times New Roman" w:eastAsia="FangSong" w:cs="Times New Roman"/>
-        </w:rPr>
-        <w:t>决赛</w:t>
-      </w:r>
-      <w:r>
-        <w:rPr>
-          <w:rFonts w:hint="eastAsia" w:ascii="Times New Roman" w:hAnsi="Times New Roman" w:eastAsia="Times New Roman" w:cs="Times New Roman"/>
-        </w:rPr>
-        <w:t>)</w:t>
-      </w:r>
-      <w:r>
-        <w:rPr>
-          <w:rFonts w:ascii="Times New Roman" w:hAnsi="Times New Roman" w:eastAsia="Times New Roman" w:cs="Times New Roman"/>
-        </w:rPr>
-        <w:t xml:space="preserve"> </w:t>
-      </w:r>
-      <w:r>
-        <w:rPr>
-          <w:rFonts w:hint="eastAsia" w:ascii="Times New Roman" w:hAnsi="Times New Roman" w:eastAsia="Times New Roman" w:cs="Times New Roman"/>
-        </w:rPr>
-        <w:t xml:space="preserve">｜</w:t>
-      </w:r>
-      <w:r>
-        <w:rPr>
-          <w:rFonts w:ascii="Times New Roman" w:hAnsi="Times New Roman" w:eastAsia="Times New Roman" w:cs="Times New Roman"/>
-        </w:rPr>
-        <w:t xml:space="preserve"> </w:t>
-      </w:r>
-      <w:r>
-        <w:rPr>
-          <w:rFonts w:hint="eastAsia" w:ascii="Times New Roman" w:hAnsi="Times New Roman" w:eastAsia="Times New Roman" w:cs="Times New Roman"/>
-        </w:rPr>
-        <w:t xml:space="preserve">（d5，5</w:t>
-      </w:r>
-      <w:r>
-        <w:rPr>
-          <w:rFonts w:ascii="Times New Roman" w:hAnsi="Times New Roman" w:eastAsia="Times New Roman" w:cs="Times New Roman"/>
-        </w:rPr>
-        <w:t xml:space="preserve"> </w:t>
-      </w:r>
-      <w:r>
-        <w:rPr>
-          <w:rFonts w:hint="eastAsia" w:ascii="Times New Roman" w:hAnsi="Times New Roman" w:eastAsia="FangSong" w:cs="Times New Roman"/>
-        </w:rPr>
-        <w:t>分</w:t>
-      </w:r>
-      <w:r>
-        <w:rPr>
-          <w:rFonts w:hint="eastAsia" w:ascii="Times New Roman" w:hAnsi="Times New Roman" w:eastAsia="Times New Roman" w:cs="Times New Roman"/>
-        </w:rPr>
-        <w:t>）</w:t>
+        <w:t>届决赛</w:t>
       </w:r>
     </w:p>
     <w:p>
@@ -7179,10 +6357,8 @@
       <w:r>
         <w:rPr>
           <w:rFonts w:hint="eastAsia" w:ascii="Times New Roman" w:hAnsi="Times New Roman" w:eastAsia="FangSong" w:cs="Times New Roman"/>
-          <w:b/>
-          <w:bCs/>
-        </w:rPr>
-        <w:t xml:space="preserve">题源</w:t>
+        </w:rPr>
+        <w:t>来源</w:t>
       </w:r>
       <w:r>
         <w:rPr>
@@ -7194,54 +6370,6 @@
         <w:rPr>
           <w:rFonts w:hint="eastAsia" w:ascii="Times New Roman" w:hAnsi="Times New Roman" w:eastAsia="FangSong" w:cs="Times New Roman"/>
         </w:rPr>
-        <w:t>题</w:t>
-      </w:r>
-      <w:r>
-        <w:rPr>
-          <w:rFonts w:hint="eastAsia" w:ascii="Times New Roman" w:hAnsi="Times New Roman" w:eastAsia="Times New Roman" w:cs="Times New Roman"/>
-        </w:rPr>
-        <w:t>-35</w:t>
-      </w:r>
-      <w:r>
-        <w:rPr>
-          <w:rFonts w:hint="eastAsia" w:ascii="Times New Roman" w:hAnsi="Times New Roman" w:eastAsia="FangSong" w:cs="Times New Roman"/>
-        </w:rPr>
-        <w:t>决理</w:t>
-      </w:r>
-      <w:r>
-        <w:rPr>
-          <w:rFonts w:hint="eastAsia" w:ascii="Times New Roman" w:hAnsi="Times New Roman" w:eastAsia="Times New Roman" w:cs="Times New Roman"/>
-        </w:rPr>
-        <w:t>-1-5-</w:t>
-      </w:r>
-      <w:r>
-        <w:rPr>
-          <w:rFonts w:hint="eastAsia" w:ascii="Times New Roman" w:hAnsi="Times New Roman" w:eastAsia="FangSong" w:cs="Times New Roman"/>
-        </w:rPr>
-        <w:t>分子机器与分子泵</w:t>
-      </w:r>
-      <w:r>
-        <w:rPr>
-          <w:rFonts w:ascii="Times New Roman" w:hAnsi="Times New Roman" w:eastAsia="Times New Roman" w:cs="Times New Roman"/>
-        </w:rPr>
-        <w:t xml:space="preserve"> </w:t>
-      </w:r>
-      <w:r>
-        <w:rPr>
-          <w:rFonts w:hint="eastAsia" w:ascii="Times New Roman" w:hAnsi="Times New Roman" w:eastAsia="Times New Roman" w:cs="Times New Roman"/>
-        </w:rPr>
-        <w:t xml:space="preserve">｜</w:t>
-      </w:r>
-      <w:r>
-        <w:rPr>
-          <w:rFonts w:ascii="Times New Roman" w:hAnsi="Times New Roman" w:eastAsia="Times New Roman" w:cs="Times New Roman"/>
-        </w:rPr>
-        <w:t xml:space="preserve"> </w:t>
-      </w:r>
-      <w:r>
-        <w:rPr>
-          <w:rFonts w:hint="eastAsia" w:ascii="Times New Roman" w:hAnsi="Times New Roman" w:eastAsia="FangSong" w:cs="Times New Roman"/>
-        </w:rPr>
         <w:t>第</w:t>
       </w:r>
       <w:r>
@@ -7254,67 +6382,7 @@
         <w:rPr>
           <w:rFonts w:hint="eastAsia" w:ascii="Times New Roman" w:hAnsi="Times New Roman" w:eastAsia="FangSong" w:cs="Times New Roman"/>
         </w:rPr>
-        <w:t>届中国化学奥林匹克</w:t>
-      </w:r>
-      <w:r>
-        <w:rPr>
-          <w:rFonts w:hint="eastAsia" w:ascii="Times New Roman" w:hAnsi="Times New Roman" w:eastAsia="Times New Roman" w:cs="Times New Roman"/>
-        </w:rPr>
-        <w:t>(</w:t>
-      </w:r>
-      <w:r>
-        <w:rPr>
-          <w:rFonts w:hint="eastAsia" w:ascii="Times New Roman" w:hAnsi="Times New Roman" w:eastAsia="FangSong" w:cs="Times New Roman"/>
-        </w:rPr>
-        <w:t>决赛</w:t>
-      </w:r>
-      <w:r>
-        <w:rPr>
-          <w:rFonts w:hint="eastAsia" w:ascii="Times New Roman" w:hAnsi="Times New Roman" w:eastAsia="Times New Roman" w:cs="Times New Roman"/>
-        </w:rPr>
-        <w:t>)</w:t>
-      </w:r>
-      <w:r>
-        <w:rPr>
-          <w:rFonts w:ascii="Times New Roman" w:hAnsi="Times New Roman" w:eastAsia="Times New Roman" w:cs="Times New Roman"/>
-        </w:rPr>
-        <w:t xml:space="preserve"> </w:t>
-      </w:r>
-      <w:r>
-        <w:rPr>
-          <w:rFonts w:hint="eastAsia" w:ascii="Times New Roman" w:hAnsi="Times New Roman" w:eastAsia="Times New Roman" w:cs="Times New Roman"/>
-        </w:rPr>
-        <w:t xml:space="preserve">｜</w:t>
-      </w:r>
-      <w:r>
-        <w:rPr>
-          <w:rFonts w:ascii="Times New Roman" w:hAnsi="Times New Roman" w:eastAsia="Times New Roman" w:cs="Times New Roman"/>
-        </w:rPr>
-        <w:t xml:space="preserve"> </w:t>
-      </w:r>
-      <w:r>
-        <w:rPr>
-          <w:rFonts w:hint="eastAsia" w:ascii="Times New Roman" w:hAnsi="Times New Roman" w:eastAsia="Times New Roman" w:cs="Times New Roman"/>
-        </w:rPr>
-        <w:t xml:space="preserve">（d3，3</w:t>
-      </w:r>
-      <w:r>
-        <w:rPr>
-          <w:rFonts w:ascii="Times New Roman" w:hAnsi="Times New Roman" w:eastAsia="Times New Roman" w:cs="Times New Roman"/>
-        </w:rPr>
-        <w:t xml:space="preserve"> </w:t>
-      </w:r>
-      <w:r>
-        <w:rPr>
-          <w:rFonts w:hint="eastAsia" w:ascii="Times New Roman" w:hAnsi="Times New Roman" w:eastAsia="FangSong" w:cs="Times New Roman"/>
-        </w:rPr>
-        <w:t>分</w:t>
-      </w:r>
-      <w:r>
-        <w:rPr>
-          <w:rFonts w:hint="eastAsia" w:ascii="Times New Roman" w:hAnsi="Times New Roman" w:eastAsia="Times New Roman" w:cs="Times New Roman"/>
-        </w:rPr>
-        <w:t>）</w:t>
+        <w:t>届决赛</w:t>
       </w:r>
     </w:p>
     <w:p>
@@ -9524,10 +8592,8 @@
       <w:r>
         <w:rPr>
           <w:rFonts w:hint="eastAsia" w:ascii="Times New Roman" w:hAnsi="Times New Roman" w:eastAsia="FangSong" w:cs="Times New Roman"/>
-          <w:b/>
-          <w:bCs/>
-        </w:rPr>
-        <w:t xml:space="preserve">题源</w:t>
+        </w:rPr>
+        <w:t>来源</w:t>
       </w:r>
       <w:r>
         <w:rPr>
@@ -9539,54 +8605,6 @@
         <w:rPr>
           <w:rFonts w:hint="eastAsia" w:ascii="Times New Roman" w:hAnsi="Times New Roman" w:eastAsia="FangSong" w:cs="Times New Roman"/>
         </w:rPr>
-        <w:t>题</w:t>
-      </w:r>
-      <w:r>
-        <w:rPr>
-          <w:rFonts w:hint="eastAsia" w:ascii="Times New Roman" w:hAnsi="Times New Roman" w:eastAsia="Times New Roman" w:cs="Times New Roman"/>
-        </w:rPr>
-        <w:t>-029</w:t>
-      </w:r>
-      <w:r>
-        <w:rPr>
-          <w:rFonts w:hint="eastAsia" w:ascii="Times New Roman" w:hAnsi="Times New Roman" w:eastAsia="FangSong" w:cs="Times New Roman"/>
-        </w:rPr>
-        <w:t>决</w:t>
-      </w:r>
-      <w:r>
-        <w:rPr>
-          <w:rFonts w:hint="eastAsia" w:ascii="Times New Roman" w:hAnsi="Times New Roman" w:eastAsia="Times New Roman" w:cs="Times New Roman"/>
-        </w:rPr>
-        <w:t>-5-MAX</w:t>
-      </w:r>
-      <w:r>
-        <w:rPr>
-          <w:rFonts w:hint="eastAsia" w:ascii="Times New Roman" w:hAnsi="Times New Roman" w:eastAsia="FangSong" w:cs="Times New Roman"/>
-        </w:rPr>
-        <w:t>相晶体结构</w:t>
-      </w:r>
-      <w:r>
-        <w:rPr>
-          <w:rFonts w:ascii="Times New Roman" w:hAnsi="Times New Roman" w:eastAsia="Times New Roman" w:cs="Times New Roman"/>
-        </w:rPr>
-        <w:t xml:space="preserve"> </w:t>
-      </w:r>
-      <w:r>
-        <w:rPr>
-          <w:rFonts w:hint="eastAsia" w:ascii="Times New Roman" w:hAnsi="Times New Roman" w:eastAsia="Times New Roman" w:cs="Times New Roman"/>
-        </w:rPr>
-        <w:t xml:space="preserve">｜</w:t>
-      </w:r>
-      <w:r>
-        <w:rPr>
-          <w:rFonts w:ascii="Times New Roman" w:hAnsi="Times New Roman" w:eastAsia="Times New Roman" w:cs="Times New Roman"/>
-        </w:rPr>
-        <w:t xml:space="preserve"> </w:t>
-      </w:r>
-      <w:r>
-        <w:rPr>
-          <w:rFonts w:hint="eastAsia" w:ascii="Times New Roman" w:hAnsi="Times New Roman" w:eastAsia="FangSong" w:cs="Times New Roman"/>
-        </w:rPr>
         <w:t>第</w:t>
       </w:r>
       <w:r>
@@ -9599,85 +8617,7 @@
         <w:rPr>
           <w:rFonts w:hint="eastAsia" w:ascii="Times New Roman" w:hAnsi="Times New Roman" w:eastAsia="FangSong" w:cs="Times New Roman"/>
         </w:rPr>
-        <w:t>届中国化学奥林匹克</w:t>
-      </w:r>
-      <w:r>
-        <w:rPr>
-          <w:rFonts w:hint="eastAsia" w:ascii="Times New Roman" w:hAnsi="Times New Roman" w:eastAsia="Times New Roman" w:cs="Times New Roman"/>
-        </w:rPr>
-        <w:t>（</w:t>
-      </w:r>
-      <w:r>
-        <w:rPr>
-          <w:rFonts w:hint="eastAsia" w:ascii="Times New Roman" w:hAnsi="Times New Roman" w:eastAsia="FangSong" w:cs="Times New Roman"/>
-        </w:rPr>
-        <w:t>决赛</w:t>
-      </w:r>
-      <w:r>
-        <w:rPr>
-          <w:rFonts w:hint="eastAsia" w:ascii="Times New Roman" w:hAnsi="Times New Roman" w:eastAsia="Times New Roman" w:cs="Times New Roman"/>
-        </w:rPr>
-        <w:t>）</w:t>
-      </w:r>
-      <w:r>
-        <w:rPr>
-          <w:rFonts w:hint="eastAsia" w:ascii="Times New Roman" w:hAnsi="Times New Roman" w:eastAsia="FangSong" w:cs="Times New Roman"/>
-        </w:rPr>
-        <w:t>第</w:t>
-      </w:r>
-      <w:r>
-        <w:rPr>
-          <w:rFonts w:hint="eastAsia" w:ascii="Times New Roman" w:hAnsi="Times New Roman" w:eastAsia="Times New Roman" w:cs="Times New Roman"/>
-        </w:rPr>
-        <w:t>5</w:t>
-      </w:r>
-      <w:r>
-        <w:rPr>
-          <w:rFonts w:hint="eastAsia" w:ascii="Times New Roman" w:hAnsi="Times New Roman" w:eastAsia="FangSong" w:cs="Times New Roman"/>
-        </w:rPr>
-        <w:t>题</w:t>
-      </w:r>
-      <w:r>
-        <w:rPr>
-          <w:rFonts w:ascii="Times New Roman" w:hAnsi="Times New Roman" w:eastAsia="Times New Roman" w:cs="Times New Roman"/>
-        </w:rPr>
-        <w:t xml:space="preserve"> </w:t>
-      </w:r>
-      <w:r>
-        <w:rPr>
-          <w:rFonts w:hint="eastAsia" w:ascii="Times New Roman" w:hAnsi="Times New Roman" w:eastAsia="Times New Roman" w:cs="Times New Roman"/>
-        </w:rPr>
-        <w:t xml:space="preserve">｜</w:t>
-      </w:r>
-      <w:r>
-        <w:rPr>
-          <w:rFonts w:ascii="Times New Roman" w:hAnsi="Times New Roman" w:eastAsia="Times New Roman" w:cs="Times New Roman"/>
-        </w:rPr>
-        <w:t xml:space="preserve"> </w:t>
-      </w:r>
-      <w:r>
-        <w:rPr>
-          <w:rFonts w:hint="eastAsia" w:ascii="Times New Roman" w:hAnsi="Times New Roman" w:eastAsia="Times New Roman" w:cs="Times New Roman"/>
-        </w:rPr>
-        <w:t xml:space="preserve">（d4，4</w:t>
-      </w:r>
-      <w:r>
-        <w:rPr>
-          <w:rFonts w:ascii="Times New Roman" w:hAnsi="Times New Roman" w:eastAsia="Times New Roman" w:cs="Times New Roman"/>
-        </w:rPr>
-        <w:t xml:space="preserve"> </w:t>
-      </w:r>
-      <w:r>
-        <w:rPr>
-          <w:rFonts w:hint="eastAsia" w:ascii="Times New Roman" w:hAnsi="Times New Roman" w:eastAsia="FangSong" w:cs="Times New Roman"/>
-        </w:rPr>
-        <w:t>分</w:t>
-      </w:r>
-      <w:r>
-        <w:rPr>
-          <w:rFonts w:hint="eastAsia" w:ascii="Times New Roman" w:hAnsi="Times New Roman" w:eastAsia="Times New Roman" w:cs="Times New Roman"/>
-        </w:rPr>
-        <w:t>）</w:t>
+        <w:t>届决赛</w:t>
       </w:r>
     </w:p>
     <w:bookmarkEnd w:id="41"/>
@@ -10737,10 +9677,8 @@
       <w:r>
         <w:rPr>
           <w:rFonts w:hint="eastAsia" w:ascii="Times New Roman" w:hAnsi="Times New Roman" w:eastAsia="FangSong" w:cs="Times New Roman"/>
-          <w:b/>
-          <w:bCs/>
-        </w:rPr>
-        <w:t xml:space="preserve">题源</w:t>
+        </w:rPr>
+        <w:t>来源</w:t>
       </w:r>
       <w:r>
         <w:rPr>
@@ -10752,54 +9690,6 @@
         <w:rPr>
           <w:rFonts w:hint="eastAsia" w:ascii="Times New Roman" w:hAnsi="Times New Roman" w:eastAsia="FangSong" w:cs="Times New Roman"/>
         </w:rPr>
-        <w:t>题</w:t>
-      </w:r>
-      <w:r>
-        <w:rPr>
-          <w:rFonts w:hint="eastAsia" w:ascii="Times New Roman" w:hAnsi="Times New Roman" w:eastAsia="Times New Roman" w:cs="Times New Roman"/>
-        </w:rPr>
-        <w:t>-030</w:t>
-      </w:r>
-      <w:r>
-        <w:rPr>
-          <w:rFonts w:hint="eastAsia" w:ascii="Times New Roman" w:hAnsi="Times New Roman" w:eastAsia="FangSong" w:cs="Times New Roman"/>
-        </w:rPr>
-        <w:t>决</w:t>
-      </w:r>
-      <w:r>
-        <w:rPr>
-          <w:rFonts w:hint="eastAsia" w:ascii="Times New Roman" w:hAnsi="Times New Roman" w:eastAsia="Times New Roman" w:cs="Times New Roman"/>
-        </w:rPr>
-        <w:t>-1-</w:t>
-      </w:r>
-      <w:r>
-        <w:rPr>
-          <w:rFonts w:hint="eastAsia" w:ascii="Times New Roman" w:hAnsi="Times New Roman" w:eastAsia="FangSong" w:cs="Times New Roman"/>
-        </w:rPr>
-        <w:t>配位化学与分子结构</w:t>
-      </w:r>
-      <w:r>
-        <w:rPr>
-          <w:rFonts w:ascii="Times New Roman" w:hAnsi="Times New Roman" w:eastAsia="Times New Roman" w:cs="Times New Roman"/>
-        </w:rPr>
-        <w:t xml:space="preserve"> </w:t>
-      </w:r>
-      <w:r>
-        <w:rPr>
-          <w:rFonts w:hint="eastAsia" w:ascii="Times New Roman" w:hAnsi="Times New Roman" w:eastAsia="Times New Roman" w:cs="Times New Roman"/>
-        </w:rPr>
-        <w:t xml:space="preserve">｜</w:t>
-      </w:r>
-      <w:r>
-        <w:rPr>
-          <w:rFonts w:ascii="Times New Roman" w:hAnsi="Times New Roman" w:eastAsia="Times New Roman" w:cs="Times New Roman"/>
-        </w:rPr>
-        <w:t xml:space="preserve"> </w:t>
-      </w:r>
-      <w:r>
-        <w:rPr>
-          <w:rFonts w:hint="eastAsia" w:ascii="Times New Roman" w:hAnsi="Times New Roman" w:eastAsia="FangSong" w:cs="Times New Roman"/>
-        </w:rPr>
         <w:t>第</w:t>
       </w:r>
       <w:r>
@@ -10812,85 +9702,7 @@
         <w:rPr>
           <w:rFonts w:hint="eastAsia" w:ascii="Times New Roman" w:hAnsi="Times New Roman" w:eastAsia="FangSong" w:cs="Times New Roman"/>
         </w:rPr>
-        <w:t>届中国化学奥林匹克</w:t>
-      </w:r>
-      <w:r>
-        <w:rPr>
-          <w:rFonts w:hint="eastAsia" w:ascii="Times New Roman" w:hAnsi="Times New Roman" w:eastAsia="Times New Roman" w:cs="Times New Roman"/>
-        </w:rPr>
-        <w:t>（</w:t>
-      </w:r>
-      <w:r>
-        <w:rPr>
-          <w:rFonts w:hint="eastAsia" w:ascii="Times New Roman" w:hAnsi="Times New Roman" w:eastAsia="FangSong" w:cs="Times New Roman"/>
-        </w:rPr>
-        <w:t>决赛</w:t>
-      </w:r>
-      <w:r>
-        <w:rPr>
-          <w:rFonts w:hint="eastAsia" w:ascii="Times New Roman" w:hAnsi="Times New Roman" w:eastAsia="Times New Roman" w:cs="Times New Roman"/>
-        </w:rPr>
-        <w:t>）</w:t>
-      </w:r>
-      <w:r>
-        <w:rPr>
-          <w:rFonts w:hint="eastAsia" w:ascii="Times New Roman" w:hAnsi="Times New Roman" w:eastAsia="FangSong" w:cs="Times New Roman"/>
-        </w:rPr>
-        <w:t>第</w:t>
-      </w:r>
-      <w:r>
-        <w:rPr>
-          <w:rFonts w:hint="eastAsia" w:ascii="Times New Roman" w:hAnsi="Times New Roman" w:eastAsia="Times New Roman" w:cs="Times New Roman"/>
-        </w:rPr>
-        <w:t>1</w:t>
-      </w:r>
-      <w:r>
-        <w:rPr>
-          <w:rFonts w:hint="eastAsia" w:ascii="Times New Roman" w:hAnsi="Times New Roman" w:eastAsia="FangSong" w:cs="Times New Roman"/>
-        </w:rPr>
-        <w:t>题</w:t>
-      </w:r>
-      <w:r>
-        <w:rPr>
-          <w:rFonts w:ascii="Times New Roman" w:hAnsi="Times New Roman" w:eastAsia="Times New Roman" w:cs="Times New Roman"/>
-        </w:rPr>
-        <w:t xml:space="preserve"> </w:t>
-      </w:r>
-      <w:r>
-        <w:rPr>
-          <w:rFonts w:hint="eastAsia" w:ascii="Times New Roman" w:hAnsi="Times New Roman" w:eastAsia="Times New Roman" w:cs="Times New Roman"/>
-        </w:rPr>
-        <w:t xml:space="preserve">｜</w:t>
-      </w:r>
-      <w:r>
-        <w:rPr>
-          <w:rFonts w:ascii="Times New Roman" w:hAnsi="Times New Roman" w:eastAsia="Times New Roman" w:cs="Times New Roman"/>
-        </w:rPr>
-        <w:t xml:space="preserve"> </w:t>
-      </w:r>
-      <w:r>
-        <w:rPr>
-          <w:rFonts w:hint="eastAsia" w:ascii="Times New Roman" w:hAnsi="Times New Roman" w:eastAsia="Times New Roman" w:cs="Times New Roman"/>
-        </w:rPr>
-        <w:t xml:space="preserve">（d4，4</w:t>
-      </w:r>
-      <w:r>
-        <w:rPr>
-          <w:rFonts w:ascii="Times New Roman" w:hAnsi="Times New Roman" w:eastAsia="Times New Roman" w:cs="Times New Roman"/>
-        </w:rPr>
-        <w:t xml:space="preserve"> </w:t>
-      </w:r>
-      <w:r>
-        <w:rPr>
-          <w:rFonts w:hint="eastAsia" w:ascii="Times New Roman" w:hAnsi="Times New Roman" w:eastAsia="FangSong" w:cs="Times New Roman"/>
-        </w:rPr>
-        <w:t>分</w:t>
-      </w:r>
-      <w:r>
-        <w:rPr>
-          <w:rFonts w:hint="eastAsia" w:ascii="Times New Roman" w:hAnsi="Times New Roman" w:eastAsia="Times New Roman" w:cs="Times New Roman"/>
-        </w:rPr>
-        <w:t>）</w:t>
+        <w:t>届决赛</w:t>
       </w:r>
     </w:p>
     <w:bookmarkEnd w:id="48"/>
@@ -11884,10 +10696,8 @@
       <w:r>
         <w:rPr>
           <w:rFonts w:hint="eastAsia" w:ascii="Times New Roman" w:hAnsi="Times New Roman" w:eastAsia="FangSong" w:cs="Times New Roman"/>
-          <w:b/>
-          <w:bCs/>
-        </w:rPr>
-        <w:t xml:space="preserve">题源</w:t>
+        </w:rPr>
+        <w:t>来源</w:t>
       </w:r>
       <w:r>
         <w:rPr>
@@ -11899,54 +10709,6 @@
         <w:rPr>
           <w:rFonts w:hint="eastAsia" w:ascii="Times New Roman" w:hAnsi="Times New Roman" w:eastAsia="FangSong" w:cs="Times New Roman"/>
         </w:rPr>
-        <w:t>题</w:t>
-      </w:r>
-      <w:r>
-        <w:rPr>
-          <w:rFonts w:hint="eastAsia" w:ascii="Times New Roman" w:hAnsi="Times New Roman" w:eastAsia="Times New Roman" w:cs="Times New Roman"/>
-        </w:rPr>
-        <w:t>-031</w:t>
-      </w:r>
-      <w:r>
-        <w:rPr>
-          <w:rFonts w:hint="eastAsia" w:ascii="Times New Roman" w:hAnsi="Times New Roman" w:eastAsia="FangSong" w:cs="Times New Roman"/>
-        </w:rPr>
-        <w:t>决</w:t>
-      </w:r>
-      <w:r>
-        <w:rPr>
-          <w:rFonts w:hint="eastAsia" w:ascii="Times New Roman" w:hAnsi="Times New Roman" w:eastAsia="Times New Roman" w:cs="Times New Roman"/>
-        </w:rPr>
-        <w:t>-6-HMTA</w:t>
-      </w:r>
-      <w:r>
-        <w:rPr>
-          <w:rFonts w:hint="eastAsia" w:ascii="Times New Roman" w:hAnsi="Times New Roman" w:eastAsia="FangSong" w:cs="Times New Roman"/>
-        </w:rPr>
-        <w:t>晶体结构</w:t>
-      </w:r>
-      <w:r>
-        <w:rPr>
-          <w:rFonts w:ascii="Times New Roman" w:hAnsi="Times New Roman" w:eastAsia="Times New Roman" w:cs="Times New Roman"/>
-        </w:rPr>
-        <w:t xml:space="preserve"> </w:t>
-      </w:r>
-      <w:r>
-        <w:rPr>
-          <w:rFonts w:hint="eastAsia" w:ascii="Times New Roman" w:hAnsi="Times New Roman" w:eastAsia="Times New Roman" w:cs="Times New Roman"/>
-        </w:rPr>
-        <w:t xml:space="preserve">｜</w:t>
-      </w:r>
-      <w:r>
-        <w:rPr>
-          <w:rFonts w:ascii="Times New Roman" w:hAnsi="Times New Roman" w:eastAsia="Times New Roman" w:cs="Times New Roman"/>
-        </w:rPr>
-        <w:t xml:space="preserve"> </w:t>
-      </w:r>
-      <w:r>
-        <w:rPr>
-          <w:rFonts w:hint="eastAsia" w:ascii="Times New Roman" w:hAnsi="Times New Roman" w:eastAsia="FangSong" w:cs="Times New Roman"/>
-        </w:rPr>
         <w:t>第</w:t>
       </w:r>
       <w:r>
@@ -11959,85 +10721,7 @@
         <w:rPr>
           <w:rFonts w:hint="eastAsia" w:ascii="Times New Roman" w:hAnsi="Times New Roman" w:eastAsia="FangSong" w:cs="Times New Roman"/>
         </w:rPr>
-        <w:t>届中国化学奥林匹克</w:t>
-      </w:r>
-      <w:r>
-        <w:rPr>
-          <w:rFonts w:hint="eastAsia" w:ascii="Times New Roman" w:hAnsi="Times New Roman" w:eastAsia="Times New Roman" w:cs="Times New Roman"/>
-        </w:rPr>
-        <w:t>（</w:t>
-      </w:r>
-      <w:r>
-        <w:rPr>
-          <w:rFonts w:hint="eastAsia" w:ascii="Times New Roman" w:hAnsi="Times New Roman" w:eastAsia="FangSong" w:cs="Times New Roman"/>
-        </w:rPr>
-        <w:t>决赛</w:t>
-      </w:r>
-      <w:r>
-        <w:rPr>
-          <w:rFonts w:hint="eastAsia" w:ascii="Times New Roman" w:hAnsi="Times New Roman" w:eastAsia="Times New Roman" w:cs="Times New Roman"/>
-        </w:rPr>
-        <w:t>）</w:t>
-      </w:r>
-      <w:r>
-        <w:rPr>
-          <w:rFonts w:hint="eastAsia" w:ascii="Times New Roman" w:hAnsi="Times New Roman" w:eastAsia="FangSong" w:cs="Times New Roman"/>
-        </w:rPr>
-        <w:t>第</w:t>
-      </w:r>
-      <w:r>
-        <w:rPr>
-          <w:rFonts w:hint="eastAsia" w:ascii="Times New Roman" w:hAnsi="Times New Roman" w:eastAsia="Times New Roman" w:cs="Times New Roman"/>
-        </w:rPr>
-        <w:t>6</w:t>
-      </w:r>
-      <w:r>
-        <w:rPr>
-          <w:rFonts w:hint="eastAsia" w:ascii="Times New Roman" w:hAnsi="Times New Roman" w:eastAsia="FangSong" w:cs="Times New Roman"/>
-        </w:rPr>
-        <w:t>题</w:t>
-      </w:r>
-      <w:r>
-        <w:rPr>
-          <w:rFonts w:ascii="Times New Roman" w:hAnsi="Times New Roman" w:eastAsia="Times New Roman" w:cs="Times New Roman"/>
-        </w:rPr>
-        <w:t xml:space="preserve"> </w:t>
-      </w:r>
-      <w:r>
-        <w:rPr>
-          <w:rFonts w:hint="eastAsia" w:ascii="Times New Roman" w:hAnsi="Times New Roman" w:eastAsia="Times New Roman" w:cs="Times New Roman"/>
-        </w:rPr>
-        <w:t xml:space="preserve">｜</w:t>
-      </w:r>
-      <w:r>
-        <w:rPr>
-          <w:rFonts w:ascii="Times New Roman" w:hAnsi="Times New Roman" w:eastAsia="Times New Roman" w:cs="Times New Roman"/>
-        </w:rPr>
-        <w:t xml:space="preserve"> </w:t>
-      </w:r>
-      <w:r>
-        <w:rPr>
-          <w:rFonts w:hint="eastAsia" w:ascii="Times New Roman" w:hAnsi="Times New Roman" w:eastAsia="Times New Roman" w:cs="Times New Roman"/>
-        </w:rPr>
-        <w:t xml:space="preserve">（d4，4</w:t>
-      </w:r>
-      <w:r>
-        <w:rPr>
-          <w:rFonts w:ascii="Times New Roman" w:hAnsi="Times New Roman" w:eastAsia="Times New Roman" w:cs="Times New Roman"/>
-        </w:rPr>
-        <w:t xml:space="preserve"> </w:t>
-      </w:r>
-      <w:r>
-        <w:rPr>
-          <w:rFonts w:hint="eastAsia" w:ascii="Times New Roman" w:hAnsi="Times New Roman" w:eastAsia="FangSong" w:cs="Times New Roman"/>
-        </w:rPr>
-        <w:t>分</w:t>
-      </w:r>
-      <w:r>
-        <w:rPr>
-          <w:rFonts w:hint="eastAsia" w:ascii="Times New Roman" w:hAnsi="Times New Roman" w:eastAsia="Times New Roman" w:cs="Times New Roman"/>
-        </w:rPr>
-        <w:t>）</w:t>
+        <w:t>届决赛</w:t>
       </w:r>
     </w:p>
     <w:bookmarkEnd w:id="55"/>
@@ -13253,10 +11937,8 @@
       <w:r>
         <w:rPr>
           <w:rFonts w:hint="eastAsia" w:ascii="Times New Roman" w:hAnsi="Times New Roman" w:eastAsia="FangSong" w:cs="Times New Roman"/>
-          <w:b/>
-          <w:bCs/>
-        </w:rPr>
-        <w:t xml:space="preserve">题源</w:t>
+        </w:rPr>
+        <w:t>来源</w:t>
       </w:r>
       <w:r>
         <w:rPr>
@@ -13268,54 +11950,6 @@
         <w:rPr>
           <w:rFonts w:hint="eastAsia" w:ascii="Times New Roman" w:hAnsi="Times New Roman" w:eastAsia="FangSong" w:cs="Times New Roman"/>
         </w:rPr>
-        <w:t>题</w:t>
-      </w:r>
-      <w:r>
-        <w:rPr>
-          <w:rFonts w:hint="eastAsia" w:ascii="Times New Roman" w:hAnsi="Times New Roman" w:eastAsia="Times New Roman" w:cs="Times New Roman"/>
-        </w:rPr>
-        <w:t>-032</w:t>
-      </w:r>
-      <w:r>
-        <w:rPr>
-          <w:rFonts w:hint="eastAsia" w:ascii="Times New Roman" w:hAnsi="Times New Roman" w:eastAsia="FangSong" w:cs="Times New Roman"/>
-        </w:rPr>
-        <w:t>决</w:t>
-      </w:r>
-      <w:r>
-        <w:rPr>
-          <w:rFonts w:hint="eastAsia" w:ascii="Times New Roman" w:hAnsi="Times New Roman" w:eastAsia="Times New Roman" w:cs="Times New Roman"/>
-        </w:rPr>
-        <w:t>-1-Ir</w:t>
-      </w:r>
-      <w:r>
-        <w:rPr>
-          <w:rFonts w:hint="eastAsia" w:ascii="Times New Roman" w:hAnsi="Times New Roman" w:eastAsia="FangSong" w:cs="Times New Roman"/>
-        </w:rPr>
-        <w:t>化合物异构体</w:t>
-      </w:r>
-      <w:r>
-        <w:rPr>
-          <w:rFonts w:ascii="Times New Roman" w:hAnsi="Times New Roman" w:eastAsia="Times New Roman" w:cs="Times New Roman"/>
-        </w:rPr>
-        <w:t xml:space="preserve"> </w:t>
-      </w:r>
-      <w:r>
-        <w:rPr>
-          <w:rFonts w:hint="eastAsia" w:ascii="Times New Roman" w:hAnsi="Times New Roman" w:eastAsia="Times New Roman" w:cs="Times New Roman"/>
-        </w:rPr>
-        <w:t xml:space="preserve">｜</w:t>
-      </w:r>
-      <w:r>
-        <w:rPr>
-          <w:rFonts w:ascii="Times New Roman" w:hAnsi="Times New Roman" w:eastAsia="Times New Roman" w:cs="Times New Roman"/>
-        </w:rPr>
-        <w:t xml:space="preserve"> </w:t>
-      </w:r>
-      <w:r>
-        <w:rPr>
-          <w:rFonts w:hint="eastAsia" w:ascii="Times New Roman" w:hAnsi="Times New Roman" w:eastAsia="FangSong" w:cs="Times New Roman"/>
-        </w:rPr>
         <w:t>第</w:t>
       </w:r>
       <w:r>
@@ -13328,85 +11962,7 @@
         <w:rPr>
           <w:rFonts w:hint="eastAsia" w:ascii="Times New Roman" w:hAnsi="Times New Roman" w:eastAsia="FangSong" w:cs="Times New Roman"/>
         </w:rPr>
-        <w:t>届中国化学奥林匹克</w:t>
-      </w:r>
-      <w:r>
-        <w:rPr>
-          <w:rFonts w:hint="eastAsia" w:ascii="Times New Roman" w:hAnsi="Times New Roman" w:eastAsia="Times New Roman" w:cs="Times New Roman"/>
-        </w:rPr>
-        <w:t>（</w:t>
-      </w:r>
-      <w:r>
-        <w:rPr>
-          <w:rFonts w:hint="eastAsia" w:ascii="Times New Roman" w:hAnsi="Times New Roman" w:eastAsia="FangSong" w:cs="Times New Roman"/>
-        </w:rPr>
-        <w:t>决赛</w:t>
-      </w:r>
-      <w:r>
-        <w:rPr>
-          <w:rFonts w:hint="eastAsia" w:ascii="Times New Roman" w:hAnsi="Times New Roman" w:eastAsia="Times New Roman" w:cs="Times New Roman"/>
-        </w:rPr>
-        <w:t>）</w:t>
-      </w:r>
-      <w:r>
-        <w:rPr>
-          <w:rFonts w:hint="eastAsia" w:ascii="Times New Roman" w:hAnsi="Times New Roman" w:eastAsia="FangSong" w:cs="Times New Roman"/>
-        </w:rPr>
-        <w:t>第</w:t>
-      </w:r>
-      <w:r>
-        <w:rPr>
-          <w:rFonts w:hint="eastAsia" w:ascii="Times New Roman" w:hAnsi="Times New Roman" w:eastAsia="Times New Roman" w:cs="Times New Roman"/>
-        </w:rPr>
-        <w:t>1</w:t>
-      </w:r>
-      <w:r>
-        <w:rPr>
-          <w:rFonts w:hint="eastAsia" w:ascii="Times New Roman" w:hAnsi="Times New Roman" w:eastAsia="FangSong" w:cs="Times New Roman"/>
-        </w:rPr>
-        <w:t>题</w:t>
-      </w:r>
-      <w:r>
-        <w:rPr>
-          <w:rFonts w:ascii="Times New Roman" w:hAnsi="Times New Roman" w:eastAsia="Times New Roman" w:cs="Times New Roman"/>
-        </w:rPr>
-        <w:t xml:space="preserve"> </w:t>
-      </w:r>
-      <w:r>
-        <w:rPr>
-          <w:rFonts w:hint="eastAsia" w:ascii="Times New Roman" w:hAnsi="Times New Roman" w:eastAsia="Times New Roman" w:cs="Times New Roman"/>
-        </w:rPr>
-        <w:t xml:space="preserve">｜</w:t>
-      </w:r>
-      <w:r>
-        <w:rPr>
-          <w:rFonts w:ascii="Times New Roman" w:hAnsi="Times New Roman" w:eastAsia="Times New Roman" w:cs="Times New Roman"/>
-        </w:rPr>
-        <w:t xml:space="preserve"> </w:t>
-      </w:r>
-      <w:r>
-        <w:rPr>
-          <w:rFonts w:hint="eastAsia" w:ascii="Times New Roman" w:hAnsi="Times New Roman" w:eastAsia="Times New Roman" w:cs="Times New Roman"/>
-        </w:rPr>
-        <w:t xml:space="preserve">（d4，4</w:t>
-      </w:r>
-      <w:r>
-        <w:rPr>
-          <w:rFonts w:ascii="Times New Roman" w:hAnsi="Times New Roman" w:eastAsia="Times New Roman" w:cs="Times New Roman"/>
-        </w:rPr>
-        <w:t xml:space="preserve"> </w:t>
-      </w:r>
-      <w:r>
-        <w:rPr>
-          <w:rFonts w:hint="eastAsia" w:ascii="Times New Roman" w:hAnsi="Times New Roman" w:eastAsia="FangSong" w:cs="Times New Roman"/>
-        </w:rPr>
-        <w:t>分</w:t>
-      </w:r>
-      <w:r>
-        <w:rPr>
-          <w:rFonts w:hint="eastAsia" w:ascii="Times New Roman" w:hAnsi="Times New Roman" w:eastAsia="Times New Roman" w:cs="Times New Roman"/>
-        </w:rPr>
-        <w:t>）</w:t>
+        <w:t>届决赛</w:t>
       </w:r>
     </w:p>
     <w:bookmarkEnd w:id="69"/>
@@ -14506,10 +13062,8 @@
       <w:r>
         <w:rPr>
           <w:rFonts w:hint="eastAsia" w:ascii="Times New Roman" w:hAnsi="Times New Roman" w:eastAsia="FangSong" w:cs="Times New Roman"/>
-          <w:b/>
-          <w:bCs/>
-        </w:rPr>
-        <w:t xml:space="preserve">题源</w:t>
+        </w:rPr>
+        <w:t>来源</w:t>
       </w:r>
       <w:r>
         <w:rPr>
@@ -14521,54 +13075,6 @@
         <w:rPr>
           <w:rFonts w:hint="eastAsia" w:ascii="Times New Roman" w:hAnsi="Times New Roman" w:eastAsia="FangSong" w:cs="Times New Roman"/>
         </w:rPr>
-        <w:t>题</w:t>
-      </w:r>
-      <w:r>
-        <w:rPr>
-          <w:rFonts w:hint="eastAsia" w:ascii="Times New Roman" w:hAnsi="Times New Roman" w:eastAsia="Times New Roman" w:cs="Times New Roman"/>
-        </w:rPr>
-        <w:t>-33</w:t>
-      </w:r>
-      <w:r>
-        <w:rPr>
-          <w:rFonts w:hint="eastAsia" w:ascii="Times New Roman" w:hAnsi="Times New Roman" w:eastAsia="FangSong" w:cs="Times New Roman"/>
-        </w:rPr>
-        <w:t>决理</w:t>
-      </w:r>
-      <w:r>
-        <w:rPr>
-          <w:rFonts w:hint="eastAsia" w:ascii="Times New Roman" w:hAnsi="Times New Roman" w:eastAsia="Times New Roman" w:cs="Times New Roman"/>
-        </w:rPr>
-        <w:t>-6-</w:t>
-      </w:r>
-      <w:r>
-        <w:rPr>
-          <w:rFonts w:hint="eastAsia" w:ascii="Times New Roman" w:hAnsi="Times New Roman" w:eastAsia="FangSong" w:cs="Times New Roman"/>
-        </w:rPr>
-        <w:t>银硫簇合物结构</w:t>
-      </w:r>
-      <w:r>
-        <w:rPr>
-          <w:rFonts w:ascii="Times New Roman" w:hAnsi="Times New Roman" w:eastAsia="Times New Roman" w:cs="Times New Roman"/>
-        </w:rPr>
-        <w:t xml:space="preserve"> </w:t>
-      </w:r>
-      <w:r>
-        <w:rPr>
-          <w:rFonts w:hint="eastAsia" w:ascii="Times New Roman" w:hAnsi="Times New Roman" w:eastAsia="Times New Roman" w:cs="Times New Roman"/>
-        </w:rPr>
-        <w:t xml:space="preserve">｜</w:t>
-      </w:r>
-      <w:r>
-        <w:rPr>
-          <w:rFonts w:ascii="Times New Roman" w:hAnsi="Times New Roman" w:eastAsia="Times New Roman" w:cs="Times New Roman"/>
-        </w:rPr>
-        <w:t xml:space="preserve"> </w:t>
-      </w:r>
-      <w:r>
-        <w:rPr>
-          <w:rFonts w:hint="eastAsia" w:ascii="Times New Roman" w:hAnsi="Times New Roman" w:eastAsia="FangSong" w:cs="Times New Roman"/>
-        </w:rPr>
         <w:t>第</w:t>
       </w:r>
       <w:r>
@@ -14581,67 +13087,7 @@
         <w:rPr>
           <w:rFonts w:hint="eastAsia" w:ascii="Times New Roman" w:hAnsi="Times New Roman" w:eastAsia="FangSong" w:cs="Times New Roman"/>
         </w:rPr>
-        <w:t>届中国化学奥林匹克</w:t>
-      </w:r>
-      <w:r>
-        <w:rPr>
-          <w:rFonts w:hint="eastAsia" w:ascii="Times New Roman" w:hAnsi="Times New Roman" w:eastAsia="Times New Roman" w:cs="Times New Roman"/>
-        </w:rPr>
-        <w:t>(</w:t>
-      </w:r>
-      <w:r>
-        <w:rPr>
-          <w:rFonts w:hint="eastAsia" w:ascii="Times New Roman" w:hAnsi="Times New Roman" w:eastAsia="FangSong" w:cs="Times New Roman"/>
-        </w:rPr>
-        <w:t>决赛</w:t>
-      </w:r>
-      <w:r>
-        <w:rPr>
-          <w:rFonts w:hint="eastAsia" w:ascii="Times New Roman" w:hAnsi="Times New Roman" w:eastAsia="Times New Roman" w:cs="Times New Roman"/>
-        </w:rPr>
-        <w:t>)</w:t>
-      </w:r>
-      <w:r>
-        <w:rPr>
-          <w:rFonts w:ascii="Times New Roman" w:hAnsi="Times New Roman" w:eastAsia="Times New Roman" w:cs="Times New Roman"/>
-        </w:rPr>
-        <w:t xml:space="preserve"> </w:t>
-      </w:r>
-      <w:r>
-        <w:rPr>
-          <w:rFonts w:hint="eastAsia" w:ascii="Times New Roman" w:hAnsi="Times New Roman" w:eastAsia="Times New Roman" w:cs="Times New Roman"/>
-        </w:rPr>
-        <w:t xml:space="preserve">｜</w:t>
-      </w:r>
-      <w:r>
-        <w:rPr>
-          <w:rFonts w:ascii="Times New Roman" w:hAnsi="Times New Roman" w:eastAsia="Times New Roman" w:cs="Times New Roman"/>
-        </w:rPr>
-        <w:t xml:space="preserve"> </w:t>
-      </w:r>
-      <w:r>
-        <w:rPr>
-          <w:rFonts w:hint="eastAsia" w:ascii="Times New Roman" w:hAnsi="Times New Roman" w:eastAsia="Times New Roman" w:cs="Times New Roman"/>
-        </w:rPr>
-        <w:t xml:space="preserve">（d5，5</w:t>
-      </w:r>
-      <w:r>
-        <w:rPr>
-          <w:rFonts w:ascii="Times New Roman" w:hAnsi="Times New Roman" w:eastAsia="Times New Roman" w:cs="Times New Roman"/>
-        </w:rPr>
-        <w:t xml:space="preserve"> </w:t>
-      </w:r>
-      <w:r>
-        <w:rPr>
-          <w:rFonts w:hint="eastAsia" w:ascii="Times New Roman" w:hAnsi="Times New Roman" w:eastAsia="FangSong" w:cs="Times New Roman"/>
-        </w:rPr>
-        <w:t>分</w:t>
-      </w:r>
-      <w:r>
-        <w:rPr>
-          <w:rFonts w:hint="eastAsia" w:ascii="Times New Roman" w:hAnsi="Times New Roman" w:eastAsia="Times New Roman" w:cs="Times New Roman"/>
-        </w:rPr>
-        <w:t>）</w:t>
+        <w:t>届决赛</w:t>
       </w:r>
     </w:p>
     <w:p>
@@ -15720,10 +14166,8 @@
       <w:r>
         <w:rPr>
           <w:rFonts w:hint="eastAsia" w:ascii="Times New Roman" w:hAnsi="Times New Roman" w:eastAsia="FangSong" w:cs="Times New Roman"/>
-          <w:b/>
-          <w:bCs/>
-        </w:rPr>
-        <w:t xml:space="preserve">题源</w:t>
+        </w:rPr>
+        <w:t>来源</w:t>
       </w:r>
       <w:r>
         <w:rPr>
@@ -15735,54 +14179,6 @@
         <w:rPr>
           <w:rFonts w:hint="eastAsia" w:ascii="Times New Roman" w:hAnsi="Times New Roman" w:eastAsia="FangSong" w:cs="Times New Roman"/>
         </w:rPr>
-        <w:t>题</w:t>
-      </w:r>
-      <w:r>
-        <w:rPr>
-          <w:rFonts w:hint="eastAsia" w:ascii="Times New Roman" w:hAnsi="Times New Roman" w:eastAsia="Times New Roman" w:cs="Times New Roman"/>
-        </w:rPr>
-        <w:t>-34</w:t>
-      </w:r>
-      <w:r>
-        <w:rPr>
-          <w:rFonts w:hint="eastAsia" w:ascii="Times New Roman" w:hAnsi="Times New Roman" w:eastAsia="FangSong" w:cs="Times New Roman"/>
-        </w:rPr>
-        <w:t>决理</w:t>
-      </w:r>
-      <w:r>
-        <w:rPr>
-          <w:rFonts w:hint="eastAsia" w:ascii="Times New Roman" w:hAnsi="Times New Roman" w:eastAsia="Times New Roman" w:cs="Times New Roman"/>
-        </w:rPr>
-        <w:t>-1-3-2-</w:t>
-      </w:r>
-      <w:r>
-        <w:rPr>
-          <w:rFonts w:hint="eastAsia" w:ascii="Times New Roman" w:hAnsi="Times New Roman" w:eastAsia="FangSong" w:cs="Times New Roman"/>
-        </w:rPr>
-        <w:t>超氧化物晶体结构</w:t>
-      </w:r>
-      <w:r>
-        <w:rPr>
-          <w:rFonts w:ascii="Times New Roman" w:hAnsi="Times New Roman" w:eastAsia="Times New Roman" w:cs="Times New Roman"/>
-        </w:rPr>
-        <w:t xml:space="preserve"> </w:t>
-      </w:r>
-      <w:r>
-        <w:rPr>
-          <w:rFonts w:hint="eastAsia" w:ascii="Times New Roman" w:hAnsi="Times New Roman" w:eastAsia="Times New Roman" w:cs="Times New Roman"/>
-        </w:rPr>
-        <w:t xml:space="preserve">｜</w:t>
-      </w:r>
-      <w:r>
-        <w:rPr>
-          <w:rFonts w:ascii="Times New Roman" w:hAnsi="Times New Roman" w:eastAsia="Times New Roman" w:cs="Times New Roman"/>
-        </w:rPr>
-        <w:t xml:space="preserve"> </w:t>
-      </w:r>
-      <w:r>
-        <w:rPr>
-          <w:rFonts w:hint="eastAsia" w:ascii="Times New Roman" w:hAnsi="Times New Roman" w:eastAsia="FangSong" w:cs="Times New Roman"/>
-        </w:rPr>
         <w:t>第</w:t>
       </w:r>
       <w:r>
@@ -15795,79 +14191,7 @@
         <w:rPr>
           <w:rFonts w:hint="eastAsia" w:ascii="Times New Roman" w:hAnsi="Times New Roman" w:eastAsia="FangSong" w:cs="Times New Roman"/>
         </w:rPr>
-        <w:t>届中国化学奥林匹克</w:t>
-      </w:r>
-      <w:r>
-        <w:rPr>
-          <w:rFonts w:hint="eastAsia" w:ascii="Times New Roman" w:hAnsi="Times New Roman" w:eastAsia="Times New Roman" w:cs="Times New Roman"/>
-        </w:rPr>
-        <w:t>(</w:t>
-      </w:r>
-      <w:r>
-        <w:rPr>
-          <w:rFonts w:hint="eastAsia" w:ascii="Times New Roman" w:hAnsi="Times New Roman" w:eastAsia="FangSong" w:cs="Times New Roman"/>
-        </w:rPr>
-        <w:t>决赛</w:t>
-      </w:r>
-      <w:r>
-        <w:rPr>
-          <w:rFonts w:hint="eastAsia" w:ascii="Times New Roman" w:hAnsi="Times New Roman" w:eastAsia="Times New Roman" w:cs="Times New Roman"/>
-        </w:rPr>
-        <w:t>)</w:t>
-      </w:r>
-      <w:r>
-        <w:rPr>
-          <w:rFonts w:hint="eastAsia" w:ascii="Times New Roman" w:hAnsi="Times New Roman" w:eastAsia="FangSong" w:cs="Times New Roman"/>
-        </w:rPr>
-        <w:t>试题</w:t>
-      </w:r>
-      <w:r>
-        <w:rPr>
-          <w:rFonts w:hint="eastAsia" w:ascii="Times New Roman" w:hAnsi="Times New Roman" w:eastAsia="Times New Roman" w:cs="Times New Roman"/>
-        </w:rPr>
-        <w:t>-1</w:t>
-      </w:r>
-      <w:r>
-        <w:rPr>
-          <w:rFonts w:ascii="Times New Roman" w:hAnsi="Times New Roman" w:eastAsia="Times New Roman" w:cs="Times New Roman"/>
-        </w:rPr>
-        <w:t xml:space="preserve"> </w:t>
-      </w:r>
-      <w:r>
-        <w:rPr>
-          <w:rFonts w:hint="eastAsia" w:ascii="Times New Roman" w:hAnsi="Times New Roman" w:eastAsia="Times New Roman" w:cs="Times New Roman"/>
-        </w:rPr>
-        <w:t xml:space="preserve">｜</w:t>
-      </w:r>
-      <w:r>
-        <w:rPr>
-          <w:rFonts w:ascii="Times New Roman" w:hAnsi="Times New Roman" w:eastAsia="Times New Roman" w:cs="Times New Roman"/>
-        </w:rPr>
-        <w:t xml:space="preserve"> </w:t>
-      </w:r>
-      <w:r>
-        <w:rPr>
-          <w:rFonts w:hint="eastAsia" w:ascii="Times New Roman" w:hAnsi="Times New Roman" w:eastAsia="Times New Roman" w:cs="Times New Roman"/>
-        </w:rPr>
-        <w:t xml:space="preserve">（d5，5</w:t>
-      </w:r>
-      <w:r>
-        <w:rPr>
-          <w:rFonts w:ascii="Times New Roman" w:hAnsi="Times New Roman" w:eastAsia="Times New Roman" w:cs="Times New Roman"/>
-        </w:rPr>
-        <w:t xml:space="preserve"> </w:t>
-      </w:r>
-      <w:r>
-        <w:rPr>
-          <w:rFonts w:hint="eastAsia" w:ascii="Times New Roman" w:hAnsi="Times New Roman" w:eastAsia="FangSong" w:cs="Times New Roman"/>
-        </w:rPr>
-        <w:t>分</w:t>
-      </w:r>
-      <w:r>
-        <w:rPr>
-          <w:rFonts w:hint="eastAsia" w:ascii="Times New Roman" w:hAnsi="Times New Roman" w:eastAsia="Times New Roman" w:cs="Times New Roman"/>
-        </w:rPr>
-        <w:t>）</w:t>
+        <w:t>届决赛</w:t>
       </w:r>
     </w:p>
     <w:p>
@@ -16256,10 +14580,8 @@
       <w:r>
         <w:rPr>
           <w:rFonts w:hint="eastAsia" w:ascii="Times New Roman" w:hAnsi="Times New Roman" w:eastAsia="FangSong" w:cs="Times New Roman"/>
-          <w:b/>
-          <w:bCs/>
-        </w:rPr>
-        <w:t xml:space="preserve">题源</w:t>
+        </w:rPr>
+        <w:t>来源</w:t>
       </w:r>
       <w:r>
         <w:rPr>
@@ -16271,145 +14593,7 @@
         <w:rPr>
           <w:rFonts w:hint="eastAsia" w:ascii="Times New Roman" w:hAnsi="Times New Roman" w:eastAsia="FangSong" w:cs="Times New Roman"/>
         </w:rPr>
-        <w:t>题</w:t>
-      </w:r>
-      <w:r>
-        <w:rPr>
-          <w:rFonts w:hint="eastAsia" w:ascii="Times New Roman" w:hAnsi="Times New Roman" w:eastAsia="Times New Roman" w:cs="Times New Roman"/>
-        </w:rPr>
-        <w:t>-1171-</w:t>
-      </w:r>
-      <w:r>
-        <w:rPr>
-          <w:rFonts w:hint="eastAsia" w:ascii="Times New Roman" w:hAnsi="Times New Roman" w:eastAsia="FangSong" w:cs="Times New Roman"/>
-        </w:rPr>
-        <w:t>二分册</w:t>
-      </w:r>
-      <w:r>
-        <w:rPr>
-          <w:rFonts w:hint="eastAsia" w:ascii="Times New Roman" w:hAnsi="Times New Roman" w:eastAsia="Times New Roman" w:cs="Times New Roman"/>
-        </w:rPr>
-        <w:t>-</w:t>
-      </w:r>
-      <w:r>
-        <w:rPr>
-          <w:rFonts w:hint="eastAsia" w:ascii="Times New Roman" w:hAnsi="Times New Roman" w:eastAsia="FangSong" w:cs="Times New Roman"/>
-        </w:rPr>
-        <w:t>测</w:t>
-      </w:r>
-      <w:r>
-        <w:rPr>
-          <w:rFonts w:hint="eastAsia" w:ascii="Times New Roman" w:hAnsi="Times New Roman" w:eastAsia="Times New Roman" w:cs="Times New Roman"/>
-        </w:rPr>
-        <w:t>1-5-</w:t>
-      </w:r>
-      <w:r>
-        <w:rPr>
-          <w:rFonts w:hint="eastAsia" w:ascii="Times New Roman" w:hAnsi="Times New Roman" w:eastAsia="FangSong" w:cs="Times New Roman"/>
-        </w:rPr>
-        <w:t>氧氟沙星结构性质</w:t>
-      </w:r>
-      <w:r>
-        <w:rPr>
-          <w:rFonts w:ascii="Times New Roman" w:hAnsi="Times New Roman" w:eastAsia="Times New Roman" w:cs="Times New Roman"/>
-        </w:rPr>
-        <w:t xml:space="preserve"> </w:t>
-      </w:r>
-      <w:r>
-        <w:rPr>
-          <w:rFonts w:hint="eastAsia" w:ascii="Times New Roman" w:hAnsi="Times New Roman" w:eastAsia="Times New Roman" w:cs="Times New Roman"/>
-        </w:rPr>
-        <w:t xml:space="preserve">｜</w:t>
-      </w:r>
-      <w:r>
-        <w:rPr>
-          <w:rFonts w:ascii="Times New Roman" w:hAnsi="Times New Roman" w:eastAsia="Times New Roman" w:cs="Times New Roman"/>
-        </w:rPr>
-        <w:t xml:space="preserve"> </w:t>
-      </w:r>
-      <w:r>
-        <w:rPr>
-          <w:rFonts w:hint="eastAsia" w:ascii="Times New Roman" w:hAnsi="Times New Roman" w:eastAsia="FangSong" w:cs="Times New Roman"/>
-        </w:rPr>
         <w:t>高中化学竞赛教程第二分册</w:t>
-      </w:r>
-      <w:r>
-        <w:rPr>
-          <w:rFonts w:hint="eastAsia" w:ascii="Times New Roman" w:hAnsi="Times New Roman" w:eastAsia="Times New Roman" w:cs="Times New Roman"/>
-        </w:rPr>
-        <w:t>·</w:t>
-      </w:r>
-      <w:r>
-        <w:rPr>
-          <w:rFonts w:hint="eastAsia" w:ascii="Times New Roman" w:hAnsi="Times New Roman" w:eastAsia="FangSong" w:cs="Times New Roman"/>
-        </w:rPr>
-        <w:t>书末测试题一</w:t>
-      </w:r>
-      <w:r>
-        <w:rPr>
-          <w:rFonts w:hint="eastAsia" w:ascii="Times New Roman" w:hAnsi="Times New Roman" w:eastAsia="Times New Roman" w:cs="Times New Roman"/>
-        </w:rPr>
-        <w:t>·</w:t>
-      </w:r>
-      <w:r>
-        <w:rPr>
-          <w:rFonts w:hint="eastAsia" w:ascii="Times New Roman" w:hAnsi="Times New Roman" w:eastAsia="FangSong" w:cs="Times New Roman"/>
-        </w:rPr>
-        <w:t>选择题第</w:t>
-      </w:r>
-      <w:r>
-        <w:rPr>
-          <w:rFonts w:hint="eastAsia" w:ascii="Times New Roman" w:hAnsi="Times New Roman" w:eastAsia="Times New Roman" w:cs="Times New Roman"/>
-        </w:rPr>
-        <w:t>5</w:t>
-      </w:r>
-      <w:r>
-        <w:rPr>
-          <w:rFonts w:hint="eastAsia" w:ascii="Times New Roman" w:hAnsi="Times New Roman" w:eastAsia="FangSong" w:cs="Times New Roman"/>
-        </w:rPr>
-        <w:t>题</w:t>
-      </w:r>
-      <w:r>
-        <w:rPr>
-          <w:rFonts w:ascii="Times New Roman" w:hAnsi="Times New Roman" w:eastAsia="Times New Roman" w:cs="Times New Roman"/>
-        </w:rPr>
-        <w:t xml:space="preserve"> </w:t>
-      </w:r>
-      <w:r>
-        <w:rPr>
-          <w:rFonts w:hint="eastAsia" w:ascii="Times New Roman" w:hAnsi="Times New Roman" w:eastAsia="Times New Roman" w:cs="Times New Roman"/>
-        </w:rPr>
-        <w:t xml:space="preserve">｜</w:t>
-      </w:r>
-      <w:r>
-        <w:rPr>
-          <w:rFonts w:ascii="Times New Roman" w:hAnsi="Times New Roman" w:eastAsia="Times New Roman" w:cs="Times New Roman"/>
-        </w:rPr>
-        <w:t xml:space="preserve"> </w:t>
-      </w:r>
-      <w:r>
-        <w:rPr>
-          <w:rFonts w:hint="eastAsia" w:ascii="Times New Roman" w:hAnsi="Times New Roman" w:eastAsia="Times New Roman" w:cs="Times New Roman"/>
-        </w:rPr>
-        <w:t xml:space="preserve">（d3，3</w:t>
-      </w:r>
-      <w:r>
-        <w:rPr>
-          <w:rFonts w:ascii="Times New Roman" w:hAnsi="Times New Roman" w:eastAsia="Times New Roman" w:cs="Times New Roman"/>
-        </w:rPr>
-        <w:t xml:space="preserve"> </w:t>
-      </w:r>
-      <w:r>
-        <w:rPr>
-          <w:rFonts w:hint="eastAsia" w:ascii="Times New Roman" w:hAnsi="Times New Roman" w:eastAsia="FangSong" w:cs="Times New Roman"/>
-        </w:rPr>
-        <w:t>分</w:t>
-      </w:r>
-      <w:r>
-        <w:rPr>
-          <w:rFonts w:hint="eastAsia" w:ascii="Times New Roman" w:hAnsi="Times New Roman" w:eastAsia="Times New Roman" w:cs="Times New Roman"/>
-        </w:rPr>
-        <w:t>）</w:t>
       </w:r>
     </w:p>
     <w:p>
@@ -16838,10 +15022,8 @@
       <w:r>
         <w:rPr>
           <w:rFonts w:hint="eastAsia" w:ascii="Times New Roman" w:hAnsi="Times New Roman" w:eastAsia="FangSong" w:cs="Times New Roman"/>
-          <w:b/>
-          <w:bCs/>
-        </w:rPr>
-        <w:t xml:space="preserve">题源</w:t>
+        </w:rPr>
+        <w:t>来源</w:t>
       </w:r>
       <w:r>
         <w:rPr>
@@ -16853,54 +15035,6 @@
         <w:rPr>
           <w:rFonts w:hint="eastAsia" w:ascii="Times New Roman" w:hAnsi="Times New Roman" w:eastAsia="FangSong" w:cs="Times New Roman"/>
         </w:rPr>
-        <w:t>题</w:t>
-      </w:r>
-      <w:r>
-        <w:rPr>
-          <w:rFonts w:hint="eastAsia" w:ascii="Times New Roman" w:hAnsi="Times New Roman" w:eastAsia="Times New Roman" w:cs="Times New Roman"/>
-        </w:rPr>
-        <w:t>-36</w:t>
-      </w:r>
-      <w:r>
-        <w:rPr>
-          <w:rFonts w:hint="eastAsia" w:ascii="Times New Roman" w:hAnsi="Times New Roman" w:eastAsia="FangSong" w:cs="Times New Roman"/>
-        </w:rPr>
-        <w:t>决理</w:t>
-      </w:r>
-      <w:r>
-        <w:rPr>
-          <w:rFonts w:hint="eastAsia" w:ascii="Times New Roman" w:hAnsi="Times New Roman" w:eastAsia="Times New Roman" w:cs="Times New Roman"/>
-        </w:rPr>
-        <w:t>-1-6-</w:t>
-      </w:r>
-      <w:r>
-        <w:rPr>
-          <w:rFonts w:hint="eastAsia" w:ascii="Times New Roman" w:hAnsi="Times New Roman" w:eastAsia="FangSong" w:cs="Times New Roman"/>
-        </w:rPr>
-        <w:t>硼氢化反应与立体化学</w:t>
-      </w:r>
-      <w:r>
-        <w:rPr>
-          <w:rFonts w:ascii="Times New Roman" w:hAnsi="Times New Roman" w:eastAsia="Times New Roman" w:cs="Times New Roman"/>
-        </w:rPr>
-        <w:t xml:space="preserve"> </w:t>
-      </w:r>
-      <w:r>
-        <w:rPr>
-          <w:rFonts w:hint="eastAsia" w:ascii="Times New Roman" w:hAnsi="Times New Roman" w:eastAsia="Times New Roman" w:cs="Times New Roman"/>
-        </w:rPr>
-        <w:t xml:space="preserve">｜</w:t>
-      </w:r>
-      <w:r>
-        <w:rPr>
-          <w:rFonts w:ascii="Times New Roman" w:hAnsi="Times New Roman" w:eastAsia="Times New Roman" w:cs="Times New Roman"/>
-        </w:rPr>
-        <w:t xml:space="preserve"> </w:t>
-      </w:r>
-      <w:r>
-        <w:rPr>
-          <w:rFonts w:hint="eastAsia" w:ascii="Times New Roman" w:hAnsi="Times New Roman" w:eastAsia="FangSong" w:cs="Times New Roman"/>
-        </w:rPr>
         <w:t>第</w:t>
       </w:r>
       <w:r>
@@ -16913,67 +15047,7 @@
         <w:rPr>
           <w:rFonts w:hint="eastAsia" w:ascii="Times New Roman" w:hAnsi="Times New Roman" w:eastAsia="FangSong" w:cs="Times New Roman"/>
         </w:rPr>
-        <w:t>届中国化学奥林匹克</w:t>
-      </w:r>
-      <w:r>
-        <w:rPr>
-          <w:rFonts w:hint="eastAsia" w:ascii="Times New Roman" w:hAnsi="Times New Roman" w:eastAsia="Times New Roman" w:cs="Times New Roman"/>
-        </w:rPr>
-        <w:t>(</w:t>
-      </w:r>
-      <w:r>
-        <w:rPr>
-          <w:rFonts w:hint="eastAsia" w:ascii="Times New Roman" w:hAnsi="Times New Roman" w:eastAsia="FangSong" w:cs="Times New Roman"/>
-        </w:rPr>
-        <w:t>决赛</w:t>
-      </w:r>
-      <w:r>
-        <w:rPr>
-          <w:rFonts w:hint="eastAsia" w:ascii="Times New Roman" w:hAnsi="Times New Roman" w:eastAsia="Times New Roman" w:cs="Times New Roman"/>
-        </w:rPr>
-        <w:t>)</w:t>
-      </w:r>
-      <w:r>
-        <w:rPr>
-          <w:rFonts w:ascii="Times New Roman" w:hAnsi="Times New Roman" w:eastAsia="Times New Roman" w:cs="Times New Roman"/>
-        </w:rPr>
-        <w:t xml:space="preserve"> </w:t>
-      </w:r>
-      <w:r>
-        <w:rPr>
-          <w:rFonts w:hint="eastAsia" w:ascii="Times New Roman" w:hAnsi="Times New Roman" w:eastAsia="Times New Roman" w:cs="Times New Roman"/>
-        </w:rPr>
-        <w:t xml:space="preserve">｜</w:t>
-      </w:r>
-      <w:r>
-        <w:rPr>
-          <w:rFonts w:ascii="Times New Roman" w:hAnsi="Times New Roman" w:eastAsia="Times New Roman" w:cs="Times New Roman"/>
-        </w:rPr>
-        <w:t xml:space="preserve"> </w:t>
-      </w:r>
-      <w:r>
-        <w:rPr>
-          <w:rFonts w:hint="eastAsia" w:ascii="Times New Roman" w:hAnsi="Times New Roman" w:eastAsia="Times New Roman" w:cs="Times New Roman"/>
-        </w:rPr>
-        <w:t xml:space="preserve">（d4，4</w:t>
-      </w:r>
-      <w:r>
-        <w:rPr>
-          <w:rFonts w:ascii="Times New Roman" w:hAnsi="Times New Roman" w:eastAsia="Times New Roman" w:cs="Times New Roman"/>
-        </w:rPr>
-        <w:t xml:space="preserve"> </w:t>
-      </w:r>
-      <w:r>
-        <w:rPr>
-          <w:rFonts w:hint="eastAsia" w:ascii="Times New Roman" w:hAnsi="Times New Roman" w:eastAsia="FangSong" w:cs="Times New Roman"/>
-        </w:rPr>
-        <w:t>分</w:t>
-      </w:r>
-      <w:r>
-        <w:rPr>
-          <w:rFonts w:hint="eastAsia" w:ascii="Times New Roman" w:hAnsi="Times New Roman" w:eastAsia="Times New Roman" w:cs="Times New Roman"/>
-        </w:rPr>
-        <w:t>）</w:t>
+        <w:t>届决赛</w:t>
       </w:r>
     </w:p>
     <w:p>
@@ -20337,10 +18411,8 @@
       <w:r>
         <w:rPr>
           <w:rFonts w:hint="eastAsia" w:ascii="Times New Roman" w:hAnsi="Times New Roman" w:eastAsia="FangSong" w:cs="Times New Roman"/>
-          <w:b/>
-          <w:bCs/>
-        </w:rPr>
-        <w:t xml:space="preserve">题源</w:t>
+        </w:rPr>
+        <w:t>来源</w:t>
       </w:r>
       <w:r>
         <w:rPr>
@@ -20352,54 +18424,6 @@
         <w:rPr>
           <w:rFonts w:hint="eastAsia" w:ascii="Times New Roman" w:hAnsi="Times New Roman" w:eastAsia="FangSong" w:cs="Times New Roman"/>
         </w:rPr>
-        <w:t>题</w:t>
-      </w:r>
-      <w:r>
-        <w:rPr>
-          <w:rFonts w:hint="eastAsia" w:ascii="Times New Roman" w:hAnsi="Times New Roman" w:eastAsia="Times New Roman" w:cs="Times New Roman"/>
-        </w:rPr>
-        <w:t>-37</w:t>
-      </w:r>
-      <w:r>
-        <w:rPr>
-          <w:rFonts w:hint="eastAsia" w:ascii="Times New Roman" w:hAnsi="Times New Roman" w:eastAsia="FangSong" w:cs="Times New Roman"/>
-        </w:rPr>
-        <w:t>决理</w:t>
-      </w:r>
-      <w:r>
-        <w:rPr>
-          <w:rFonts w:hint="eastAsia" w:ascii="Times New Roman" w:hAnsi="Times New Roman" w:eastAsia="Times New Roman" w:cs="Times New Roman"/>
-        </w:rPr>
-        <w:t>-1-11-</w:t>
-      </w:r>
-      <w:r>
-        <w:rPr>
-          <w:rFonts w:hint="eastAsia" w:ascii="Times New Roman" w:hAnsi="Times New Roman" w:eastAsia="FangSong" w:cs="Times New Roman"/>
-        </w:rPr>
-        <w:t>羰基化合物的反应</w:t>
-      </w:r>
-      <w:r>
-        <w:rPr>
-          <w:rFonts w:ascii="Times New Roman" w:hAnsi="Times New Roman" w:eastAsia="Times New Roman" w:cs="Times New Roman"/>
-        </w:rPr>
-        <w:t xml:space="preserve"> </w:t>
-      </w:r>
-      <w:r>
-        <w:rPr>
-          <w:rFonts w:hint="eastAsia" w:ascii="Times New Roman" w:hAnsi="Times New Roman" w:eastAsia="Times New Roman" w:cs="Times New Roman"/>
-        </w:rPr>
-        <w:t xml:space="preserve">｜</w:t>
-      </w:r>
-      <w:r>
-        <w:rPr>
-          <w:rFonts w:ascii="Times New Roman" w:hAnsi="Times New Roman" w:eastAsia="Times New Roman" w:cs="Times New Roman"/>
-        </w:rPr>
-        <w:t xml:space="preserve"> </w:t>
-      </w:r>
-      <w:r>
-        <w:rPr>
-          <w:rFonts w:hint="eastAsia" w:ascii="Times New Roman" w:hAnsi="Times New Roman" w:eastAsia="FangSong" w:cs="Times New Roman"/>
-        </w:rPr>
         <w:t>第</w:t>
       </w:r>
       <w:r>
@@ -20412,67 +18436,7 @@
         <w:rPr>
           <w:rFonts w:hint="eastAsia" w:ascii="Times New Roman" w:hAnsi="Times New Roman" w:eastAsia="FangSong" w:cs="Times New Roman"/>
         </w:rPr>
-        <w:t>届中国化学奥林匹克</w:t>
-      </w:r>
-      <w:r>
-        <w:rPr>
-          <w:rFonts w:hint="eastAsia" w:ascii="Times New Roman" w:hAnsi="Times New Roman" w:eastAsia="Times New Roman" w:cs="Times New Roman"/>
-        </w:rPr>
-        <w:t>(</w:t>
-      </w:r>
-      <w:r>
-        <w:rPr>
-          <w:rFonts w:hint="eastAsia" w:ascii="Times New Roman" w:hAnsi="Times New Roman" w:eastAsia="FangSong" w:cs="Times New Roman"/>
-        </w:rPr>
-        <w:t>决赛</w:t>
-      </w:r>
-      <w:r>
-        <w:rPr>
-          <w:rFonts w:hint="eastAsia" w:ascii="Times New Roman" w:hAnsi="Times New Roman" w:eastAsia="Times New Roman" w:cs="Times New Roman"/>
-        </w:rPr>
-        <w:t>)</w:t>
-      </w:r>
-      <w:r>
-        <w:rPr>
-          <w:rFonts w:ascii="Times New Roman" w:hAnsi="Times New Roman" w:eastAsia="Times New Roman" w:cs="Times New Roman"/>
-        </w:rPr>
-        <w:t xml:space="preserve"> </w:t>
-      </w:r>
-      <w:r>
-        <w:rPr>
-          <w:rFonts w:hint="eastAsia" w:ascii="Times New Roman" w:hAnsi="Times New Roman" w:eastAsia="Times New Roman" w:cs="Times New Roman"/>
-        </w:rPr>
-        <w:t xml:space="preserve">｜</w:t>
-      </w:r>
-      <w:r>
-        <w:rPr>
-          <w:rFonts w:ascii="Times New Roman" w:hAnsi="Times New Roman" w:eastAsia="Times New Roman" w:cs="Times New Roman"/>
-        </w:rPr>
-        <w:t xml:space="preserve"> </w:t>
-      </w:r>
-      <w:r>
-        <w:rPr>
-          <w:rFonts w:hint="eastAsia" w:ascii="Times New Roman" w:hAnsi="Times New Roman" w:eastAsia="Times New Roman" w:cs="Times New Roman"/>
-        </w:rPr>
-        <w:t xml:space="preserve">（d4，4</w:t>
-      </w:r>
-      <w:r>
-        <w:rPr>
-          <w:rFonts w:ascii="Times New Roman" w:hAnsi="Times New Roman" w:eastAsia="Times New Roman" w:cs="Times New Roman"/>
-        </w:rPr>
-        <w:t xml:space="preserve"> </w:t>
-      </w:r>
-      <w:r>
-        <w:rPr>
-          <w:rFonts w:hint="eastAsia" w:ascii="Times New Roman" w:hAnsi="Times New Roman" w:eastAsia="FangSong" w:cs="Times New Roman"/>
-        </w:rPr>
-        <w:t>分</w:t>
-      </w:r>
-      <w:r>
-        <w:rPr>
-          <w:rFonts w:hint="eastAsia" w:ascii="Times New Roman" w:hAnsi="Times New Roman" w:eastAsia="Times New Roman" w:cs="Times New Roman"/>
-        </w:rPr>
-        <w:t>）</w:t>
+        <w:t>届决赛</w:t>
       </w:r>
     </w:p>
     <w:p>
@@ -21487,10 +19451,8 @@
       <w:r>
         <w:rPr>
           <w:rFonts w:hint="eastAsia" w:ascii="Times New Roman" w:hAnsi="Times New Roman" w:eastAsia="FangSong" w:cs="Times New Roman"/>
-          <w:b/>
-          <w:bCs/>
-        </w:rPr>
-        <w:t xml:space="preserve">题源</w:t>
+        </w:rPr>
+        <w:t>来源</w:t>
       </w:r>
       <w:r>
         <w:rPr>
@@ -21502,54 +19464,6 @@
         <w:rPr>
           <w:rFonts w:hint="eastAsia" w:ascii="Times New Roman" w:hAnsi="Times New Roman" w:eastAsia="FangSong" w:cs="Times New Roman"/>
         </w:rPr>
-        <w:t>题</w:t>
-      </w:r>
-      <w:r>
-        <w:rPr>
-          <w:rFonts w:hint="eastAsia" w:ascii="Times New Roman" w:hAnsi="Times New Roman" w:eastAsia="Times New Roman" w:cs="Times New Roman"/>
-        </w:rPr>
-        <w:t>-38</w:t>
-      </w:r>
-      <w:r>
-        <w:rPr>
-          <w:rFonts w:hint="eastAsia" w:ascii="Times New Roman" w:hAnsi="Times New Roman" w:eastAsia="FangSong" w:cs="Times New Roman"/>
-        </w:rPr>
-        <w:t>决理</w:t>
-      </w:r>
-      <w:r>
-        <w:rPr>
-          <w:rFonts w:hint="eastAsia" w:ascii="Times New Roman" w:hAnsi="Times New Roman" w:eastAsia="Times New Roman" w:cs="Times New Roman"/>
-        </w:rPr>
-        <w:t>-10-</w:t>
-      </w:r>
-      <w:r>
-        <w:rPr>
-          <w:rFonts w:hint="eastAsia" w:ascii="Times New Roman" w:hAnsi="Times New Roman" w:eastAsia="FangSong" w:cs="Times New Roman"/>
-        </w:rPr>
-        <w:t>氮杂环的编辑化学</w:t>
-      </w:r>
-      <w:r>
-        <w:rPr>
-          <w:rFonts w:ascii="Times New Roman" w:hAnsi="Times New Roman" w:eastAsia="Times New Roman" w:cs="Times New Roman"/>
-        </w:rPr>
-        <w:t xml:space="preserve"> </w:t>
-      </w:r>
-      <w:r>
-        <w:rPr>
-          <w:rFonts w:hint="eastAsia" w:ascii="Times New Roman" w:hAnsi="Times New Roman" w:eastAsia="Times New Roman" w:cs="Times New Roman"/>
-        </w:rPr>
-        <w:t xml:space="preserve">｜</w:t>
-      </w:r>
-      <w:r>
-        <w:rPr>
-          <w:rFonts w:ascii="Times New Roman" w:hAnsi="Times New Roman" w:eastAsia="Times New Roman" w:cs="Times New Roman"/>
-        </w:rPr>
-        <w:t xml:space="preserve"> </w:t>
-      </w:r>
-      <w:r>
-        <w:rPr>
-          <w:rFonts w:hint="eastAsia" w:ascii="Times New Roman" w:hAnsi="Times New Roman" w:eastAsia="FangSong" w:cs="Times New Roman"/>
-        </w:rPr>
         <w:t>第</w:t>
       </w:r>
       <w:r>
@@ -21562,67 +19476,7 @@
         <w:rPr>
           <w:rFonts w:hint="eastAsia" w:ascii="Times New Roman" w:hAnsi="Times New Roman" w:eastAsia="FangSong" w:cs="Times New Roman"/>
         </w:rPr>
-        <w:t>届中国化学奥林匹克</w:t>
-      </w:r>
-      <w:r>
-        <w:rPr>
-          <w:rFonts w:hint="eastAsia" w:ascii="Times New Roman" w:hAnsi="Times New Roman" w:eastAsia="Times New Roman" w:cs="Times New Roman"/>
-        </w:rPr>
-        <w:t>(</w:t>
-      </w:r>
-      <w:r>
-        <w:rPr>
-          <w:rFonts w:hint="eastAsia" w:ascii="Times New Roman" w:hAnsi="Times New Roman" w:eastAsia="FangSong" w:cs="Times New Roman"/>
-        </w:rPr>
-        <w:t>决赛</w:t>
-      </w:r>
-      <w:r>
-        <w:rPr>
-          <w:rFonts w:hint="eastAsia" w:ascii="Times New Roman" w:hAnsi="Times New Roman" w:eastAsia="Times New Roman" w:cs="Times New Roman"/>
-        </w:rPr>
-        <w:t>)</w:t>
-      </w:r>
-      <w:r>
-        <w:rPr>
-          <w:rFonts w:ascii="Times New Roman" w:hAnsi="Times New Roman" w:eastAsia="Times New Roman" w:cs="Times New Roman"/>
-        </w:rPr>
-        <w:t xml:space="preserve"> </w:t>
-      </w:r>
-      <w:r>
-        <w:rPr>
-          <w:rFonts w:hint="eastAsia" w:ascii="Times New Roman" w:hAnsi="Times New Roman" w:eastAsia="Times New Roman" w:cs="Times New Roman"/>
-        </w:rPr>
-        <w:t xml:space="preserve">｜</w:t>
-      </w:r>
-      <w:r>
-        <w:rPr>
-          <w:rFonts w:ascii="Times New Roman" w:hAnsi="Times New Roman" w:eastAsia="Times New Roman" w:cs="Times New Roman"/>
-        </w:rPr>
-        <w:t xml:space="preserve"> </w:t>
-      </w:r>
-      <w:r>
-        <w:rPr>
-          <w:rFonts w:hint="eastAsia" w:ascii="Times New Roman" w:hAnsi="Times New Roman" w:eastAsia="Times New Roman" w:cs="Times New Roman"/>
-        </w:rPr>
-        <w:t xml:space="preserve">（d4，4</w:t>
-      </w:r>
-      <w:r>
-        <w:rPr>
-          <w:rFonts w:ascii="Times New Roman" w:hAnsi="Times New Roman" w:eastAsia="Times New Roman" w:cs="Times New Roman"/>
-        </w:rPr>
-        <w:t xml:space="preserve"> </w:t>
-      </w:r>
-      <w:r>
-        <w:rPr>
-          <w:rFonts w:hint="eastAsia" w:ascii="Times New Roman" w:hAnsi="Times New Roman" w:eastAsia="FangSong" w:cs="Times New Roman"/>
-        </w:rPr>
-        <w:t>分</w:t>
-      </w:r>
-      <w:r>
-        <w:rPr>
-          <w:rFonts w:hint="eastAsia" w:ascii="Times New Roman" w:hAnsi="Times New Roman" w:eastAsia="Times New Roman" w:cs="Times New Roman"/>
-        </w:rPr>
-        <w:t>）</w:t>
+        <w:t>届决赛</w:t>
       </w:r>
     </w:p>
     <w:p>
@@ -22618,10 +20472,8 @@
       <w:r>
         <w:rPr>
           <w:rFonts w:hint="eastAsia" w:ascii="Times New Roman" w:hAnsi="Times New Roman" w:eastAsia="FangSong" w:cs="Times New Roman"/>
-          <w:b/>
-          <w:bCs/>
-        </w:rPr>
-        <w:t xml:space="preserve">题源</w:t>
+        </w:rPr>
+        <w:t>来源</w:t>
       </w:r>
       <w:r>
         <w:rPr>
@@ -22633,54 +20485,6 @@
         <w:rPr>
           <w:rFonts w:hint="eastAsia" w:ascii="Times New Roman" w:hAnsi="Times New Roman" w:eastAsia="FangSong" w:cs="Times New Roman"/>
         </w:rPr>
-        <w:t>题</w:t>
-      </w:r>
-      <w:r>
-        <w:rPr>
-          <w:rFonts w:hint="eastAsia" w:ascii="Times New Roman" w:hAnsi="Times New Roman" w:eastAsia="Times New Roman" w:cs="Times New Roman"/>
-        </w:rPr>
-        <w:t>-39</w:t>
-      </w:r>
-      <w:r>
-        <w:rPr>
-          <w:rFonts w:hint="eastAsia" w:ascii="Times New Roman" w:hAnsi="Times New Roman" w:eastAsia="FangSong" w:cs="Times New Roman"/>
-        </w:rPr>
-        <w:t>决理</w:t>
-      </w:r>
-      <w:r>
-        <w:rPr>
-          <w:rFonts w:hint="eastAsia" w:ascii="Times New Roman" w:hAnsi="Times New Roman" w:eastAsia="Times New Roman" w:cs="Times New Roman"/>
-        </w:rPr>
-        <w:t>-10-</w:t>
-      </w:r>
-      <w:r>
-        <w:rPr>
-          <w:rFonts w:hint="eastAsia" w:ascii="Times New Roman" w:hAnsi="Times New Roman" w:eastAsia="FangSong" w:cs="Times New Roman"/>
-        </w:rPr>
-        <w:t>卡宾化学</w:t>
-      </w:r>
-      <w:r>
-        <w:rPr>
-          <w:rFonts w:ascii="Times New Roman" w:hAnsi="Times New Roman" w:eastAsia="Times New Roman" w:cs="Times New Roman"/>
-        </w:rPr>
-        <w:t xml:space="preserve"> </w:t>
-      </w:r>
-      <w:r>
-        <w:rPr>
-          <w:rFonts w:hint="eastAsia" w:ascii="Times New Roman" w:hAnsi="Times New Roman" w:eastAsia="Times New Roman" w:cs="Times New Roman"/>
-        </w:rPr>
-        <w:t xml:space="preserve">｜</w:t>
-      </w:r>
-      <w:r>
-        <w:rPr>
-          <w:rFonts w:ascii="Times New Roman" w:hAnsi="Times New Roman" w:eastAsia="Times New Roman" w:cs="Times New Roman"/>
-        </w:rPr>
-        <w:t xml:space="preserve"> </w:t>
-      </w:r>
-      <w:r>
-        <w:rPr>
-          <w:rFonts w:hint="eastAsia" w:ascii="Times New Roman" w:hAnsi="Times New Roman" w:eastAsia="FangSong" w:cs="Times New Roman"/>
-        </w:rPr>
         <w:t>第</w:t>
       </w:r>
       <w:r>
@@ -22693,67 +20497,7 @@
         <w:rPr>
           <w:rFonts w:hint="eastAsia" w:ascii="Times New Roman" w:hAnsi="Times New Roman" w:eastAsia="FangSong" w:cs="Times New Roman"/>
         </w:rPr>
-        <w:t>届中国化学奥林匹克</w:t>
-      </w:r>
-      <w:r>
-        <w:rPr>
-          <w:rFonts w:hint="eastAsia" w:ascii="Times New Roman" w:hAnsi="Times New Roman" w:eastAsia="Times New Roman" w:cs="Times New Roman"/>
-        </w:rPr>
-        <w:t>(</w:t>
-      </w:r>
-      <w:r>
-        <w:rPr>
-          <w:rFonts w:hint="eastAsia" w:ascii="Times New Roman" w:hAnsi="Times New Roman" w:eastAsia="FangSong" w:cs="Times New Roman"/>
-        </w:rPr>
-        <w:t>决赛</w:t>
-      </w:r>
-      <w:r>
-        <w:rPr>
-          <w:rFonts w:hint="eastAsia" w:ascii="Times New Roman" w:hAnsi="Times New Roman" w:eastAsia="Times New Roman" w:cs="Times New Roman"/>
-        </w:rPr>
-        <w:t>)</w:t>
-      </w:r>
-      <w:r>
-        <w:rPr>
-          <w:rFonts w:ascii="Times New Roman" w:hAnsi="Times New Roman" w:eastAsia="Times New Roman" w:cs="Times New Roman"/>
-        </w:rPr>
-        <w:t xml:space="preserve"> </w:t>
-      </w:r>
-      <w:r>
-        <w:rPr>
-          <w:rFonts w:hint="eastAsia" w:ascii="Times New Roman" w:hAnsi="Times New Roman" w:eastAsia="Times New Roman" w:cs="Times New Roman"/>
-        </w:rPr>
-        <w:t xml:space="preserve">｜</w:t>
-      </w:r>
-      <w:r>
-        <w:rPr>
-          <w:rFonts w:ascii="Times New Roman" w:hAnsi="Times New Roman" w:eastAsia="Times New Roman" w:cs="Times New Roman"/>
-        </w:rPr>
-        <w:t xml:space="preserve"> </w:t>
-      </w:r>
-      <w:r>
-        <w:rPr>
-          <w:rFonts w:hint="eastAsia" w:ascii="Times New Roman" w:hAnsi="Times New Roman" w:eastAsia="Times New Roman" w:cs="Times New Roman"/>
-        </w:rPr>
-        <w:t xml:space="preserve">（d5，5</w:t>
-      </w:r>
-      <w:r>
-        <w:rPr>
-          <w:rFonts w:ascii="Times New Roman" w:hAnsi="Times New Roman" w:eastAsia="Times New Roman" w:cs="Times New Roman"/>
-        </w:rPr>
-        <w:t xml:space="preserve"> </w:t>
-      </w:r>
-      <w:r>
-        <w:rPr>
-          <w:rFonts w:hint="eastAsia" w:ascii="Times New Roman" w:hAnsi="Times New Roman" w:eastAsia="FangSong" w:cs="Times New Roman"/>
-        </w:rPr>
-        <w:t>分</w:t>
-      </w:r>
-      <w:r>
-        <w:rPr>
-          <w:rFonts w:hint="eastAsia" w:ascii="Times New Roman" w:hAnsi="Times New Roman" w:eastAsia="Times New Roman" w:cs="Times New Roman"/>
-        </w:rPr>
-        <w:t>）</w:t>
+        <w:t>届决赛</w:t>
       </w:r>
     </w:p>
     <w:p>
@@ -25573,10 +23317,8 @@
       <w:r>
         <w:rPr>
           <w:rFonts w:hint="eastAsia" w:ascii="Times New Roman" w:hAnsi="Times New Roman" w:eastAsia="FangSong" w:cs="Times New Roman"/>
-          <w:b/>
-          <w:bCs/>
-        </w:rPr>
-        <w:t xml:space="preserve">题源</w:t>
+        </w:rPr>
+        <w:t>来源</w:t>
       </w:r>
       <w:r>
         <w:rPr>
@@ -25588,54 +23330,6 @@
         <w:rPr>
           <w:rFonts w:hint="eastAsia" w:ascii="Times New Roman" w:hAnsi="Times New Roman" w:eastAsia="FangSong" w:cs="Times New Roman"/>
         </w:rPr>
-        <w:t>题</w:t>
-      </w:r>
-      <w:r>
-        <w:rPr>
-          <w:rFonts w:hint="eastAsia" w:ascii="Times New Roman" w:hAnsi="Times New Roman" w:eastAsia="Times New Roman" w:cs="Times New Roman"/>
-        </w:rPr>
-        <w:t>-028</w:t>
-      </w:r>
-      <w:r>
-        <w:rPr>
-          <w:rFonts w:hint="eastAsia" w:ascii="Times New Roman" w:hAnsi="Times New Roman" w:eastAsia="FangSong" w:cs="Times New Roman"/>
-        </w:rPr>
-        <w:t>决</w:t>
-      </w:r>
-      <w:r>
-        <w:rPr>
-          <w:rFonts w:hint="eastAsia" w:ascii="Times New Roman" w:hAnsi="Times New Roman" w:eastAsia="Times New Roman" w:cs="Times New Roman"/>
-        </w:rPr>
-        <w:t>-10-</w:t>
-      </w:r>
-      <w:r>
-        <w:rPr>
-          <w:rFonts w:hint="eastAsia" w:ascii="Times New Roman" w:hAnsi="Times New Roman" w:eastAsia="FangSong" w:cs="Times New Roman"/>
-        </w:rPr>
-        <w:t>喹啉三组分反应</w:t>
-      </w:r>
-      <w:r>
-        <w:rPr>
-          <w:rFonts w:ascii="Times New Roman" w:hAnsi="Times New Roman" w:eastAsia="Times New Roman" w:cs="Times New Roman"/>
-        </w:rPr>
-        <w:t xml:space="preserve"> </w:t>
-      </w:r>
-      <w:r>
-        <w:rPr>
-          <w:rFonts w:hint="eastAsia" w:ascii="Times New Roman" w:hAnsi="Times New Roman" w:eastAsia="Times New Roman" w:cs="Times New Roman"/>
-        </w:rPr>
-        <w:t xml:space="preserve">｜</w:t>
-      </w:r>
-      <w:r>
-        <w:rPr>
-          <w:rFonts w:ascii="Times New Roman" w:hAnsi="Times New Roman" w:eastAsia="Times New Roman" w:cs="Times New Roman"/>
-        </w:rPr>
-        <w:t xml:space="preserve"> </w:t>
-      </w:r>
-      <w:r>
-        <w:rPr>
-          <w:rFonts w:hint="eastAsia" w:ascii="Times New Roman" w:hAnsi="Times New Roman" w:eastAsia="FangSong" w:cs="Times New Roman"/>
-        </w:rPr>
         <w:t>第</w:t>
       </w:r>
       <w:r>
@@ -25648,85 +23342,7 @@
         <w:rPr>
           <w:rFonts w:hint="eastAsia" w:ascii="Times New Roman" w:hAnsi="Times New Roman" w:eastAsia="FangSong" w:cs="Times New Roman"/>
         </w:rPr>
-        <w:t>届中国化学奥林匹克</w:t>
-      </w:r>
-      <w:r>
-        <w:rPr>
-          <w:rFonts w:hint="eastAsia" w:ascii="Times New Roman" w:hAnsi="Times New Roman" w:eastAsia="Times New Roman" w:cs="Times New Roman"/>
-        </w:rPr>
-        <w:t>（</w:t>
-      </w:r>
-      <w:r>
-        <w:rPr>
-          <w:rFonts w:hint="eastAsia" w:ascii="Times New Roman" w:hAnsi="Times New Roman" w:eastAsia="FangSong" w:cs="Times New Roman"/>
-        </w:rPr>
-        <w:t>决赛</w:t>
-      </w:r>
-      <w:r>
-        <w:rPr>
-          <w:rFonts w:hint="eastAsia" w:ascii="Times New Roman" w:hAnsi="Times New Roman" w:eastAsia="Times New Roman" w:cs="Times New Roman"/>
-        </w:rPr>
-        <w:t>）</w:t>
-      </w:r>
-      <w:r>
-        <w:rPr>
-          <w:rFonts w:hint="eastAsia" w:ascii="Times New Roman" w:hAnsi="Times New Roman" w:eastAsia="FangSong" w:cs="Times New Roman"/>
-        </w:rPr>
-        <w:t>第</w:t>
-      </w:r>
-      <w:r>
-        <w:rPr>
-          <w:rFonts w:hint="eastAsia" w:ascii="Times New Roman" w:hAnsi="Times New Roman" w:eastAsia="Times New Roman" w:cs="Times New Roman"/>
-        </w:rPr>
-        <w:t>10</w:t>
-      </w:r>
-      <w:r>
-        <w:rPr>
-          <w:rFonts w:hint="eastAsia" w:ascii="Times New Roman" w:hAnsi="Times New Roman" w:eastAsia="FangSong" w:cs="Times New Roman"/>
-        </w:rPr>
-        <w:t>题</w:t>
-      </w:r>
-      <w:r>
-        <w:rPr>
-          <w:rFonts w:ascii="Times New Roman" w:hAnsi="Times New Roman" w:eastAsia="Times New Roman" w:cs="Times New Roman"/>
-        </w:rPr>
-        <w:t xml:space="preserve"> </w:t>
-      </w:r>
-      <w:r>
-        <w:rPr>
-          <w:rFonts w:hint="eastAsia" w:ascii="Times New Roman" w:hAnsi="Times New Roman" w:eastAsia="Times New Roman" w:cs="Times New Roman"/>
-        </w:rPr>
-        <w:t xml:space="preserve">｜</w:t>
-      </w:r>
-      <w:r>
-        <w:rPr>
-          <w:rFonts w:ascii="Times New Roman" w:hAnsi="Times New Roman" w:eastAsia="Times New Roman" w:cs="Times New Roman"/>
-        </w:rPr>
-        <w:t xml:space="preserve"> </w:t>
-      </w:r>
-      <w:r>
-        <w:rPr>
-          <w:rFonts w:hint="eastAsia" w:ascii="Times New Roman" w:hAnsi="Times New Roman" w:eastAsia="Times New Roman" w:cs="Times New Roman"/>
-        </w:rPr>
-        <w:t xml:space="preserve">（d5，5</w:t>
-      </w:r>
-      <w:r>
-        <w:rPr>
-          <w:rFonts w:ascii="Times New Roman" w:hAnsi="Times New Roman" w:eastAsia="Times New Roman" w:cs="Times New Roman"/>
-        </w:rPr>
-        <w:t xml:space="preserve"> </w:t>
-      </w:r>
-      <w:r>
-        <w:rPr>
-          <w:rFonts w:hint="eastAsia" w:ascii="Times New Roman" w:hAnsi="Times New Roman" w:eastAsia="FangSong" w:cs="Times New Roman"/>
-        </w:rPr>
-        <w:t>分</w:t>
-      </w:r>
-      <w:r>
-        <w:rPr>
-          <w:rFonts w:hint="eastAsia" w:ascii="Times New Roman" w:hAnsi="Times New Roman" w:eastAsia="Times New Roman" w:cs="Times New Roman"/>
-        </w:rPr>
-        <w:t>）</w:t>
+        <w:t>届决赛</w:t>
       </w:r>
     </w:p>
     <w:bookmarkEnd w:id="162"/>
@@ -26885,221 +24501,353 @@
       <w:r>
         <w:rPr>
           <w:rFonts w:hint="eastAsia" w:ascii="Times New Roman" w:hAnsi="Times New Roman" w:eastAsia="FangSong" w:cs="Times New Roman"/>
+        </w:rPr>
+        <w:t>来源</w:t>
+      </w:r>
+      <w:r>
+        <w:rPr>
+          <w:rFonts w:hint="eastAsia" w:ascii="Times New Roman" w:hAnsi="Times New Roman" w:eastAsia="Times New Roman" w:cs="Times New Roman"/>
+        </w:rPr>
+        <w:t>：</w:t>
+      </w:r>
+      <w:r>
+        <w:rPr>
+          <w:rFonts w:hint="eastAsia" w:ascii="Times New Roman" w:hAnsi="Times New Roman" w:eastAsia="FangSong" w:cs="Times New Roman"/>
+        </w:rPr>
+        <w:t>第</w:t>
+      </w:r>
+      <w:r>
+        <w:rPr>
+          <w:rFonts w:hint="eastAsia" w:ascii="Times New Roman" w:hAnsi="Times New Roman" w:eastAsia="Times New Roman" w:cs="Times New Roman"/>
+        </w:rPr>
+        <w:t>25</w:t>
+      </w:r>
+      <w:r>
+        <w:rPr>
+          <w:rFonts w:hint="eastAsia" w:ascii="Times New Roman" w:hAnsi="Times New Roman" w:eastAsia="FangSong" w:cs="Times New Roman"/>
+        </w:rPr>
+        <w:t>届决赛</w:t>
+      </w:r>
+    </w:p>
+    <w:p>
+      <w:pPr>
+        <w:pStyle w:val="FirstParagraph"/>
+      </w:pPr>
+      <w:r>
+        <w:rPr>
+          <w:rFonts w:hint="eastAsia" w:ascii="Times New Roman" w:hAnsi="Times New Roman" w:eastAsia="FangSong" w:cs="Times New Roman"/>
           <w:b/>
           <w:bCs/>
         </w:rPr>
-        <w:t xml:space="preserve">题源</w:t>
-      </w:r>
-      <w:r>
-        <w:rPr>
-          <w:rFonts w:hint="eastAsia" w:ascii="Times New Roman" w:hAnsi="Times New Roman" w:eastAsia="Times New Roman" w:cs="Times New Roman"/>
-        </w:rPr>
-        <w:t>：</w:t>
-      </w:r>
-      <w:r>
-        <w:rPr>
-          <w:rFonts w:hint="eastAsia" w:ascii="Times New Roman" w:hAnsi="Times New Roman" w:eastAsia="FangSong" w:cs="Times New Roman"/>
-        </w:rPr>
         <w:t>题</w:t>
       </w:r>
       <w:r>
         <w:rPr>
           <w:rFonts w:hint="eastAsia" w:ascii="Times New Roman" w:hAnsi="Times New Roman" w:eastAsia="Times New Roman" w:cs="Times New Roman"/>
-        </w:rPr>
-        <w:t>-025</w:t>
-      </w:r>
-      <w:r>
-        <w:rPr>
-          <w:rFonts w:hint="eastAsia" w:ascii="Times New Roman" w:hAnsi="Times New Roman" w:eastAsia="FangSong" w:cs="Times New Roman"/>
-        </w:rPr>
-        <w:t>决</w:t>
-      </w:r>
-      <w:r>
-        <w:rPr>
-          <w:rFonts w:hint="eastAsia" w:ascii="Times New Roman" w:hAnsi="Times New Roman" w:eastAsia="Times New Roman" w:cs="Times New Roman"/>
-        </w:rPr>
-        <w:t>-1-1-</w:t>
-      </w:r>
-      <w:r>
-        <w:rPr>
-          <w:rFonts w:hint="eastAsia" w:ascii="Times New Roman" w:hAnsi="Times New Roman" w:eastAsia="FangSong" w:cs="Times New Roman"/>
-        </w:rPr>
-        <w:t>价层电子组态通式</w:t>
-      </w:r>
-      <w:r>
-        <w:rPr>
-          <w:rFonts w:ascii="Times New Roman" w:hAnsi="Times New Roman" w:eastAsia="Times New Roman" w:cs="Times New Roman"/>
-        </w:rPr>
-        <w:t xml:space="preserve"> </w:t>
-      </w:r>
-      <w:r>
-        <w:rPr>
-          <w:rFonts w:hint="eastAsia" w:ascii="Times New Roman" w:hAnsi="Times New Roman" w:eastAsia="Times New Roman" w:cs="Times New Roman"/>
-        </w:rPr>
-        <w:t xml:space="preserve">｜</w:t>
-      </w:r>
-      <w:r>
-        <w:rPr>
-          <w:rFonts w:ascii="Times New Roman" w:hAnsi="Times New Roman" w:eastAsia="Times New Roman" w:cs="Times New Roman"/>
-        </w:rPr>
-        <w:t xml:space="preserve"> </w:t>
-      </w:r>
-      <w:r>
-        <w:rPr>
-          <w:rFonts w:hint="eastAsia" w:ascii="Times New Roman" w:hAnsi="Times New Roman" w:eastAsia="FangSong" w:cs="Times New Roman"/>
-        </w:rPr>
-        <w:t>第</w:t>
-      </w:r>
-      <w:r>
-        <w:rPr>
-          <w:rFonts w:hint="eastAsia" w:ascii="Times New Roman" w:hAnsi="Times New Roman" w:eastAsia="Times New Roman" w:cs="Times New Roman"/>
-        </w:rPr>
-        <w:t>25</w:t>
-      </w:r>
-      <w:r>
-        <w:rPr>
-          <w:rFonts w:hint="eastAsia" w:ascii="Times New Roman" w:hAnsi="Times New Roman" w:eastAsia="FangSong" w:cs="Times New Roman"/>
-        </w:rPr>
-        <w:t>届中国化学奥林匹克</w:t>
-      </w:r>
-      <w:r>
-        <w:rPr>
-          <w:rFonts w:hint="eastAsia" w:ascii="Times New Roman" w:hAnsi="Times New Roman" w:eastAsia="Times New Roman" w:cs="Times New Roman"/>
-        </w:rPr>
-        <w:t>（</w:t>
-      </w:r>
-      <w:r>
-        <w:rPr>
-          <w:rFonts w:hint="eastAsia" w:ascii="Times New Roman" w:hAnsi="Times New Roman" w:eastAsia="FangSong" w:cs="Times New Roman"/>
-        </w:rPr>
-        <w:t>决赛</w:t>
-      </w:r>
-      <w:r>
-        <w:rPr>
-          <w:rFonts w:hint="eastAsia" w:ascii="Times New Roman" w:hAnsi="Times New Roman" w:eastAsia="Times New Roman" w:cs="Times New Roman"/>
-        </w:rPr>
-        <w:t>）</w:t>
-      </w:r>
-      <w:r>
-        <w:rPr>
-          <w:rFonts w:hint="eastAsia" w:ascii="Times New Roman" w:hAnsi="Times New Roman" w:eastAsia="FangSong" w:cs="Times New Roman"/>
-        </w:rPr>
-        <w:t>第</w:t>
-      </w:r>
-      <w:r>
-        <w:rPr>
-          <w:rFonts w:hint="eastAsia" w:ascii="Times New Roman" w:hAnsi="Times New Roman" w:eastAsia="Times New Roman" w:cs="Times New Roman"/>
-        </w:rPr>
-        <w:t>1</w:t>
-      </w:r>
-      <w:r>
-        <w:rPr>
-          <w:rFonts w:hint="eastAsia" w:ascii="Times New Roman" w:hAnsi="Times New Roman" w:eastAsia="FangSong" w:cs="Times New Roman"/>
-        </w:rPr>
-        <w:t>题第</w:t>
-      </w:r>
-      <w:r>
-        <w:rPr>
-          <w:rFonts w:hint="eastAsia" w:ascii="Times New Roman" w:hAnsi="Times New Roman" w:eastAsia="Times New Roman" w:cs="Times New Roman"/>
-        </w:rPr>
-        <w:t>(1-1)</w:t>
-      </w:r>
-      <w:r>
-        <w:rPr>
-          <w:rFonts w:hint="eastAsia" w:ascii="Times New Roman" w:hAnsi="Times New Roman" w:eastAsia="FangSong" w:cs="Times New Roman"/>
-        </w:rPr>
-        <w:t>小问</w:t>
-      </w:r>
-      <w:r>
-        <w:rPr>
-          <w:rFonts w:ascii="Times New Roman" w:hAnsi="Times New Roman" w:eastAsia="Times New Roman" w:cs="Times New Roman"/>
-        </w:rPr>
-        <w:t xml:space="preserve"> </w:t>
-      </w:r>
-      <w:r>
-        <w:rPr>
-          <w:rFonts w:hint="eastAsia" w:ascii="Times New Roman" w:hAnsi="Times New Roman" w:eastAsia="Times New Roman" w:cs="Times New Roman"/>
-        </w:rPr>
-        <w:t xml:space="preserve">｜</w:t>
-      </w:r>
-      <w:r>
-        <w:rPr>
-          <w:rFonts w:ascii="Times New Roman" w:hAnsi="Times New Roman" w:eastAsia="Times New Roman" w:cs="Times New Roman"/>
-        </w:rPr>
-        <w:t xml:space="preserve"> </w:t>
-      </w:r>
-      <w:r>
-        <w:rPr>
-          <w:rFonts w:hint="eastAsia" w:ascii="Times New Roman" w:hAnsi="Times New Roman" w:eastAsia="Times New Roman" w:cs="Times New Roman"/>
-        </w:rPr>
-        <w:t xml:space="preserve">（d3，3</w:t>
-      </w:r>
-      <w:r>
-        <w:rPr>
-          <w:rFonts w:ascii="Times New Roman" w:hAnsi="Times New Roman" w:eastAsia="Times New Roman" w:cs="Times New Roman"/>
-        </w:rPr>
-        <w:t xml:space="preserve"> </w:t>
-      </w:r>
-      <w:r>
-        <w:rPr>
-          <w:rFonts w:hint="eastAsia" w:ascii="Times New Roman" w:hAnsi="Times New Roman" w:eastAsia="FangSong" w:cs="Times New Roman"/>
-        </w:rPr>
-        <w:t>分</w:t>
-      </w:r>
-      <w:r>
-        <w:rPr>
-          <w:rFonts w:hint="eastAsia" w:ascii="Times New Roman" w:hAnsi="Times New Roman" w:eastAsia="Times New Roman" w:cs="Times New Roman"/>
-        </w:rPr>
-        <w:t>）</w:t>
-      </w:r>
-    </w:p>
-    <w:p>
-      <w:pPr>
-        <w:pStyle w:val="FirstParagraph"/>
-      </w:pPr>
-      <w:r>
-        <w:rPr>
-          <w:rFonts w:hint="eastAsia" w:ascii="Times New Roman" w:hAnsi="Times New Roman" w:eastAsia="FangSong" w:cs="Times New Roman"/>
           <w:b/>
           <w:bCs/>
         </w:rPr>
-        <w:t>题</w:t>
-      </w:r>
-      <w:r>
-        <w:rPr>
-          <w:rFonts w:hint="eastAsia" w:ascii="Times New Roman" w:hAnsi="Times New Roman" w:eastAsia="Times New Roman" w:cs="Times New Roman"/>
+        <w:t>-025</w:t>
+      </w:r>
+      <w:r>
+        <w:rPr>
+          <w:rFonts w:hint="eastAsia" w:ascii="Times New Roman" w:hAnsi="Times New Roman" w:eastAsia="FangSong" w:cs="Times New Roman"/>
           <w:b/>
           <w:bCs/>
         </w:rPr>
-        <w:t>-025</w:t>
-      </w:r>
-      <w:r>
-        <w:rPr>
-          <w:rFonts w:hint="eastAsia" w:ascii="Times New Roman" w:hAnsi="Times New Roman" w:eastAsia="FangSong" w:cs="Times New Roman"/>
+        <w:t>决</w:t>
+      </w:r>
+      <w:r>
+        <w:rPr>
+          <w:rFonts w:hint="eastAsia" w:ascii="Times New Roman" w:hAnsi="Times New Roman" w:eastAsia="Times New Roman" w:cs="Times New Roman"/>
           <w:b/>
           <w:bCs/>
         </w:rPr>
-        <w:t>决</w:t>
-      </w:r>
-      <w:r>
-        <w:rPr>
-          <w:rFonts w:hint="eastAsia" w:ascii="Times New Roman" w:hAnsi="Times New Roman" w:eastAsia="Times New Roman" w:cs="Times New Roman"/>
+        <w:t>-1-1：</w:t>
+      </w:r>
+      <w:r>
+        <w:rPr>
+          <w:rFonts w:hint="eastAsia" w:ascii="Times New Roman" w:hAnsi="Times New Roman" w:eastAsia="FangSong" w:cs="Times New Roman"/>
           <w:b/>
           <w:bCs/>
         </w:rPr>
-        <w:t>-1-1：</w:t>
-      </w:r>
+        <w:t>价层电子组态通式</w:t>
+      </w:r>
+    </w:p>
+    <w:bookmarkEnd w:id="170"/>
+    <w:bookmarkStart w:id="171" w:name="题目-9"/>
+    <w:p>
+      <w:pPr>
+        <w:pStyle w:val="Heading2"/>
+        <w:spacing w:before="280" w:after="120"/>
+      </w:pPr>
+      <w:r>
+        <w:rPr>
+          <w:rFonts w:hint="eastAsia" w:ascii="Times New Roman" w:hAnsi="Times New Roman" w:eastAsia="SimHei" w:cs="Times New Roman"/>
+        </w:rPr>
+        <w:t xml:space="preserve">题目</w:t>
+      </w:r>
+    </w:p>
+    <w:p>
+      <w:pPr>
+        <w:pStyle w:val="BlockText"/>
+      </w:pPr>
       <w:r>
         <w:rPr>
           <w:rFonts w:hint="eastAsia" w:ascii="Times New Roman" w:hAnsi="Times New Roman" w:eastAsia="FangSong" w:cs="Times New Roman"/>
           <w:b/>
           <w:bCs/>
         </w:rPr>
-        <w:t>价层电子组态通式</w:t>
-      </w:r>
-    </w:p>
-    <w:bookmarkEnd w:id="170"/>
-    <w:bookmarkStart w:id="171" w:name="题目-9"/>
+        <w:t xml:space="preserve">来源</w:t>
+      </w:r>
+      <w:r>
+        <w:rPr>
+          <w:rFonts w:hint="eastAsia" w:ascii="Times New Roman" w:hAnsi="Times New Roman" w:eastAsia="Times New Roman" w:cs="Times New Roman"/>
+        </w:rPr>
+        <w:t>：</w:t>
+      </w:r>
+      <w:r>
+        <w:rPr>
+          <w:rFonts w:hint="eastAsia" w:ascii="Times New Roman" w:hAnsi="Times New Roman" w:eastAsia="FangSong" w:cs="Times New Roman"/>
+        </w:rPr>
+        <w:t>第</w:t>
+      </w:r>
+      <w:r>
+        <w:rPr>
+          <w:rFonts w:hint="eastAsia" w:ascii="Times New Roman" w:hAnsi="Times New Roman" w:eastAsia="Times New Roman" w:cs="Times New Roman"/>
+        </w:rPr>
+        <w:t>25</w:t>
+      </w:r>
+      <w:r>
+        <w:rPr>
+          <w:rFonts w:hint="eastAsia" w:ascii="Times New Roman" w:hAnsi="Times New Roman" w:eastAsia="FangSong" w:cs="Times New Roman"/>
+        </w:rPr>
+        <w:t>届中国化学奥林匹克</w:t>
+      </w:r>
+      <w:r>
+        <w:rPr>
+          <w:rFonts w:hint="eastAsia" w:ascii="Times New Roman" w:hAnsi="Times New Roman" w:eastAsia="Times New Roman" w:cs="Times New Roman"/>
+        </w:rPr>
+        <w:t>（</w:t>
+      </w:r>
+      <w:r>
+        <w:rPr>
+          <w:rFonts w:hint="eastAsia" w:ascii="Times New Roman" w:hAnsi="Times New Roman" w:eastAsia="FangSong" w:cs="Times New Roman"/>
+        </w:rPr>
+        <w:t>决赛</w:t>
+      </w:r>
+      <w:r>
+        <w:rPr>
+          <w:rFonts w:hint="eastAsia" w:ascii="Times New Roman" w:hAnsi="Times New Roman" w:eastAsia="Times New Roman" w:cs="Times New Roman"/>
+        </w:rPr>
+        <w:t>）</w:t>
+      </w:r>
+      <w:r>
+        <w:rPr>
+          <w:rFonts w:hint="eastAsia" w:ascii="Times New Roman" w:hAnsi="Times New Roman" w:eastAsia="FangSong" w:cs="Times New Roman"/>
+        </w:rPr>
+        <w:t>第</w:t>
+      </w:r>
+      <w:r>
+        <w:rPr>
+          <w:rFonts w:hint="eastAsia" w:ascii="Times New Roman" w:hAnsi="Times New Roman" w:eastAsia="Times New Roman" w:cs="Times New Roman"/>
+        </w:rPr>
+        <w:t>1</w:t>
+      </w:r>
+      <w:r>
+        <w:rPr>
+          <w:rFonts w:hint="eastAsia" w:ascii="Times New Roman" w:hAnsi="Times New Roman" w:eastAsia="FangSong" w:cs="Times New Roman"/>
+        </w:rPr>
+        <w:t>题</w:t>
+      </w:r>
+      <w:r>
+        <w:rPr>
+          <w:rFonts w:hint="eastAsia" w:ascii="Times New Roman" w:hAnsi="Times New Roman" w:eastAsia="Times New Roman" w:cs="Times New Roman"/>
+        </w:rPr>
+        <w:t>(13</w:t>
+      </w:r>
+      <w:r>
+        <w:rPr>
+          <w:rFonts w:hint="eastAsia" w:ascii="Times New Roman" w:hAnsi="Times New Roman" w:eastAsia="FangSong" w:cs="Times New Roman"/>
+        </w:rPr>
+        <w:t>分</w:t>
+      </w:r>
+      <w:r>
+        <w:rPr>
+          <w:rFonts w:hint="eastAsia" w:ascii="Times New Roman" w:hAnsi="Times New Roman" w:eastAsia="Times New Roman" w:cs="Times New Roman"/>
+        </w:rPr>
+        <w:t>)</w:t>
+      </w:r>
+      <w:r>
+        <w:rPr>
+          <w:rFonts w:ascii="Times New Roman" w:hAnsi="Times New Roman" w:eastAsia="Times New Roman" w:cs="Times New Roman"/>
+        </w:rPr>
+        <w:t xml:space="preserve"> </w:t>
+      </w:r>
+      <w:r>
+        <w:rPr>
+          <w:rFonts w:hint="eastAsia" w:ascii="Times New Roman" w:hAnsi="Times New Roman" w:eastAsia="FangSong" w:cs="Times New Roman"/>
+        </w:rPr>
+        <w:t>第</w:t>
+      </w:r>
+      <w:r>
+        <w:rPr>
+          <w:rFonts w:hint="eastAsia" w:ascii="Times New Roman" w:hAnsi="Times New Roman" w:eastAsia="Times New Roman" w:cs="Times New Roman"/>
+        </w:rPr>
+        <w:t>(1-1)</w:t>
+      </w:r>
+      <w:r>
+        <w:rPr>
+          <w:rFonts w:hint="eastAsia" w:ascii="Times New Roman" w:hAnsi="Times New Roman" w:eastAsia="FangSong" w:cs="Times New Roman"/>
+        </w:rPr>
+        <w:t>小问</w:t>
+      </w:r>
+    </w:p>
+    <w:p>
+      <w:pPr>
+        <w:pStyle w:val="FirstParagraph"/>
+      </w:pPr>
+      <w:r>
+        <w:rPr>
+          <w:rFonts w:hint="eastAsia" w:ascii="Times New Roman" w:hAnsi="Times New Roman" w:eastAsia="FangSong" w:cs="Times New Roman"/>
+        </w:rPr>
+        <w:t xml:space="preserve">同族元素</w:t>
+      </w:r>
+      <w:r>
+        <w:rPr>
+          <w:rFonts w:ascii="Times New Roman" w:hAnsi="Times New Roman" w:eastAsia="Times New Roman" w:cs="Times New Roman"/>
+        </w:rPr>
+        <w:t xml:space="preserve"> </w:t>
+      </w:r>
+      <w:r>
+        <w:rPr>
+          <w:rFonts w:hint="eastAsia" w:ascii="Times New Roman" w:hAnsi="Times New Roman" w:eastAsia="Times New Roman" w:cs="Times New Roman"/>
+        </w:rPr>
+        <w:t>D、E、F（</w:t>
+      </w:r>
+      <w:r>
+        <w:rPr>
+          <w:rFonts w:hint="eastAsia" w:ascii="Times New Roman" w:hAnsi="Times New Roman" w:eastAsia="FangSong" w:cs="Times New Roman"/>
+        </w:rPr>
+        <w:t>均为非放射性副族元素</w:t>
+      </w:r>
+      <w:r>
+        <w:rPr>
+          <w:rFonts w:hint="eastAsia" w:ascii="Times New Roman" w:hAnsi="Times New Roman" w:eastAsia="Times New Roman" w:cs="Times New Roman"/>
+        </w:rPr>
+        <w:t>）</w:t>
+      </w:r>
+      <w:r>
+        <w:rPr>
+          <w:rFonts w:hint="eastAsia" w:ascii="Times New Roman" w:hAnsi="Times New Roman" w:eastAsia="FangSong" w:cs="Times New Roman"/>
+        </w:rPr>
+        <w:t>基态原子的价层电子组态符合同一个通式</w:t>
+      </w:r>
+      <w:r>
+        <w:rPr>
+          <w:rFonts w:hint="eastAsia" w:ascii="Times New Roman" w:hAnsi="Times New Roman" w:eastAsia="Times New Roman" w:cs="Times New Roman"/>
+        </w:rPr>
+        <w:t>，</w:t>
+      </w:r>
+      <w:r>
+        <w:rPr>
+          <w:rFonts w:hint="eastAsia" w:ascii="Times New Roman" w:hAnsi="Times New Roman" w:eastAsia="FangSong" w:cs="Times New Roman"/>
+        </w:rPr>
+        <w:t>在元素周期表中</w:t>
+      </w:r>
+      <w:r>
+        <w:rPr>
+          <w:rFonts w:hint="eastAsia" w:ascii="Times New Roman" w:hAnsi="Times New Roman" w:eastAsia="Times New Roman" w:cs="Times New Roman"/>
+        </w:rPr>
+        <w:t>，</w:t>
+      </w:r>
+      <w:r>
+        <w:rPr>
+          <w:rFonts w:hint="eastAsia" w:ascii="Times New Roman" w:hAnsi="Times New Roman" w:eastAsia="FangSong" w:cs="Times New Roman"/>
+        </w:rPr>
+        <w:t>位置在</w:t>
+      </w:r>
+      <w:r>
+        <w:rPr>
+          <w:rFonts w:ascii="Times New Roman" w:hAnsi="Times New Roman" w:eastAsia="Times New Roman" w:cs="Times New Roman"/>
+        </w:rPr>
+        <w:t xml:space="preserve"> A、B、C </w:t>
+      </w:r>
+      <w:r>
+        <w:rPr>
+          <w:rFonts w:hint="eastAsia" w:ascii="Times New Roman" w:hAnsi="Times New Roman" w:eastAsia="FangSong" w:cs="Times New Roman"/>
+        </w:rPr>
+        <w:t>所在族</w:t>
+      </w:r>
+      <w:r>
+        <w:rPr>
+          <w:rFonts w:hint="eastAsia" w:ascii="Times New Roman" w:hAnsi="Times New Roman" w:eastAsia="Times New Roman" w:cs="Times New Roman"/>
+        </w:rPr>
+        <w:t>（</w:t>
+      </w:r>
+      <w:r>
+        <w:rPr>
+          <w:rFonts w:hint="eastAsia" w:ascii="Times New Roman" w:hAnsi="Times New Roman" w:eastAsia="FangSong" w:cs="Times New Roman"/>
+        </w:rPr>
+        <w:t>第</w:t>
+      </w:r>
+      <w:r>
+        <w:rPr>
+          <w:rFonts w:hint="eastAsia" w:ascii="Times New Roman" w:hAnsi="Times New Roman" w:eastAsia="Times New Roman" w:cs="Times New Roman"/>
+        </w:rPr>
+        <w:t>11</w:t>
+      </w:r>
+      <w:r>
+        <w:rPr>
+          <w:rFonts w:hint="eastAsia" w:ascii="Times New Roman" w:hAnsi="Times New Roman" w:eastAsia="FangSong" w:cs="Times New Roman"/>
+        </w:rPr>
+        <w:t>族</w:t>
+      </w:r>
+      <w:r>
+        <w:rPr>
+          <w:rFonts w:hint="eastAsia" w:ascii="Times New Roman" w:hAnsi="Times New Roman" w:eastAsia="Times New Roman" w:cs="Times New Roman"/>
+        </w:rPr>
+        <w:t>）</w:t>
+      </w:r>
+      <w:r>
+        <w:rPr>
+          <w:rFonts w:hint="eastAsia" w:ascii="Times New Roman" w:hAnsi="Times New Roman" w:eastAsia="FangSong" w:cs="Times New Roman"/>
+        </w:rPr>
+        <w:t>之前</w:t>
+      </w:r>
+      <w:r>
+        <w:rPr>
+          <w:rFonts w:hint="eastAsia" w:ascii="Times New Roman" w:hAnsi="Times New Roman" w:eastAsia="Times New Roman" w:cs="Times New Roman"/>
+        </w:rPr>
+        <w:t>。</w:t>
+      </w:r>
+      <w:r>
+        <w:rPr>
+          <w:rFonts w:hint="eastAsia" w:ascii="Times New Roman" w:hAnsi="Times New Roman" w:eastAsia="FangSong" w:cs="Times New Roman"/>
+        </w:rPr>
+        <w:t>请给出</w:t>
+      </w:r>
+      <w:r>
+        <w:rPr>
+          <w:rFonts w:ascii="Times New Roman" w:hAnsi="Times New Roman" w:eastAsia="Times New Roman" w:cs="Times New Roman"/>
+        </w:rPr>
+        <w:t xml:space="preserve"> D、E、F </w:t>
+      </w:r>
+      <w:r>
+        <w:rPr>
+          <w:rFonts w:hint="eastAsia" w:ascii="Times New Roman" w:hAnsi="Times New Roman" w:eastAsia="FangSong" w:cs="Times New Roman"/>
+        </w:rPr>
+        <w:t>的元素符号及价层电子组态的通式</w:t>
+      </w:r>
+      <w:r>
+        <w:rPr>
+          <w:rFonts w:hint="eastAsia" w:ascii="Times New Roman" w:hAnsi="Times New Roman" w:eastAsia="Times New Roman" w:cs="Times New Roman"/>
+        </w:rPr>
+        <w:t>。</w:t>
+      </w:r>
+    </w:p>
+    <w:bookmarkEnd w:id="171"/>
+    <w:bookmarkStart w:id="175" w:name="第-21-题"/>
     <w:p>
       <w:pPr>
         <w:pStyle w:val="Heading2"/>
@@ -27109,7 +24857,19 @@
         <w:rPr>
           <w:rFonts w:hint="eastAsia" w:ascii="Times New Roman" w:hAnsi="Times New Roman" w:eastAsia="SimHei" w:cs="Times New Roman"/>
         </w:rPr>
-        <w:t xml:space="preserve">题目</w:t>
+        <w:t xml:space="preserve">第</w:t>
+      </w:r>
+      <w:r>
+        <w:rPr>
+          <w:rFonts w:ascii="Times New Roman" w:hAnsi="Times New Roman" w:eastAsia="Times New Roman" w:cs="Times New Roman"/>
+        </w:rPr>
+        <w:t xml:space="preserve"> 21 </w:t>
+      </w:r>
+      <w:r>
+        <w:rPr>
+          <w:rFonts w:hint="eastAsia" w:ascii="Times New Roman" w:hAnsi="Times New Roman" w:eastAsia="SimHei" w:cs="Times New Roman"/>
+        </w:rPr>
+        <w:t xml:space="preserve">题</w:t>
       </w:r>
     </w:p>
     <w:p>
@@ -27119,10 +24879,8 @@
       <w:r>
         <w:rPr>
           <w:rFonts w:hint="eastAsia" w:ascii="Times New Roman" w:hAnsi="Times New Roman" w:eastAsia="FangSong" w:cs="Times New Roman"/>
-          <w:b/>
-          <w:bCs/>
-        </w:rPr>
-        <w:t xml:space="preserve">来源</w:t>
+        </w:rPr>
+        <w:t>来源</w:t>
       </w:r>
       <w:r>
         <w:rPr>
@@ -27134,453 +24892,7 @@
         <w:rPr>
           <w:rFonts w:hint="eastAsia" w:ascii="Times New Roman" w:hAnsi="Times New Roman" w:eastAsia="FangSong" w:cs="Times New Roman"/>
         </w:rPr>
-        <w:t>第</w:t>
-      </w:r>
-      <w:r>
-        <w:rPr>
-          <w:rFonts w:hint="eastAsia" w:ascii="Times New Roman" w:hAnsi="Times New Roman" w:eastAsia="Times New Roman" w:cs="Times New Roman"/>
-        </w:rPr>
-        <w:t>25</w:t>
-      </w:r>
-      <w:r>
-        <w:rPr>
-          <w:rFonts w:hint="eastAsia" w:ascii="Times New Roman" w:hAnsi="Times New Roman" w:eastAsia="FangSong" w:cs="Times New Roman"/>
-        </w:rPr>
-        <w:t>届中国化学奥林匹克</w:t>
-      </w:r>
-      <w:r>
-        <w:rPr>
-          <w:rFonts w:hint="eastAsia" w:ascii="Times New Roman" w:hAnsi="Times New Roman" w:eastAsia="Times New Roman" w:cs="Times New Roman"/>
-        </w:rPr>
-        <w:t>（</w:t>
-      </w:r>
-      <w:r>
-        <w:rPr>
-          <w:rFonts w:hint="eastAsia" w:ascii="Times New Roman" w:hAnsi="Times New Roman" w:eastAsia="FangSong" w:cs="Times New Roman"/>
-        </w:rPr>
-        <w:t>决赛</w:t>
-      </w:r>
-      <w:r>
-        <w:rPr>
-          <w:rFonts w:hint="eastAsia" w:ascii="Times New Roman" w:hAnsi="Times New Roman" w:eastAsia="Times New Roman" w:cs="Times New Roman"/>
-        </w:rPr>
-        <w:t>）</w:t>
-      </w:r>
-      <w:r>
-        <w:rPr>
-          <w:rFonts w:hint="eastAsia" w:ascii="Times New Roman" w:hAnsi="Times New Roman" w:eastAsia="FangSong" w:cs="Times New Roman"/>
-        </w:rPr>
-        <w:t>第</w:t>
-      </w:r>
-      <w:r>
-        <w:rPr>
-          <w:rFonts w:hint="eastAsia" w:ascii="Times New Roman" w:hAnsi="Times New Roman" w:eastAsia="Times New Roman" w:cs="Times New Roman"/>
-        </w:rPr>
-        <w:t>1</w:t>
-      </w:r>
-      <w:r>
-        <w:rPr>
-          <w:rFonts w:hint="eastAsia" w:ascii="Times New Roman" w:hAnsi="Times New Roman" w:eastAsia="FangSong" w:cs="Times New Roman"/>
-        </w:rPr>
-        <w:t>题</w:t>
-      </w:r>
-      <w:r>
-        <w:rPr>
-          <w:rFonts w:hint="eastAsia" w:ascii="Times New Roman" w:hAnsi="Times New Roman" w:eastAsia="Times New Roman" w:cs="Times New Roman"/>
-        </w:rPr>
-        <w:t>(13</w:t>
-      </w:r>
-      <w:r>
-        <w:rPr>
-          <w:rFonts w:hint="eastAsia" w:ascii="Times New Roman" w:hAnsi="Times New Roman" w:eastAsia="FangSong" w:cs="Times New Roman"/>
-        </w:rPr>
-        <w:t>分</w:t>
-      </w:r>
-      <w:r>
-        <w:rPr>
-          <w:rFonts w:hint="eastAsia" w:ascii="Times New Roman" w:hAnsi="Times New Roman" w:eastAsia="Times New Roman" w:cs="Times New Roman"/>
-        </w:rPr>
-        <w:t>)</w:t>
-      </w:r>
-      <w:r>
-        <w:rPr>
-          <w:rFonts w:ascii="Times New Roman" w:hAnsi="Times New Roman" w:eastAsia="Times New Roman" w:cs="Times New Roman"/>
-        </w:rPr>
-        <w:t xml:space="preserve"> </w:t>
-      </w:r>
-      <w:r>
-        <w:rPr>
-          <w:rFonts w:hint="eastAsia" w:ascii="Times New Roman" w:hAnsi="Times New Roman" w:eastAsia="FangSong" w:cs="Times New Roman"/>
-        </w:rPr>
-        <w:t>第</w:t>
-      </w:r>
-      <w:r>
-        <w:rPr>
-          <w:rFonts w:hint="eastAsia" w:ascii="Times New Roman" w:hAnsi="Times New Roman" w:eastAsia="Times New Roman" w:cs="Times New Roman"/>
-        </w:rPr>
-        <w:t>(1-1)</w:t>
-      </w:r>
-      <w:r>
-        <w:rPr>
-          <w:rFonts w:hint="eastAsia" w:ascii="Times New Roman" w:hAnsi="Times New Roman" w:eastAsia="FangSong" w:cs="Times New Roman"/>
-        </w:rPr>
-        <w:t>小问</w:t>
-      </w:r>
-    </w:p>
-    <w:p>
-      <w:pPr>
-        <w:pStyle w:val="FirstParagraph"/>
-      </w:pPr>
-      <w:r>
-        <w:rPr>
-          <w:rFonts w:hint="eastAsia" w:ascii="Times New Roman" w:hAnsi="Times New Roman" w:eastAsia="FangSong" w:cs="Times New Roman"/>
-        </w:rPr>
-        <w:t xml:space="preserve">同族元素</w:t>
-      </w:r>
-      <w:r>
-        <w:rPr>
-          <w:rFonts w:ascii="Times New Roman" w:hAnsi="Times New Roman" w:eastAsia="Times New Roman" w:cs="Times New Roman"/>
-        </w:rPr>
-        <w:t xml:space="preserve"> </w:t>
-      </w:r>
-      <w:r>
-        <w:rPr>
-          <w:rFonts w:hint="eastAsia" w:ascii="Times New Roman" w:hAnsi="Times New Roman" w:eastAsia="Times New Roman" w:cs="Times New Roman"/>
-        </w:rPr>
-        <w:t>D、E、F（</w:t>
-      </w:r>
-      <w:r>
-        <w:rPr>
-          <w:rFonts w:hint="eastAsia" w:ascii="Times New Roman" w:hAnsi="Times New Roman" w:eastAsia="FangSong" w:cs="Times New Roman"/>
-        </w:rPr>
-        <w:t>均为非放射性副族元素</w:t>
-      </w:r>
-      <w:r>
-        <w:rPr>
-          <w:rFonts w:hint="eastAsia" w:ascii="Times New Roman" w:hAnsi="Times New Roman" w:eastAsia="Times New Roman" w:cs="Times New Roman"/>
-        </w:rPr>
-        <w:t>）</w:t>
-      </w:r>
-      <w:r>
-        <w:rPr>
-          <w:rFonts w:hint="eastAsia" w:ascii="Times New Roman" w:hAnsi="Times New Roman" w:eastAsia="FangSong" w:cs="Times New Roman"/>
-        </w:rPr>
-        <w:t>基态原子的价层电子组态符合同一个通式</w:t>
-      </w:r>
-      <w:r>
-        <w:rPr>
-          <w:rFonts w:hint="eastAsia" w:ascii="Times New Roman" w:hAnsi="Times New Roman" w:eastAsia="Times New Roman" w:cs="Times New Roman"/>
-        </w:rPr>
-        <w:t>，</w:t>
-      </w:r>
-      <w:r>
-        <w:rPr>
-          <w:rFonts w:hint="eastAsia" w:ascii="Times New Roman" w:hAnsi="Times New Roman" w:eastAsia="FangSong" w:cs="Times New Roman"/>
-        </w:rPr>
-        <w:t>在元素周期表中</w:t>
-      </w:r>
-      <w:r>
-        <w:rPr>
-          <w:rFonts w:hint="eastAsia" w:ascii="Times New Roman" w:hAnsi="Times New Roman" w:eastAsia="Times New Roman" w:cs="Times New Roman"/>
-        </w:rPr>
-        <w:t>，</w:t>
-      </w:r>
-      <w:r>
-        <w:rPr>
-          <w:rFonts w:hint="eastAsia" w:ascii="Times New Roman" w:hAnsi="Times New Roman" w:eastAsia="FangSong" w:cs="Times New Roman"/>
-        </w:rPr>
-        <w:t>位置在</w:t>
-      </w:r>
-      <w:r>
-        <w:rPr>
-          <w:rFonts w:ascii="Times New Roman" w:hAnsi="Times New Roman" w:eastAsia="Times New Roman" w:cs="Times New Roman"/>
-        </w:rPr>
-        <w:t xml:space="preserve"> A、B、C </w:t>
-      </w:r>
-      <w:r>
-        <w:rPr>
-          <w:rFonts w:hint="eastAsia" w:ascii="Times New Roman" w:hAnsi="Times New Roman" w:eastAsia="FangSong" w:cs="Times New Roman"/>
-        </w:rPr>
-        <w:t>所在族</w:t>
-      </w:r>
-      <w:r>
-        <w:rPr>
-          <w:rFonts w:hint="eastAsia" w:ascii="Times New Roman" w:hAnsi="Times New Roman" w:eastAsia="Times New Roman" w:cs="Times New Roman"/>
-        </w:rPr>
-        <w:t>（</w:t>
-      </w:r>
-      <w:r>
-        <w:rPr>
-          <w:rFonts w:hint="eastAsia" w:ascii="Times New Roman" w:hAnsi="Times New Roman" w:eastAsia="FangSong" w:cs="Times New Roman"/>
-        </w:rPr>
-        <w:t>第</w:t>
-      </w:r>
-      <w:r>
-        <w:rPr>
-          <w:rFonts w:hint="eastAsia" w:ascii="Times New Roman" w:hAnsi="Times New Roman" w:eastAsia="Times New Roman" w:cs="Times New Roman"/>
-        </w:rPr>
-        <w:t>11</w:t>
-      </w:r>
-      <w:r>
-        <w:rPr>
-          <w:rFonts w:hint="eastAsia" w:ascii="Times New Roman" w:hAnsi="Times New Roman" w:eastAsia="FangSong" w:cs="Times New Roman"/>
-        </w:rPr>
-        <w:t>族</w:t>
-      </w:r>
-      <w:r>
-        <w:rPr>
-          <w:rFonts w:hint="eastAsia" w:ascii="Times New Roman" w:hAnsi="Times New Roman" w:eastAsia="Times New Roman" w:cs="Times New Roman"/>
-        </w:rPr>
-        <w:t>）</w:t>
-      </w:r>
-      <w:r>
-        <w:rPr>
-          <w:rFonts w:hint="eastAsia" w:ascii="Times New Roman" w:hAnsi="Times New Roman" w:eastAsia="FangSong" w:cs="Times New Roman"/>
-        </w:rPr>
-        <w:t>之前</w:t>
-      </w:r>
-      <w:r>
-        <w:rPr>
-          <w:rFonts w:hint="eastAsia" w:ascii="Times New Roman" w:hAnsi="Times New Roman" w:eastAsia="Times New Roman" w:cs="Times New Roman"/>
-        </w:rPr>
-        <w:t>。</w:t>
-      </w:r>
-      <w:r>
-        <w:rPr>
-          <w:rFonts w:hint="eastAsia" w:ascii="Times New Roman" w:hAnsi="Times New Roman" w:eastAsia="FangSong" w:cs="Times New Roman"/>
-        </w:rPr>
-        <w:t>请给出</w:t>
-      </w:r>
-      <w:r>
-        <w:rPr>
-          <w:rFonts w:ascii="Times New Roman" w:hAnsi="Times New Roman" w:eastAsia="Times New Roman" w:cs="Times New Roman"/>
-        </w:rPr>
-        <w:t xml:space="preserve"> D、E、F </w:t>
-      </w:r>
-      <w:r>
-        <w:rPr>
-          <w:rFonts w:hint="eastAsia" w:ascii="Times New Roman" w:hAnsi="Times New Roman" w:eastAsia="FangSong" w:cs="Times New Roman"/>
-        </w:rPr>
-        <w:t>的元素符号及价层电子组态的通式</w:t>
-      </w:r>
-      <w:r>
-        <w:rPr>
-          <w:rFonts w:hint="eastAsia" w:ascii="Times New Roman" w:hAnsi="Times New Roman" w:eastAsia="Times New Roman" w:cs="Times New Roman"/>
-        </w:rPr>
-        <w:t>。</w:t>
-      </w:r>
-    </w:p>
-    <w:bookmarkEnd w:id="171"/>
-    <w:bookmarkStart w:id="175" w:name="第-21-题"/>
-    <w:p>
-      <w:pPr>
-        <w:pStyle w:val="Heading2"/>
-        <w:spacing w:before="280" w:after="120"/>
-      </w:pPr>
-      <w:r>
-        <w:rPr>
-          <w:rFonts w:hint="eastAsia" w:ascii="Times New Roman" w:hAnsi="Times New Roman" w:eastAsia="SimHei" w:cs="Times New Roman"/>
-        </w:rPr>
-        <w:t xml:space="preserve">第</w:t>
-      </w:r>
-      <w:r>
-        <w:rPr>
-          <w:rFonts w:ascii="Times New Roman" w:hAnsi="Times New Roman" w:eastAsia="Times New Roman" w:cs="Times New Roman"/>
-        </w:rPr>
-        <w:t xml:space="preserve"> 21 </w:t>
-      </w:r>
-      <w:r>
-        <w:rPr>
-          <w:rFonts w:hint="eastAsia" w:ascii="Times New Roman" w:hAnsi="Times New Roman" w:eastAsia="SimHei" w:cs="Times New Roman"/>
-        </w:rPr>
-        <w:t xml:space="preserve">题</w:t>
-      </w:r>
-    </w:p>
-    <w:p>
-      <w:pPr>
-        <w:pStyle w:val="BlockText"/>
-      </w:pPr>
-      <w:r>
-        <w:rPr>
-          <w:rFonts w:hint="eastAsia" w:ascii="Times New Roman" w:hAnsi="Times New Roman" w:eastAsia="FangSong" w:cs="Times New Roman"/>
-          <w:b/>
-          <w:bCs/>
-        </w:rPr>
-        <w:t xml:space="preserve">题源</w:t>
-      </w:r>
-      <w:r>
-        <w:rPr>
-          <w:rFonts w:hint="eastAsia" w:ascii="Times New Roman" w:hAnsi="Times New Roman" w:eastAsia="Times New Roman" w:cs="Times New Roman"/>
-        </w:rPr>
-        <w:t>：</w:t>
-      </w:r>
-      <w:r>
-        <w:rPr>
-          <w:rFonts w:hint="eastAsia" w:ascii="Times New Roman" w:hAnsi="Times New Roman" w:eastAsia="FangSong" w:cs="Times New Roman"/>
-        </w:rPr>
-        <w:t>题</w:t>
-      </w:r>
-      <w:r>
-        <w:rPr>
-          <w:rFonts w:hint="eastAsia" w:ascii="Times New Roman" w:hAnsi="Times New Roman" w:eastAsia="Times New Roman" w:cs="Times New Roman"/>
-        </w:rPr>
-        <w:t>-1186-</w:t>
-      </w:r>
-      <w:r>
-        <w:rPr>
-          <w:rFonts w:hint="eastAsia" w:ascii="Times New Roman" w:hAnsi="Times New Roman" w:eastAsia="FangSong" w:cs="Times New Roman"/>
-        </w:rPr>
-        <w:t>二分册</w:t>
-      </w:r>
-      <w:r>
-        <w:rPr>
-          <w:rFonts w:hint="eastAsia" w:ascii="Times New Roman" w:hAnsi="Times New Roman" w:eastAsia="Times New Roman" w:cs="Times New Roman"/>
-        </w:rPr>
-        <w:t>-</w:t>
-      </w:r>
-      <w:r>
-        <w:rPr>
-          <w:rFonts w:hint="eastAsia" w:ascii="Times New Roman" w:hAnsi="Times New Roman" w:eastAsia="FangSong" w:cs="Times New Roman"/>
-        </w:rPr>
-        <w:t>测</w:t>
-      </w:r>
-      <w:r>
-        <w:rPr>
-          <w:rFonts w:hint="eastAsia" w:ascii="Times New Roman" w:hAnsi="Times New Roman" w:eastAsia="Times New Roman" w:cs="Times New Roman"/>
-        </w:rPr>
-        <w:t>2-6-</w:t>
-      </w:r>
-      <w:r>
-        <w:rPr>
-          <w:rFonts w:hint="eastAsia" w:ascii="Times New Roman" w:hAnsi="Times New Roman" w:eastAsia="FangSong" w:cs="Times New Roman"/>
-        </w:rPr>
-        <w:t>工业制</w:t>
-      </w:r>
-      <w:r>
-        <w:rPr>
-          <w:rFonts w:hint="eastAsia" w:ascii="Times New Roman" w:hAnsi="Times New Roman" w:eastAsia="Times New Roman" w:cs="Times New Roman"/>
-        </w:rPr>
-        <w:t>Cr2O3</w:t>
-      </w:r>
-      <w:r>
-        <w:rPr>
-          <w:rFonts w:hint="eastAsia" w:ascii="Times New Roman" w:hAnsi="Times New Roman" w:eastAsia="FangSong" w:cs="Times New Roman"/>
-        </w:rPr>
-        <w:t>流程</w:t>
-      </w:r>
-      <w:r>
-        <w:rPr>
-          <w:rFonts w:ascii="Times New Roman" w:hAnsi="Times New Roman" w:eastAsia="Times New Roman" w:cs="Times New Roman"/>
-        </w:rPr>
-        <w:t xml:space="preserve"> </w:t>
-      </w:r>
-      <w:r>
-        <w:rPr>
-          <w:rFonts w:hint="eastAsia" w:ascii="Times New Roman" w:hAnsi="Times New Roman" w:eastAsia="Times New Roman" w:cs="Times New Roman"/>
-        </w:rPr>
-        <w:t xml:space="preserve">｜</w:t>
-      </w:r>
-      <w:r>
-        <w:rPr>
-          <w:rFonts w:ascii="Times New Roman" w:hAnsi="Times New Roman" w:eastAsia="Times New Roman" w:cs="Times New Roman"/>
-        </w:rPr>
-        <w:t xml:space="preserve"> </w:t>
-      </w:r>
-      <w:r>
-        <w:rPr>
-          <w:rFonts w:hint="eastAsia" w:ascii="Times New Roman" w:hAnsi="Times New Roman" w:eastAsia="FangSong" w:cs="Times New Roman"/>
-        </w:rPr>
         <w:t>高中化学竞赛教程第二分册</w:t>
-      </w:r>
-      <w:r>
-        <w:rPr>
-          <w:rFonts w:hint="eastAsia" w:ascii="Times New Roman" w:hAnsi="Times New Roman" w:eastAsia="Times New Roman" w:cs="Times New Roman"/>
-        </w:rPr>
-        <w:t>·</w:t>
-      </w:r>
-      <w:r>
-        <w:rPr>
-          <w:rFonts w:hint="eastAsia" w:ascii="Times New Roman" w:hAnsi="Times New Roman" w:eastAsia="FangSong" w:cs="Times New Roman"/>
-        </w:rPr>
-        <w:t>书末测试题二</w:t>
-      </w:r>
-      <w:r>
-        <w:rPr>
-          <w:rFonts w:hint="eastAsia" w:ascii="Times New Roman" w:hAnsi="Times New Roman" w:eastAsia="Times New Roman" w:cs="Times New Roman"/>
-        </w:rPr>
-        <w:t>·</w:t>
-      </w:r>
-      <w:r>
-        <w:rPr>
-          <w:rFonts w:hint="eastAsia" w:ascii="Times New Roman" w:hAnsi="Times New Roman" w:eastAsia="FangSong" w:cs="Times New Roman"/>
-        </w:rPr>
-        <w:t>二</w:t>
-      </w:r>
-      <w:r>
-        <w:rPr>
-          <w:rFonts w:hint="eastAsia" w:ascii="Times New Roman" w:hAnsi="Times New Roman" w:eastAsia="Times New Roman" w:cs="Times New Roman"/>
-        </w:rPr>
-        <w:t>、</w:t>
-      </w:r>
-      <w:r>
-        <w:rPr>
-          <w:rFonts w:hint="eastAsia" w:ascii="Times New Roman" w:hAnsi="Times New Roman" w:eastAsia="FangSong" w:cs="Times New Roman"/>
-        </w:rPr>
-        <w:t>第</w:t>
-      </w:r>
-      <w:r>
-        <w:rPr>
-          <w:rFonts w:hint="eastAsia" w:ascii="Times New Roman" w:hAnsi="Times New Roman" w:eastAsia="Times New Roman" w:cs="Times New Roman"/>
-        </w:rPr>
-        <w:t>6</w:t>
-      </w:r>
-      <w:r>
-        <w:rPr>
-          <w:rFonts w:hint="eastAsia" w:ascii="Times New Roman" w:hAnsi="Times New Roman" w:eastAsia="FangSong" w:cs="Times New Roman"/>
-        </w:rPr>
-        <w:t>题</w:t>
-      </w:r>
-      <w:r>
-        <w:rPr>
-          <w:rFonts w:ascii="Times New Roman" w:hAnsi="Times New Roman" w:eastAsia="Times New Roman" w:cs="Times New Roman"/>
-        </w:rPr>
-        <w:t xml:space="preserve"> </w:t>
-      </w:r>
-      <w:r>
-        <w:rPr>
-          <w:rFonts w:hint="eastAsia" w:ascii="Times New Roman" w:hAnsi="Times New Roman" w:eastAsia="Times New Roman" w:cs="Times New Roman"/>
-        </w:rPr>
-        <w:t xml:space="preserve">｜</w:t>
-      </w:r>
-      <w:r>
-        <w:rPr>
-          <w:rFonts w:ascii="Times New Roman" w:hAnsi="Times New Roman" w:eastAsia="Times New Roman" w:cs="Times New Roman"/>
-        </w:rPr>
-        <w:t xml:space="preserve"> </w:t>
-      </w:r>
-      <w:r>
-        <w:rPr>
-          <w:rFonts w:hint="eastAsia" w:ascii="Times New Roman" w:hAnsi="Times New Roman" w:eastAsia="Times New Roman" w:cs="Times New Roman"/>
-        </w:rPr>
-        <w:t xml:space="preserve">（d4，4</w:t>
-      </w:r>
-      <w:r>
-        <w:rPr>
-          <w:rFonts w:ascii="Times New Roman" w:hAnsi="Times New Roman" w:eastAsia="Times New Roman" w:cs="Times New Roman"/>
-        </w:rPr>
-        <w:t xml:space="preserve"> </w:t>
-      </w:r>
-      <w:r>
-        <w:rPr>
-          <w:rFonts w:hint="eastAsia" w:ascii="Times New Roman" w:hAnsi="Times New Roman" w:eastAsia="FangSong" w:cs="Times New Roman"/>
-        </w:rPr>
-        <w:t>分</w:t>
-      </w:r>
-      <w:r>
-        <w:rPr>
-          <w:rFonts w:hint="eastAsia" w:ascii="Times New Roman" w:hAnsi="Times New Roman" w:eastAsia="Times New Roman" w:cs="Times New Roman"/>
-        </w:rPr>
-        <w:t>）</w:t>
       </w:r>
     </w:p>
     <w:p>
@@ -28196,10 +25508,8 @@
       <w:r>
         <w:rPr>
           <w:rFonts w:hint="eastAsia" w:ascii="Times New Roman" w:hAnsi="Times New Roman" w:eastAsia="FangSong" w:cs="Times New Roman"/>
-          <w:b/>
-          <w:bCs/>
-        </w:rPr>
-        <w:t xml:space="preserve">题源</w:t>
+        </w:rPr>
+        <w:t>来源</w:t>
       </w:r>
       <w:r>
         <w:rPr>
@@ -28211,54 +25521,6 @@
         <w:rPr>
           <w:rFonts w:hint="eastAsia" w:ascii="Times New Roman" w:hAnsi="Times New Roman" w:eastAsia="FangSong" w:cs="Times New Roman"/>
         </w:rPr>
-        <w:t>题</w:t>
-      </w:r>
-      <w:r>
-        <w:rPr>
-          <w:rFonts w:hint="eastAsia" w:ascii="Times New Roman" w:hAnsi="Times New Roman" w:eastAsia="Times New Roman" w:cs="Times New Roman"/>
-        </w:rPr>
-        <w:t>-029</w:t>
-      </w:r>
-      <w:r>
-        <w:rPr>
-          <w:rFonts w:hint="eastAsia" w:ascii="Times New Roman" w:hAnsi="Times New Roman" w:eastAsia="FangSong" w:cs="Times New Roman"/>
-        </w:rPr>
-        <w:t>决</w:t>
-      </w:r>
-      <w:r>
-        <w:rPr>
-          <w:rFonts w:hint="eastAsia" w:ascii="Times New Roman" w:hAnsi="Times New Roman" w:eastAsia="Times New Roman" w:cs="Times New Roman"/>
-        </w:rPr>
-        <w:t>-3-</w:t>
-      </w:r>
-      <w:r>
-        <w:rPr>
-          <w:rFonts w:hint="eastAsia" w:ascii="Times New Roman" w:hAnsi="Times New Roman" w:eastAsia="FangSong" w:cs="Times New Roman"/>
-        </w:rPr>
-        <w:t>超导体与碘量法</w:t>
-      </w:r>
-      <w:r>
-        <w:rPr>
-          <w:rFonts w:ascii="Times New Roman" w:hAnsi="Times New Roman" w:eastAsia="Times New Roman" w:cs="Times New Roman"/>
-        </w:rPr>
-        <w:t xml:space="preserve"> </w:t>
-      </w:r>
-      <w:r>
-        <w:rPr>
-          <w:rFonts w:hint="eastAsia" w:ascii="Times New Roman" w:hAnsi="Times New Roman" w:eastAsia="Times New Roman" w:cs="Times New Roman"/>
-        </w:rPr>
-        <w:t xml:space="preserve">｜</w:t>
-      </w:r>
-      <w:r>
-        <w:rPr>
-          <w:rFonts w:ascii="Times New Roman" w:hAnsi="Times New Roman" w:eastAsia="Times New Roman" w:cs="Times New Roman"/>
-        </w:rPr>
-        <w:t xml:space="preserve"> </w:t>
-      </w:r>
-      <w:r>
-        <w:rPr>
-          <w:rFonts w:hint="eastAsia" w:ascii="Times New Roman" w:hAnsi="Times New Roman" w:eastAsia="FangSong" w:cs="Times New Roman"/>
-        </w:rPr>
         <w:t>第</w:t>
       </w:r>
       <w:r>
@@ -28271,85 +25533,7 @@
         <w:rPr>
           <w:rFonts w:hint="eastAsia" w:ascii="Times New Roman" w:hAnsi="Times New Roman" w:eastAsia="FangSong" w:cs="Times New Roman"/>
         </w:rPr>
-        <w:t>届中国化学奥林匹克</w:t>
-      </w:r>
-      <w:r>
-        <w:rPr>
-          <w:rFonts w:hint="eastAsia" w:ascii="Times New Roman" w:hAnsi="Times New Roman" w:eastAsia="Times New Roman" w:cs="Times New Roman"/>
-        </w:rPr>
-        <w:t>（</w:t>
-      </w:r>
-      <w:r>
-        <w:rPr>
-          <w:rFonts w:hint="eastAsia" w:ascii="Times New Roman" w:hAnsi="Times New Roman" w:eastAsia="FangSong" w:cs="Times New Roman"/>
-        </w:rPr>
-        <w:t>决赛</w:t>
-      </w:r>
-      <w:r>
-        <w:rPr>
-          <w:rFonts w:hint="eastAsia" w:ascii="Times New Roman" w:hAnsi="Times New Roman" w:eastAsia="Times New Roman" w:cs="Times New Roman"/>
-        </w:rPr>
-        <w:t>）</w:t>
-      </w:r>
-      <w:r>
-        <w:rPr>
-          <w:rFonts w:hint="eastAsia" w:ascii="Times New Roman" w:hAnsi="Times New Roman" w:eastAsia="FangSong" w:cs="Times New Roman"/>
-        </w:rPr>
-        <w:t>第</w:t>
-      </w:r>
-      <w:r>
-        <w:rPr>
-          <w:rFonts w:hint="eastAsia" w:ascii="Times New Roman" w:hAnsi="Times New Roman" w:eastAsia="Times New Roman" w:cs="Times New Roman"/>
-        </w:rPr>
-        <w:t>3</w:t>
-      </w:r>
-      <w:r>
-        <w:rPr>
-          <w:rFonts w:hint="eastAsia" w:ascii="Times New Roman" w:hAnsi="Times New Roman" w:eastAsia="FangSong" w:cs="Times New Roman"/>
-        </w:rPr>
-        <w:t>题</w:t>
-      </w:r>
-      <w:r>
-        <w:rPr>
-          <w:rFonts w:ascii="Times New Roman" w:hAnsi="Times New Roman" w:eastAsia="Times New Roman" w:cs="Times New Roman"/>
-        </w:rPr>
-        <w:t xml:space="preserve"> </w:t>
-      </w:r>
-      <w:r>
-        <w:rPr>
-          <w:rFonts w:hint="eastAsia" w:ascii="Times New Roman" w:hAnsi="Times New Roman" w:eastAsia="Times New Roman" w:cs="Times New Roman"/>
-        </w:rPr>
-        <w:t xml:space="preserve">｜</w:t>
-      </w:r>
-      <w:r>
-        <w:rPr>
-          <w:rFonts w:ascii="Times New Roman" w:hAnsi="Times New Roman" w:eastAsia="Times New Roman" w:cs="Times New Roman"/>
-        </w:rPr>
-        <w:t xml:space="preserve"> </w:t>
-      </w:r>
-      <w:r>
-        <w:rPr>
-          <w:rFonts w:hint="eastAsia" w:ascii="Times New Roman" w:hAnsi="Times New Roman" w:eastAsia="Times New Roman" w:cs="Times New Roman"/>
-        </w:rPr>
-        <w:t xml:space="preserve">（d4，4</w:t>
-      </w:r>
-      <w:r>
-        <w:rPr>
-          <w:rFonts w:ascii="Times New Roman" w:hAnsi="Times New Roman" w:eastAsia="Times New Roman" w:cs="Times New Roman"/>
-        </w:rPr>
-        <w:t xml:space="preserve"> </w:t>
-      </w:r>
-      <w:r>
-        <w:rPr>
-          <w:rFonts w:hint="eastAsia" w:ascii="Times New Roman" w:hAnsi="Times New Roman" w:eastAsia="FangSong" w:cs="Times New Roman"/>
-        </w:rPr>
-        <w:t>分</w:t>
-      </w:r>
-      <w:r>
-        <w:rPr>
-          <w:rFonts w:hint="eastAsia" w:ascii="Times New Roman" w:hAnsi="Times New Roman" w:eastAsia="Times New Roman" w:cs="Times New Roman"/>
-        </w:rPr>
-        <w:t>）</w:t>
+        <w:t>届决赛</w:t>
       </w:r>
     </w:p>
     <w:bookmarkEnd w:id="176"/>
@@ -29704,10 +26888,8 @@
       <w:r>
         <w:rPr>
           <w:rFonts w:hint="eastAsia" w:ascii="Times New Roman" w:hAnsi="Times New Roman" w:eastAsia="FangSong" w:cs="Times New Roman"/>
-          <w:b/>
-          <w:bCs/>
-        </w:rPr>
-        <w:t xml:space="preserve">题源</w:t>
+        </w:rPr>
+        <w:t>来源</w:t>
       </w:r>
       <w:r>
         <w:rPr>
@@ -29719,54 +26901,6 @@
         <w:rPr>
           <w:rFonts w:hint="eastAsia" w:ascii="Times New Roman" w:hAnsi="Times New Roman" w:eastAsia="FangSong" w:cs="Times New Roman"/>
         </w:rPr>
-        <w:t>题</w:t>
-      </w:r>
-      <w:r>
-        <w:rPr>
-          <w:rFonts w:hint="eastAsia" w:ascii="Times New Roman" w:hAnsi="Times New Roman" w:eastAsia="Times New Roman" w:cs="Times New Roman"/>
-        </w:rPr>
-        <w:t>-030</w:t>
-      </w:r>
-      <w:r>
-        <w:rPr>
-          <w:rFonts w:hint="eastAsia" w:ascii="Times New Roman" w:hAnsi="Times New Roman" w:eastAsia="FangSong" w:cs="Times New Roman"/>
-        </w:rPr>
-        <w:t>决</w:t>
-      </w:r>
-      <w:r>
-        <w:rPr>
-          <w:rFonts w:hint="eastAsia" w:ascii="Times New Roman" w:hAnsi="Times New Roman" w:eastAsia="Times New Roman" w:cs="Times New Roman"/>
-        </w:rPr>
-        <w:t>-2-</w:t>
-      </w:r>
-      <w:r>
-        <w:rPr>
-          <w:rFonts w:hint="eastAsia" w:ascii="Times New Roman" w:hAnsi="Times New Roman" w:eastAsia="FangSong" w:cs="Times New Roman"/>
-        </w:rPr>
-        <w:t>氮氧化合物推断</w:t>
-      </w:r>
-      <w:r>
-        <w:rPr>
-          <w:rFonts w:ascii="Times New Roman" w:hAnsi="Times New Roman" w:eastAsia="Times New Roman" w:cs="Times New Roman"/>
-        </w:rPr>
-        <w:t xml:space="preserve"> </w:t>
-      </w:r>
-      <w:r>
-        <w:rPr>
-          <w:rFonts w:hint="eastAsia" w:ascii="Times New Roman" w:hAnsi="Times New Roman" w:eastAsia="Times New Roman" w:cs="Times New Roman"/>
-        </w:rPr>
-        <w:t xml:space="preserve">｜</w:t>
-      </w:r>
-      <w:r>
-        <w:rPr>
-          <w:rFonts w:ascii="Times New Roman" w:hAnsi="Times New Roman" w:eastAsia="Times New Roman" w:cs="Times New Roman"/>
-        </w:rPr>
-        <w:t xml:space="preserve"> </w:t>
-      </w:r>
-      <w:r>
-        <w:rPr>
-          <w:rFonts w:hint="eastAsia" w:ascii="Times New Roman" w:hAnsi="Times New Roman" w:eastAsia="FangSong" w:cs="Times New Roman"/>
-        </w:rPr>
         <w:t>第</w:t>
       </w:r>
       <w:r>
@@ -29779,85 +26913,7 @@
         <w:rPr>
           <w:rFonts w:hint="eastAsia" w:ascii="Times New Roman" w:hAnsi="Times New Roman" w:eastAsia="FangSong" w:cs="Times New Roman"/>
         </w:rPr>
-        <w:t>届中国化学奥林匹克</w:t>
-      </w:r>
-      <w:r>
-        <w:rPr>
-          <w:rFonts w:hint="eastAsia" w:ascii="Times New Roman" w:hAnsi="Times New Roman" w:eastAsia="Times New Roman" w:cs="Times New Roman"/>
-        </w:rPr>
-        <w:t>（</w:t>
-      </w:r>
-      <w:r>
-        <w:rPr>
-          <w:rFonts w:hint="eastAsia" w:ascii="Times New Roman" w:hAnsi="Times New Roman" w:eastAsia="FangSong" w:cs="Times New Roman"/>
-        </w:rPr>
-        <w:t>决赛</w:t>
-      </w:r>
-      <w:r>
-        <w:rPr>
-          <w:rFonts w:hint="eastAsia" w:ascii="Times New Roman" w:hAnsi="Times New Roman" w:eastAsia="Times New Roman" w:cs="Times New Roman"/>
-        </w:rPr>
-        <w:t>）</w:t>
-      </w:r>
-      <w:r>
-        <w:rPr>
-          <w:rFonts w:hint="eastAsia" w:ascii="Times New Roman" w:hAnsi="Times New Roman" w:eastAsia="FangSong" w:cs="Times New Roman"/>
-        </w:rPr>
-        <w:t>第</w:t>
-      </w:r>
-      <w:r>
-        <w:rPr>
-          <w:rFonts w:hint="eastAsia" w:ascii="Times New Roman" w:hAnsi="Times New Roman" w:eastAsia="Times New Roman" w:cs="Times New Roman"/>
-        </w:rPr>
-        <w:t>2</w:t>
-      </w:r>
-      <w:r>
-        <w:rPr>
-          <w:rFonts w:hint="eastAsia" w:ascii="Times New Roman" w:hAnsi="Times New Roman" w:eastAsia="FangSong" w:cs="Times New Roman"/>
-        </w:rPr>
-        <w:t>题</w:t>
-      </w:r>
-      <w:r>
-        <w:rPr>
-          <w:rFonts w:ascii="Times New Roman" w:hAnsi="Times New Roman" w:eastAsia="Times New Roman" w:cs="Times New Roman"/>
-        </w:rPr>
-        <w:t xml:space="preserve"> </w:t>
-      </w:r>
-      <w:r>
-        <w:rPr>
-          <w:rFonts w:hint="eastAsia" w:ascii="Times New Roman" w:hAnsi="Times New Roman" w:eastAsia="Times New Roman" w:cs="Times New Roman"/>
-        </w:rPr>
-        <w:t xml:space="preserve">｜</w:t>
-      </w:r>
-      <w:r>
-        <w:rPr>
-          <w:rFonts w:ascii="Times New Roman" w:hAnsi="Times New Roman" w:eastAsia="Times New Roman" w:cs="Times New Roman"/>
-        </w:rPr>
-        <w:t xml:space="preserve"> </w:t>
-      </w:r>
-      <w:r>
-        <w:rPr>
-          <w:rFonts w:hint="eastAsia" w:ascii="Times New Roman" w:hAnsi="Times New Roman" w:eastAsia="Times New Roman" w:cs="Times New Roman"/>
-        </w:rPr>
-        <w:t xml:space="preserve">（d4，4</w:t>
-      </w:r>
-      <w:r>
-        <w:rPr>
-          <w:rFonts w:ascii="Times New Roman" w:hAnsi="Times New Roman" w:eastAsia="Times New Roman" w:cs="Times New Roman"/>
-        </w:rPr>
-        <w:t xml:space="preserve"> </w:t>
-      </w:r>
-      <w:r>
-        <w:rPr>
-          <w:rFonts w:hint="eastAsia" w:ascii="Times New Roman" w:hAnsi="Times New Roman" w:eastAsia="FangSong" w:cs="Times New Roman"/>
-        </w:rPr>
-        <w:t>分</w:t>
-      </w:r>
-      <w:r>
-        <w:rPr>
-          <w:rFonts w:hint="eastAsia" w:ascii="Times New Roman" w:hAnsi="Times New Roman" w:eastAsia="Times New Roman" w:cs="Times New Roman"/>
-        </w:rPr>
-        <w:t>）</w:t>
+        <w:t>届决赛</w:t>
       </w:r>
     </w:p>
     <w:bookmarkEnd w:id="181"/>
@@ -31398,10 +28454,8 @@
       <w:r>
         <w:rPr>
           <w:rFonts w:hint="eastAsia" w:ascii="Times New Roman" w:hAnsi="Times New Roman" w:eastAsia="FangSong" w:cs="Times New Roman"/>
-          <w:b/>
-          <w:bCs/>
-        </w:rPr>
-        <w:t xml:space="preserve">题源</w:t>
+        </w:rPr>
+        <w:t>来源</w:t>
       </w:r>
       <w:r>
         <w:rPr>
@@ -31413,54 +28467,6 @@
         <w:rPr>
           <w:rFonts w:hint="eastAsia" w:ascii="Times New Roman" w:hAnsi="Times New Roman" w:eastAsia="FangSong" w:cs="Times New Roman"/>
         </w:rPr>
-        <w:t>题</w:t>
-      </w:r>
-      <w:r>
-        <w:rPr>
-          <w:rFonts w:hint="eastAsia" w:ascii="Times New Roman" w:hAnsi="Times New Roman" w:eastAsia="Times New Roman" w:cs="Times New Roman"/>
-        </w:rPr>
-        <w:t>-032</w:t>
-      </w:r>
-      <w:r>
-        <w:rPr>
-          <w:rFonts w:hint="eastAsia" w:ascii="Times New Roman" w:hAnsi="Times New Roman" w:eastAsia="FangSong" w:cs="Times New Roman"/>
-        </w:rPr>
-        <w:t>决</w:t>
-      </w:r>
-      <w:r>
-        <w:rPr>
-          <w:rFonts w:hint="eastAsia" w:ascii="Times New Roman" w:hAnsi="Times New Roman" w:eastAsia="Times New Roman" w:cs="Times New Roman"/>
-        </w:rPr>
-        <w:t>-2-</w:t>
-      </w:r>
-      <w:r>
-        <w:rPr>
-          <w:rFonts w:hint="eastAsia" w:ascii="Times New Roman" w:hAnsi="Times New Roman" w:eastAsia="FangSong" w:cs="Times New Roman"/>
-        </w:rPr>
-        <w:t>无机化学综合</w:t>
-      </w:r>
-      <w:r>
-        <w:rPr>
-          <w:rFonts w:ascii="Times New Roman" w:hAnsi="Times New Roman" w:eastAsia="Times New Roman" w:cs="Times New Roman"/>
-        </w:rPr>
-        <w:t xml:space="preserve"> </w:t>
-      </w:r>
-      <w:r>
-        <w:rPr>
-          <w:rFonts w:hint="eastAsia" w:ascii="Times New Roman" w:hAnsi="Times New Roman" w:eastAsia="Times New Roman" w:cs="Times New Roman"/>
-        </w:rPr>
-        <w:t xml:space="preserve">｜</w:t>
-      </w:r>
-      <w:r>
-        <w:rPr>
-          <w:rFonts w:ascii="Times New Roman" w:hAnsi="Times New Roman" w:eastAsia="Times New Roman" w:cs="Times New Roman"/>
-        </w:rPr>
-        <w:t xml:space="preserve"> </w:t>
-      </w:r>
-      <w:r>
-        <w:rPr>
-          <w:rFonts w:hint="eastAsia" w:ascii="Times New Roman" w:hAnsi="Times New Roman" w:eastAsia="FangSong" w:cs="Times New Roman"/>
-        </w:rPr>
         <w:t>第</w:t>
       </w:r>
       <w:r>
@@ -31473,85 +28479,7 @@
         <w:rPr>
           <w:rFonts w:hint="eastAsia" w:ascii="Times New Roman" w:hAnsi="Times New Roman" w:eastAsia="FangSong" w:cs="Times New Roman"/>
         </w:rPr>
-        <w:t>届中国化学奥林匹克</w:t>
-      </w:r>
-      <w:r>
-        <w:rPr>
-          <w:rFonts w:hint="eastAsia" w:ascii="Times New Roman" w:hAnsi="Times New Roman" w:eastAsia="Times New Roman" w:cs="Times New Roman"/>
-        </w:rPr>
-        <w:t>（</w:t>
-      </w:r>
-      <w:r>
-        <w:rPr>
-          <w:rFonts w:hint="eastAsia" w:ascii="Times New Roman" w:hAnsi="Times New Roman" w:eastAsia="FangSong" w:cs="Times New Roman"/>
-        </w:rPr>
-        <w:t>决赛</w:t>
-      </w:r>
-      <w:r>
-        <w:rPr>
-          <w:rFonts w:hint="eastAsia" w:ascii="Times New Roman" w:hAnsi="Times New Roman" w:eastAsia="Times New Roman" w:cs="Times New Roman"/>
-        </w:rPr>
-        <w:t>）</w:t>
-      </w:r>
-      <w:r>
-        <w:rPr>
-          <w:rFonts w:hint="eastAsia" w:ascii="Times New Roman" w:hAnsi="Times New Roman" w:eastAsia="FangSong" w:cs="Times New Roman"/>
-        </w:rPr>
-        <w:t>第</w:t>
-      </w:r>
-      <w:r>
-        <w:rPr>
-          <w:rFonts w:hint="eastAsia" w:ascii="Times New Roman" w:hAnsi="Times New Roman" w:eastAsia="Times New Roman" w:cs="Times New Roman"/>
-        </w:rPr>
-        <w:t>2</w:t>
-      </w:r>
-      <w:r>
-        <w:rPr>
-          <w:rFonts w:hint="eastAsia" w:ascii="Times New Roman" w:hAnsi="Times New Roman" w:eastAsia="FangSong" w:cs="Times New Roman"/>
-        </w:rPr>
-        <w:t>题</w:t>
-      </w:r>
-      <w:r>
-        <w:rPr>
-          <w:rFonts w:ascii="Times New Roman" w:hAnsi="Times New Roman" w:eastAsia="Times New Roman" w:cs="Times New Roman"/>
-        </w:rPr>
-        <w:t xml:space="preserve"> </w:t>
-      </w:r>
-      <w:r>
-        <w:rPr>
-          <w:rFonts w:hint="eastAsia" w:ascii="Times New Roman" w:hAnsi="Times New Roman" w:eastAsia="Times New Roman" w:cs="Times New Roman"/>
-        </w:rPr>
-        <w:t xml:space="preserve">｜</w:t>
-      </w:r>
-      <w:r>
-        <w:rPr>
-          <w:rFonts w:ascii="Times New Roman" w:hAnsi="Times New Roman" w:eastAsia="Times New Roman" w:cs="Times New Roman"/>
-        </w:rPr>
-        <w:t xml:space="preserve"> </w:t>
-      </w:r>
-      <w:r>
-        <w:rPr>
-          <w:rFonts w:hint="eastAsia" w:ascii="Times New Roman" w:hAnsi="Times New Roman" w:eastAsia="Times New Roman" w:cs="Times New Roman"/>
-        </w:rPr>
-        <w:t xml:space="preserve">（d5，5</w:t>
-      </w:r>
-      <w:r>
-        <w:rPr>
-          <w:rFonts w:ascii="Times New Roman" w:hAnsi="Times New Roman" w:eastAsia="Times New Roman" w:cs="Times New Roman"/>
-        </w:rPr>
-        <w:t xml:space="preserve"> </w:t>
-      </w:r>
-      <w:r>
-        <w:rPr>
-          <w:rFonts w:hint="eastAsia" w:ascii="Times New Roman" w:hAnsi="Times New Roman" w:eastAsia="FangSong" w:cs="Times New Roman"/>
-        </w:rPr>
-        <w:t>分</w:t>
-      </w:r>
-      <w:r>
-        <w:rPr>
-          <w:rFonts w:hint="eastAsia" w:ascii="Times New Roman" w:hAnsi="Times New Roman" w:eastAsia="Times New Roman" w:cs="Times New Roman"/>
-        </w:rPr>
-        <w:t>）</w:t>
+        <w:t>届决赛</w:t>
       </w:r>
     </w:p>
     <w:bookmarkEnd w:id="189"/>
@@ -33534,10 +30462,8 @@
       <w:r>
         <w:rPr>
           <w:rFonts w:hint="eastAsia" w:ascii="Times New Roman" w:hAnsi="Times New Roman" w:eastAsia="FangSong" w:cs="Times New Roman"/>
-          <w:b/>
-          <w:bCs/>
-        </w:rPr>
-        <w:t xml:space="preserve">题源</w:t>
+        </w:rPr>
+        <w:t>来源</w:t>
       </w:r>
       <w:r>
         <w:rPr>
@@ -33549,54 +30475,6 @@
         <w:rPr>
           <w:rFonts w:hint="eastAsia" w:ascii="Times New Roman" w:hAnsi="Times New Roman" w:eastAsia="FangSong" w:cs="Times New Roman"/>
         </w:rPr>
-        <w:t>题</w:t>
-      </w:r>
-      <w:r>
-        <w:rPr>
-          <w:rFonts w:hint="eastAsia" w:ascii="Times New Roman" w:hAnsi="Times New Roman" w:eastAsia="Times New Roman" w:cs="Times New Roman"/>
-        </w:rPr>
-        <w:t>-34</w:t>
-      </w:r>
-      <w:r>
-        <w:rPr>
-          <w:rFonts w:hint="eastAsia" w:ascii="Times New Roman" w:hAnsi="Times New Roman" w:eastAsia="FangSong" w:cs="Times New Roman"/>
-        </w:rPr>
-        <w:t>决理</w:t>
-      </w:r>
-      <w:r>
-        <w:rPr>
-          <w:rFonts w:hint="eastAsia" w:ascii="Times New Roman" w:hAnsi="Times New Roman" w:eastAsia="Times New Roman" w:cs="Times New Roman"/>
-        </w:rPr>
-        <w:t>-1-2-</w:t>
-      </w:r>
-      <w:r>
-        <w:rPr>
-          <w:rFonts w:hint="eastAsia" w:ascii="Times New Roman" w:hAnsi="Times New Roman" w:eastAsia="FangSong" w:cs="Times New Roman"/>
-        </w:rPr>
-        <w:t>硫磷化锂电池材料</w:t>
-      </w:r>
-      <w:r>
-        <w:rPr>
-          <w:rFonts w:ascii="Times New Roman" w:hAnsi="Times New Roman" w:eastAsia="Times New Roman" w:cs="Times New Roman"/>
-        </w:rPr>
-        <w:t xml:space="preserve"> </w:t>
-      </w:r>
-      <w:r>
-        <w:rPr>
-          <w:rFonts w:hint="eastAsia" w:ascii="Times New Roman" w:hAnsi="Times New Roman" w:eastAsia="Times New Roman" w:cs="Times New Roman"/>
-        </w:rPr>
-        <w:t xml:space="preserve">｜</w:t>
-      </w:r>
-      <w:r>
-        <w:rPr>
-          <w:rFonts w:ascii="Times New Roman" w:hAnsi="Times New Roman" w:eastAsia="Times New Roman" w:cs="Times New Roman"/>
-        </w:rPr>
-        <w:t xml:space="preserve"> </w:t>
-      </w:r>
-      <w:r>
-        <w:rPr>
-          <w:rFonts w:hint="eastAsia" w:ascii="Times New Roman" w:hAnsi="Times New Roman" w:eastAsia="FangSong" w:cs="Times New Roman"/>
-        </w:rPr>
         <w:t>第</w:t>
       </w:r>
       <w:r>
@@ -33609,79 +30487,7 @@
         <w:rPr>
           <w:rFonts w:hint="eastAsia" w:ascii="Times New Roman" w:hAnsi="Times New Roman" w:eastAsia="FangSong" w:cs="Times New Roman"/>
         </w:rPr>
-        <w:t>届中国化学奥林匹克</w:t>
-      </w:r>
-      <w:r>
-        <w:rPr>
-          <w:rFonts w:hint="eastAsia" w:ascii="Times New Roman" w:hAnsi="Times New Roman" w:eastAsia="Times New Roman" w:cs="Times New Roman"/>
-        </w:rPr>
-        <w:t>(</w:t>
-      </w:r>
-      <w:r>
-        <w:rPr>
-          <w:rFonts w:hint="eastAsia" w:ascii="Times New Roman" w:hAnsi="Times New Roman" w:eastAsia="FangSong" w:cs="Times New Roman"/>
-        </w:rPr>
-        <w:t>决赛</w:t>
-      </w:r>
-      <w:r>
-        <w:rPr>
-          <w:rFonts w:hint="eastAsia" w:ascii="Times New Roman" w:hAnsi="Times New Roman" w:eastAsia="Times New Roman" w:cs="Times New Roman"/>
-        </w:rPr>
-        <w:t>)</w:t>
-      </w:r>
-      <w:r>
-        <w:rPr>
-          <w:rFonts w:hint="eastAsia" w:ascii="Times New Roman" w:hAnsi="Times New Roman" w:eastAsia="FangSong" w:cs="Times New Roman"/>
-        </w:rPr>
-        <w:t>试题</w:t>
-      </w:r>
-      <w:r>
-        <w:rPr>
-          <w:rFonts w:hint="eastAsia" w:ascii="Times New Roman" w:hAnsi="Times New Roman" w:eastAsia="Times New Roman" w:cs="Times New Roman"/>
-        </w:rPr>
-        <w:t>-1</w:t>
-      </w:r>
-      <w:r>
-        <w:rPr>
-          <w:rFonts w:ascii="Times New Roman" w:hAnsi="Times New Roman" w:eastAsia="Times New Roman" w:cs="Times New Roman"/>
-        </w:rPr>
-        <w:t xml:space="preserve"> </w:t>
-      </w:r>
-      <w:r>
-        <w:rPr>
-          <w:rFonts w:hint="eastAsia" w:ascii="Times New Roman" w:hAnsi="Times New Roman" w:eastAsia="Times New Roman" w:cs="Times New Roman"/>
-        </w:rPr>
-        <w:t xml:space="preserve">｜</w:t>
-      </w:r>
-      <w:r>
-        <w:rPr>
-          <w:rFonts w:ascii="Times New Roman" w:hAnsi="Times New Roman" w:eastAsia="Times New Roman" w:cs="Times New Roman"/>
-        </w:rPr>
-        <w:t xml:space="preserve"> </w:t>
-      </w:r>
-      <w:r>
-        <w:rPr>
-          <w:rFonts w:hint="eastAsia" w:ascii="Times New Roman" w:hAnsi="Times New Roman" w:eastAsia="Times New Roman" w:cs="Times New Roman"/>
-        </w:rPr>
-        <w:t xml:space="preserve">（d5，5</w:t>
-      </w:r>
-      <w:r>
-        <w:rPr>
-          <w:rFonts w:ascii="Times New Roman" w:hAnsi="Times New Roman" w:eastAsia="Times New Roman" w:cs="Times New Roman"/>
-        </w:rPr>
-        <w:t xml:space="preserve"> </w:t>
-      </w:r>
-      <w:r>
-        <w:rPr>
-          <w:rFonts w:hint="eastAsia" w:ascii="Times New Roman" w:hAnsi="Times New Roman" w:eastAsia="FangSong" w:cs="Times New Roman"/>
-        </w:rPr>
-        <w:t>分</w:t>
-      </w:r>
-      <w:r>
-        <w:rPr>
-          <w:rFonts w:hint="eastAsia" w:ascii="Times New Roman" w:hAnsi="Times New Roman" w:eastAsia="Times New Roman" w:cs="Times New Roman"/>
-        </w:rPr>
-        <w:t>）</w:t>
+        <w:t>届决赛</w:t>
       </w:r>
     </w:p>
     <w:p>
